--- a/Notes/RunningNotes/SystemDesign.docx
+++ b/Notes/RunningNotes/SystemDesign.docx
@@ -110,6 +110,21 @@
           <w:szCs w:val="24"/>
         </w:rPr>
         <w:t xml:space="preserve">Latency, Elasticity, </w:t>
+      </w:r>
+    </w:p>
+    <w:p>
+      <w:pPr>
+        <w:rPr>
+          <w:rFonts w:ascii="Arial" w:hAnsi="Arial" w:cs="Arial"/>
+          <w:szCs w:val="24"/>
+        </w:rPr>
+      </w:pPr>
+      <w:r>
+        <w:rPr>
+          <w:rFonts w:ascii="Arial" w:hAnsi="Arial" w:cs="Arial"/>
+          <w:szCs w:val="24"/>
+        </w:rPr>
+        <w:t>AAA – Authorization, Auditable, Atomic</w:t>
       </w:r>
       <w:r>
         <w:rPr>
@@ -296,6 +311,7 @@
           <w:color w:val="292929"/>
           <w:spacing w:val="-1"/>
         </w:rPr>
+        <w:lastRenderedPageBreak/>
         <w:t>Pull</w:t>
       </w:r>
       <w:r>
@@ -330,7 +346,6 @@
           <w:color w:val="292929"/>
           <w:spacing w:val="-1"/>
         </w:rPr>
-        <w:lastRenderedPageBreak/>
         <w:t>Hybrid Approach </w:t>
       </w:r>
       <w:r>
@@ -760,7 +775,6 @@
           <w:color w:val="000000" w:themeColor="text1"/>
           <w:szCs w:val="24"/>
         </w:rPr>
-        <w:lastRenderedPageBreak/>
         <w:t>UML terminology</w:t>
       </w:r>
     </w:p>
@@ -1242,7 +1256,6 @@
           <w:color w:val="000000" w:themeColor="text1"/>
           <w:szCs w:val="24"/>
         </w:rPr>
-        <w:lastRenderedPageBreak/>
         <w:t>Dependency Injection. Code that constructs a dependency (what-to-do part) -- instantiating and injecting that dependency for the clients when needed, which is usually taken care of by the DI tools such as Dagger (when-to-do-part).</w:t>
       </w:r>
     </w:p>
@@ -1835,6 +1848,7 @@
           <w:sz w:val="24"/>
           <w:szCs w:val="24"/>
         </w:rPr>
+        <w:lastRenderedPageBreak/>
         <w:t>How to store passwords in DB:</w:t>
       </w:r>
     </w:p>
@@ -1925,7 +1939,6 @@
           <w:rFonts w:ascii="Arial" w:hAnsi="Arial" w:cs="Arial"/>
           <w:szCs w:val="24"/>
         </w:rPr>
-        <w:lastRenderedPageBreak/>
         <w:t>Salt can be stored as plain text.</w:t>
       </w:r>
     </w:p>
@@ -2441,6 +2454,13 @@
           <w:szCs w:val="24"/>
         </w:rPr>
         <w:br/>
+      </w:r>
+      <w:r>
+        <w:rPr>
+          <w:rFonts w:ascii="Arial" w:hAnsi="Arial" w:cs="Arial"/>
+          <w:szCs w:val="24"/>
+        </w:rPr>
+        <w:lastRenderedPageBreak/>
         <w:t>Talks to identity provider for authentication/authorization</w:t>
       </w:r>
       <w:r>
@@ -2470,15 +2490,55 @@
     </w:p>
     <w:p>
       <w:pPr>
-        <w:rPr>
-          <w:rFonts w:ascii="Arial" w:hAnsi="Arial" w:cs="Arial"/>
-          <w:szCs w:val="24"/>
-        </w:rPr>
-      </w:pPr>
-    </w:p>
-    <w:p>
-      <w:pPr>
         <w:pStyle w:val="Heading1"/>
+      </w:pPr>
+      <w:r>
+        <w:t>Resiliency:</w:t>
+      </w:r>
+    </w:p>
+    <w:p/>
+    <w:p>
+      <w:r>
+        <w:t>MZR is multizone region – where multiple regions physically close to each other are grouped together as an MZR.</w:t>
+      </w:r>
+    </w:p>
+    <w:p>
+      <w:r>
+        <w:t>Memory vs disk – Brain’s notepad, Paper files in our cabinet</w:t>
+      </w:r>
+    </w:p>
+    <w:p>
+      <w:r>
+        <w:t>Throughput vs bandwidth – Amount of data through the network per second. Maximum amount of data that can flow through the network per second.</w:t>
+      </w:r>
+      <w:r>
+        <w:br/>
+        <w:t>Actual amount of data vs Maximum amount of data</w:t>
+      </w:r>
+    </w:p>
+    <w:p/>
+    <w:p>
+      <w:pPr>
+        <w:pStyle w:val="Heading1"/>
+      </w:pPr>
+      <w:r>
+        <w:t>TODO</w:t>
+      </w:r>
+    </w:p>
+    <w:p/>
+    <w:p>
+      <w:r>
+        <w:t xml:space="preserve">Retry, timeout, failover, </w:t>
+      </w:r>
+      <w:proofErr w:type="spellStart"/>
+      <w:r>
+        <w:t>ratelimit</w:t>
+      </w:r>
+      <w:proofErr w:type="spellEnd"/>
+    </w:p>
+    <w:p>
+      <w:pPr>
+        <w:pStyle w:val="Heading1"/>
         <w:rPr>
           <w:rFonts w:ascii="Arial" w:hAnsi="Arial" w:cs="Arial"/>
           <w:sz w:val="24"/>
@@ -2699,6 +2759,7 @@
           <w:rFonts w:ascii="Arial" w:hAnsi="Arial" w:cs="Arial"/>
           <w:szCs w:val="24"/>
         </w:rPr>
+        <w:lastRenderedPageBreak/>
         <w:t>For a distributed system, the system will continue to work unless there is a</w:t>
       </w:r>
       <w:r>
@@ -2897,253 +2958,253 @@
           <w:rFonts w:ascii="Arial" w:hAnsi="Arial" w:cs="Arial"/>
           <w:szCs w:val="24"/>
         </w:rPr>
+        <w:t xml:space="preserve">AP – Cassandra, couch </w:t>
+      </w:r>
+      <w:proofErr w:type="spellStart"/>
+      <w:r>
+        <w:rPr>
+          <w:rFonts w:ascii="Arial" w:hAnsi="Arial" w:cs="Arial"/>
+          <w:szCs w:val="24"/>
+        </w:rPr>
+        <w:t>db</w:t>
+      </w:r>
+      <w:proofErr w:type="spellEnd"/>
+    </w:p>
+    <w:p>
+      <w:pPr>
+        <w:rPr>
+          <w:rFonts w:ascii="Arial" w:hAnsi="Arial" w:cs="Arial"/>
+          <w:szCs w:val="24"/>
+        </w:rPr>
+      </w:pPr>
+      <w:r>
+        <w:rPr>
+          <w:rFonts w:ascii="Arial" w:hAnsi="Arial" w:cs="Arial"/>
+          <w:szCs w:val="24"/>
+        </w:rPr>
+        <w:t xml:space="preserve">CA - </w:t>
+      </w:r>
+      <w:proofErr w:type="spellStart"/>
+      <w:r>
+        <w:rPr>
+          <w:rFonts w:ascii="Arial" w:hAnsi="Arial" w:cs="Arial"/>
+          <w:szCs w:val="24"/>
+        </w:rPr>
+        <w:t>MSSql</w:t>
+      </w:r>
+      <w:proofErr w:type="spellEnd"/>
+      <w:r>
+        <w:rPr>
+          <w:rFonts w:ascii="Arial" w:hAnsi="Arial" w:cs="Arial"/>
+          <w:szCs w:val="24"/>
+        </w:rPr>
+        <w:t xml:space="preserve">, </w:t>
+      </w:r>
+      <w:proofErr w:type="spellStart"/>
+      <w:r>
+        <w:rPr>
+          <w:rFonts w:ascii="Arial" w:hAnsi="Arial" w:cs="Arial"/>
+          <w:szCs w:val="24"/>
+        </w:rPr>
+        <w:t>mariaDB</w:t>
+      </w:r>
+      <w:proofErr w:type="spellEnd"/>
+    </w:p>
+    <w:p>
+      <w:pPr>
+        <w:rPr>
+          <w:rFonts w:ascii="Arial" w:hAnsi="Arial" w:cs="Arial"/>
+          <w:szCs w:val="24"/>
+        </w:rPr>
+      </w:pPr>
+    </w:p>
+    <w:p>
+      <w:pPr>
+        <w:rPr>
+          <w:rFonts w:ascii="Arial" w:hAnsi="Arial" w:cs="Arial"/>
+          <w:szCs w:val="24"/>
+        </w:rPr>
+      </w:pPr>
+      <w:r>
+        <w:rPr>
+          <w:rFonts w:ascii="Arial" w:hAnsi="Arial" w:cs="Arial"/>
+          <w:szCs w:val="24"/>
+        </w:rPr>
+        <w:t>Database system designed with ACID guarantees (RDBMS) usually chooses consistency over availability</w:t>
+      </w:r>
+    </w:p>
+    <w:p>
+      <w:pPr>
+        <w:rPr>
+          <w:rFonts w:ascii="Arial" w:hAnsi="Arial" w:cs="Arial"/>
+          <w:szCs w:val="24"/>
+        </w:rPr>
+      </w:pPr>
+      <w:r>
+        <w:rPr>
+          <w:rFonts w:ascii="Arial" w:hAnsi="Arial" w:cs="Arial"/>
+          <w:szCs w:val="24"/>
+        </w:rPr>
+        <w:t>whereas system Designed with BASE guarantees, availability.</w:t>
+      </w:r>
+    </w:p>
+    <w:p>
+      <w:pPr>
+        <w:rPr>
+          <w:rFonts w:ascii="Arial" w:hAnsi="Arial" w:cs="Arial"/>
+          <w:szCs w:val="24"/>
+        </w:rPr>
+      </w:pPr>
+    </w:p>
+    <w:p>
+      <w:pPr>
+        <w:rPr>
+          <w:rFonts w:ascii="Arial" w:hAnsi="Arial" w:cs="Arial"/>
+          <w:szCs w:val="24"/>
+        </w:rPr>
+      </w:pPr>
+    </w:p>
+    <w:p>
+      <w:pPr>
+        <w:rPr>
+          <w:rFonts w:ascii="Arial" w:hAnsi="Arial" w:cs="Arial"/>
+          <w:szCs w:val="24"/>
+        </w:rPr>
+      </w:pPr>
+      <w:r>
+        <w:rPr>
+          <w:rFonts w:ascii="Arial" w:hAnsi="Arial" w:cs="Arial"/>
+          <w:szCs w:val="24"/>
+        </w:rPr>
+        <w:t>Relational databases strongly follow ACID principles:</w:t>
+      </w:r>
+    </w:p>
+    <w:p>
+      <w:pPr>
+        <w:rPr>
+          <w:rFonts w:ascii="Arial" w:hAnsi="Arial" w:cs="Arial"/>
+          <w:szCs w:val="24"/>
+        </w:rPr>
+      </w:pPr>
+      <w:r>
+        <w:rPr>
+          <w:rFonts w:ascii="Arial" w:hAnsi="Arial" w:cs="Arial"/>
+          <w:szCs w:val="24"/>
+        </w:rPr>
+        <w:t>Atomic: Everything in a transaction succeeds or the entire transaction is</w:t>
+      </w:r>
+    </w:p>
+    <w:p>
+      <w:pPr>
+        <w:rPr>
+          <w:rFonts w:ascii="Arial" w:hAnsi="Arial" w:cs="Arial"/>
+          <w:szCs w:val="24"/>
+        </w:rPr>
+      </w:pPr>
+      <w:r>
+        <w:rPr>
+          <w:rFonts w:ascii="Arial" w:hAnsi="Arial" w:cs="Arial"/>
+          <w:szCs w:val="24"/>
+        </w:rPr>
+        <w:t xml:space="preserve">        rolled back.</w:t>
+      </w:r>
+    </w:p>
+    <w:p>
+      <w:pPr>
+        <w:rPr>
+          <w:rFonts w:ascii="Arial" w:hAnsi="Arial" w:cs="Arial"/>
+          <w:szCs w:val="24"/>
+        </w:rPr>
+      </w:pPr>
+      <w:r>
+        <w:rPr>
+          <w:rFonts w:ascii="Arial" w:hAnsi="Arial" w:cs="Arial"/>
+          <w:szCs w:val="24"/>
+        </w:rPr>
+        <w:t>Consistent: A transaction cannot leave the database in an inconsistent state.</w:t>
+      </w:r>
+    </w:p>
+    <w:p>
+      <w:pPr>
+        <w:rPr>
+          <w:rFonts w:ascii="Arial" w:hAnsi="Arial" w:cs="Arial"/>
+          <w:szCs w:val="24"/>
+        </w:rPr>
+      </w:pPr>
+      <w:r>
+        <w:rPr>
+          <w:rFonts w:ascii="Arial" w:hAnsi="Arial" w:cs="Arial"/>
+          <w:szCs w:val="24"/>
+        </w:rPr>
+        <w:t>Isolated: Transactions cannot interfere with each other.</w:t>
+      </w:r>
+    </w:p>
+    <w:p>
+      <w:pPr>
+        <w:rPr>
+          <w:rFonts w:ascii="Arial" w:hAnsi="Arial" w:cs="Arial"/>
+          <w:szCs w:val="24"/>
+        </w:rPr>
+      </w:pPr>
+      <w:r>
+        <w:rPr>
+          <w:rFonts w:ascii="Arial" w:hAnsi="Arial" w:cs="Arial"/>
+          <w:szCs w:val="24"/>
+        </w:rPr>
+        <w:t>Durable: Completed transactions persist, even when servers restart etc.</w:t>
+      </w:r>
+    </w:p>
+    <w:p>
+      <w:pPr>
+        <w:rPr>
+          <w:rFonts w:ascii="Arial" w:hAnsi="Arial" w:cs="Arial"/>
+          <w:szCs w:val="24"/>
+        </w:rPr>
+      </w:pPr>
+    </w:p>
+    <w:p>
+      <w:pPr>
+        <w:rPr>
+          <w:rFonts w:ascii="Arial" w:hAnsi="Arial" w:cs="Arial"/>
+          <w:szCs w:val="24"/>
+        </w:rPr>
+      </w:pPr>
+      <w:r>
+        <w:rPr>
+          <w:rFonts w:ascii="Arial" w:hAnsi="Arial" w:cs="Arial"/>
+          <w:szCs w:val="24"/>
+        </w:rPr>
+        <w:t>NoSQL databases follow BASE principles:</w:t>
+      </w:r>
+    </w:p>
+    <w:p>
+      <w:pPr>
+        <w:rPr>
+          <w:rFonts w:ascii="Arial" w:hAnsi="Arial" w:cs="Arial"/>
+          <w:szCs w:val="24"/>
+        </w:rPr>
+      </w:pPr>
+      <w:r>
+        <w:rPr>
+          <w:rFonts w:ascii="Arial" w:hAnsi="Arial" w:cs="Arial"/>
+          <w:szCs w:val="24"/>
+        </w:rPr>
+        <w:t>Basically Available, Soft State, Eventual consistency</w:t>
+      </w:r>
+    </w:p>
+    <w:p>
+      <w:pPr>
+        <w:rPr>
+          <w:rFonts w:ascii="Arial" w:hAnsi="Arial" w:cs="Arial"/>
+          <w:szCs w:val="24"/>
+        </w:rPr>
+      </w:pPr>
+      <w:r>
+        <w:rPr>
+          <w:rFonts w:ascii="Arial" w:hAnsi="Arial" w:cs="Arial"/>
+          <w:szCs w:val="24"/>
+        </w:rPr>
         <w:lastRenderedPageBreak/>
-        <w:t xml:space="preserve">AP – Cassandra, couch </w:t>
-      </w:r>
-      <w:proofErr w:type="spellStart"/>
-      <w:r>
-        <w:rPr>
-          <w:rFonts w:ascii="Arial" w:hAnsi="Arial" w:cs="Arial"/>
-          <w:szCs w:val="24"/>
-        </w:rPr>
-        <w:t>db</w:t>
-      </w:r>
-      <w:proofErr w:type="spellEnd"/>
-    </w:p>
-    <w:p>
-      <w:pPr>
-        <w:rPr>
-          <w:rFonts w:ascii="Arial" w:hAnsi="Arial" w:cs="Arial"/>
-          <w:szCs w:val="24"/>
-        </w:rPr>
-      </w:pPr>
-      <w:r>
-        <w:rPr>
-          <w:rFonts w:ascii="Arial" w:hAnsi="Arial" w:cs="Arial"/>
-          <w:szCs w:val="24"/>
-        </w:rPr>
-        <w:t xml:space="preserve">CA - </w:t>
-      </w:r>
-      <w:proofErr w:type="spellStart"/>
-      <w:r>
-        <w:rPr>
-          <w:rFonts w:ascii="Arial" w:hAnsi="Arial" w:cs="Arial"/>
-          <w:szCs w:val="24"/>
-        </w:rPr>
-        <w:t>MSSql</w:t>
-      </w:r>
-      <w:proofErr w:type="spellEnd"/>
-      <w:r>
-        <w:rPr>
-          <w:rFonts w:ascii="Arial" w:hAnsi="Arial" w:cs="Arial"/>
-          <w:szCs w:val="24"/>
-        </w:rPr>
-        <w:t xml:space="preserve">, </w:t>
-      </w:r>
-      <w:proofErr w:type="spellStart"/>
-      <w:r>
-        <w:rPr>
-          <w:rFonts w:ascii="Arial" w:hAnsi="Arial" w:cs="Arial"/>
-          <w:szCs w:val="24"/>
-        </w:rPr>
-        <w:t>mariaDB</w:t>
-      </w:r>
-      <w:proofErr w:type="spellEnd"/>
-    </w:p>
-    <w:p>
-      <w:pPr>
-        <w:rPr>
-          <w:rFonts w:ascii="Arial" w:hAnsi="Arial" w:cs="Arial"/>
-          <w:szCs w:val="24"/>
-        </w:rPr>
-      </w:pPr>
-    </w:p>
-    <w:p>
-      <w:pPr>
-        <w:rPr>
-          <w:rFonts w:ascii="Arial" w:hAnsi="Arial" w:cs="Arial"/>
-          <w:szCs w:val="24"/>
-        </w:rPr>
-      </w:pPr>
-      <w:r>
-        <w:rPr>
-          <w:rFonts w:ascii="Arial" w:hAnsi="Arial" w:cs="Arial"/>
-          <w:szCs w:val="24"/>
-        </w:rPr>
-        <w:t>Database system designed with ACID guarantees (RDBMS) usually chooses consistency over availability</w:t>
-      </w:r>
-    </w:p>
-    <w:p>
-      <w:pPr>
-        <w:rPr>
-          <w:rFonts w:ascii="Arial" w:hAnsi="Arial" w:cs="Arial"/>
-          <w:szCs w:val="24"/>
-        </w:rPr>
-      </w:pPr>
-      <w:r>
-        <w:rPr>
-          <w:rFonts w:ascii="Arial" w:hAnsi="Arial" w:cs="Arial"/>
-          <w:szCs w:val="24"/>
-        </w:rPr>
-        <w:t>whereas system Designed with BASE guarantees, availability.</w:t>
-      </w:r>
-    </w:p>
-    <w:p>
-      <w:pPr>
-        <w:rPr>
-          <w:rFonts w:ascii="Arial" w:hAnsi="Arial" w:cs="Arial"/>
-          <w:szCs w:val="24"/>
-        </w:rPr>
-      </w:pPr>
-    </w:p>
-    <w:p>
-      <w:pPr>
-        <w:rPr>
-          <w:rFonts w:ascii="Arial" w:hAnsi="Arial" w:cs="Arial"/>
-          <w:szCs w:val="24"/>
-        </w:rPr>
-      </w:pPr>
-    </w:p>
-    <w:p>
-      <w:pPr>
-        <w:rPr>
-          <w:rFonts w:ascii="Arial" w:hAnsi="Arial" w:cs="Arial"/>
-          <w:szCs w:val="24"/>
-        </w:rPr>
-      </w:pPr>
-      <w:r>
-        <w:rPr>
-          <w:rFonts w:ascii="Arial" w:hAnsi="Arial" w:cs="Arial"/>
-          <w:szCs w:val="24"/>
-        </w:rPr>
-        <w:t>Relational databases strongly follow ACID principles:</w:t>
-      </w:r>
-    </w:p>
-    <w:p>
-      <w:pPr>
-        <w:rPr>
-          <w:rFonts w:ascii="Arial" w:hAnsi="Arial" w:cs="Arial"/>
-          <w:szCs w:val="24"/>
-        </w:rPr>
-      </w:pPr>
-      <w:r>
-        <w:rPr>
-          <w:rFonts w:ascii="Arial" w:hAnsi="Arial" w:cs="Arial"/>
-          <w:szCs w:val="24"/>
-        </w:rPr>
-        <w:t>Atomic: Everything in a transaction succeeds or the entire transaction is</w:t>
-      </w:r>
-    </w:p>
-    <w:p>
-      <w:pPr>
-        <w:rPr>
-          <w:rFonts w:ascii="Arial" w:hAnsi="Arial" w:cs="Arial"/>
-          <w:szCs w:val="24"/>
-        </w:rPr>
-      </w:pPr>
-      <w:r>
-        <w:rPr>
-          <w:rFonts w:ascii="Arial" w:hAnsi="Arial" w:cs="Arial"/>
-          <w:szCs w:val="24"/>
-        </w:rPr>
-        <w:t xml:space="preserve">        rolled back.</w:t>
-      </w:r>
-    </w:p>
-    <w:p>
-      <w:pPr>
-        <w:rPr>
-          <w:rFonts w:ascii="Arial" w:hAnsi="Arial" w:cs="Arial"/>
-          <w:szCs w:val="24"/>
-        </w:rPr>
-      </w:pPr>
-      <w:r>
-        <w:rPr>
-          <w:rFonts w:ascii="Arial" w:hAnsi="Arial" w:cs="Arial"/>
-          <w:szCs w:val="24"/>
-        </w:rPr>
-        <w:t>Consistent: A transaction cannot leave the database in an inconsistent state.</w:t>
-      </w:r>
-    </w:p>
-    <w:p>
-      <w:pPr>
-        <w:rPr>
-          <w:rFonts w:ascii="Arial" w:hAnsi="Arial" w:cs="Arial"/>
-          <w:szCs w:val="24"/>
-        </w:rPr>
-      </w:pPr>
-      <w:r>
-        <w:rPr>
-          <w:rFonts w:ascii="Arial" w:hAnsi="Arial" w:cs="Arial"/>
-          <w:szCs w:val="24"/>
-        </w:rPr>
-        <w:t>Isolated: Transactions cannot interfere with each other.</w:t>
-      </w:r>
-    </w:p>
-    <w:p>
-      <w:pPr>
-        <w:rPr>
-          <w:rFonts w:ascii="Arial" w:hAnsi="Arial" w:cs="Arial"/>
-          <w:szCs w:val="24"/>
-        </w:rPr>
-      </w:pPr>
-      <w:r>
-        <w:rPr>
-          <w:rFonts w:ascii="Arial" w:hAnsi="Arial" w:cs="Arial"/>
-          <w:szCs w:val="24"/>
-        </w:rPr>
-        <w:t>Durable: Completed transactions persist, even when servers restart etc.</w:t>
-      </w:r>
-    </w:p>
-    <w:p>
-      <w:pPr>
-        <w:rPr>
-          <w:rFonts w:ascii="Arial" w:hAnsi="Arial" w:cs="Arial"/>
-          <w:szCs w:val="24"/>
-        </w:rPr>
-      </w:pPr>
-    </w:p>
-    <w:p>
-      <w:pPr>
-        <w:rPr>
-          <w:rFonts w:ascii="Arial" w:hAnsi="Arial" w:cs="Arial"/>
-          <w:szCs w:val="24"/>
-        </w:rPr>
-      </w:pPr>
-      <w:r>
-        <w:rPr>
-          <w:rFonts w:ascii="Arial" w:hAnsi="Arial" w:cs="Arial"/>
-          <w:szCs w:val="24"/>
-        </w:rPr>
-        <w:t>NoSQL databases follow BASE principles:</w:t>
-      </w:r>
-    </w:p>
-    <w:p>
-      <w:pPr>
-        <w:rPr>
-          <w:rFonts w:ascii="Arial" w:hAnsi="Arial" w:cs="Arial"/>
-          <w:szCs w:val="24"/>
-        </w:rPr>
-      </w:pPr>
-      <w:r>
-        <w:rPr>
-          <w:rFonts w:ascii="Arial" w:hAnsi="Arial" w:cs="Arial"/>
-          <w:szCs w:val="24"/>
-        </w:rPr>
-        <w:t>Basically Available, Soft State, Eventual consistency</w:t>
-      </w:r>
-    </w:p>
-    <w:p>
-      <w:pPr>
-        <w:rPr>
-          <w:rFonts w:ascii="Arial" w:hAnsi="Arial" w:cs="Arial"/>
-          <w:szCs w:val="24"/>
-        </w:rPr>
-      </w:pPr>
-      <w:r>
-        <w:rPr>
-          <w:rFonts w:ascii="Arial" w:hAnsi="Arial" w:cs="Arial"/>
-          <w:szCs w:val="24"/>
-        </w:rPr>
         <w:t>Couch DB is eventually consistent in exchange for high availability.</w:t>
       </w:r>
     </w:p>
@@ -3225,7 +3286,7 @@
           <w:lang w:eastAsia="en-GB"/>
         </w:rPr>
         <w:drawing>
-          <wp:inline distT="0" distB="0" distL="0" distR="0" wp14:anchorId="246E1A56" wp14:editId="6E36298A">
+          <wp:inline distT="0" distB="0" distL="0" distR="0" wp14:anchorId="246E1A56" wp14:editId="25EC8EAC">
             <wp:extent cx="5731510" cy="2267585"/>
             <wp:effectExtent l="0" t="0" r="0" b="0"/>
             <wp:docPr id="1" name="Picture 1" descr="Graphical user interface, application&#10;&#10;Description automatically generated"/>
@@ -3319,7 +3380,6 @@
           <w:color w:val="292929"/>
           <w:spacing w:val="-1"/>
         </w:rPr>
-        <w:lastRenderedPageBreak/>
         <w:t>Relational – Vertical scaling</w:t>
       </w:r>
     </w:p>
@@ -3663,6 +3723,7 @@
           <w:rFonts w:ascii="Arial" w:hAnsi="Arial" w:cs="Arial"/>
           <w:szCs w:val="24"/>
         </w:rPr>
+        <w:lastRenderedPageBreak/>
         <w:t>Divide large dataset into small partitions in different machines.</w:t>
       </w:r>
       <w:r>
@@ -3857,7 +3918,6 @@
           <w:szCs w:val="24"/>
           <w:highlight w:val="yellow"/>
         </w:rPr>
-        <w:lastRenderedPageBreak/>
         <w:t>Cache</w:t>
       </w:r>
       <w:r>
@@ -4121,6 +4181,7 @@
           <w:rFonts w:ascii="Arial" w:hAnsi="Arial" w:cs="Arial"/>
           <w:color w:val="222222"/>
         </w:rPr>
+        <w:lastRenderedPageBreak/>
         <w:t>A proxy server</w:t>
       </w:r>
       <w:r>
@@ -4278,7 +4339,6 @@
           <w:sz w:val="24"/>
           <w:szCs w:val="24"/>
         </w:rPr>
-        <w:lastRenderedPageBreak/>
         <w:t>Kubernetes:</w:t>
       </w:r>
       <w:r>

--- a/Notes/RunningNotes/SystemDesign.docx
+++ b/Notes/RunningNotes/SystemDesign.docx
@@ -3012,24 +3012,319 @@
     </w:p>
     <w:p>
       <w:pPr>
-        <w:rPr>
-          <w:rFonts w:ascii="Arial" w:hAnsi="Arial" w:cs="Arial"/>
-          <w:szCs w:val="24"/>
-        </w:rPr>
-      </w:pPr>
-    </w:p>
-    <w:p>
-      <w:pPr>
-        <w:rPr>
-          <w:rFonts w:ascii="Arial" w:hAnsi="Arial" w:cs="Arial"/>
-          <w:szCs w:val="24"/>
-        </w:rPr>
-      </w:pPr>
-      <w:r>
-        <w:rPr>
-          <w:rFonts w:ascii="Arial" w:hAnsi="Arial" w:cs="Arial"/>
-          <w:szCs w:val="24"/>
-        </w:rPr>
+        <w:spacing w:before="100" w:beforeAutospacing="1" w:after="100" w:afterAutospacing="1" w:line="240" w:lineRule="auto"/>
+        <w:outlineLvl w:val="2"/>
+        <w:rPr>
+          <w:rFonts w:ascii="Arial" w:hAnsi="Arial" w:cs="Arial"/>
+          <w:szCs w:val="24"/>
+        </w:rPr>
+      </w:pPr>
+      <w:r>
+        <w:rPr>
+          <w:rFonts w:ascii="Arial" w:hAnsi="Arial" w:cs="Arial"/>
+          <w:szCs w:val="24"/>
+        </w:rPr>
+        <w:t>Choose AP when:</w:t>
+      </w:r>
+    </w:p>
+    <w:p>
+      <w:pPr>
+        <w:numPr>
+          <w:ilvl w:val="0"/>
+          <w:numId w:val="28"/>
+        </w:numPr>
+        <w:spacing w:before="100" w:beforeAutospacing="1" w:after="100" w:afterAutospacing="1" w:line="240" w:lineRule="auto"/>
+        <w:rPr>
+          <w:rFonts w:ascii="Arial" w:hAnsi="Arial" w:cs="Arial"/>
+          <w:szCs w:val="24"/>
+        </w:rPr>
+      </w:pPr>
+      <w:r>
+        <w:rPr>
+          <w:rFonts w:ascii="Arial" w:hAnsi="Arial" w:cs="Arial"/>
+          <w:szCs w:val="24"/>
+        </w:rPr>
+        <w:t>Availability is paramount</w:t>
+      </w:r>
+    </w:p>
+    <w:p>
+      <w:pPr>
+        <w:numPr>
+          <w:ilvl w:val="0"/>
+          <w:numId w:val="28"/>
+        </w:numPr>
+        <w:spacing w:before="100" w:beforeAutospacing="1" w:after="100" w:afterAutospacing="1" w:line="240" w:lineRule="auto"/>
+        <w:rPr>
+          <w:rFonts w:ascii="Arial" w:hAnsi="Arial" w:cs="Arial"/>
+          <w:szCs w:val="24"/>
+        </w:rPr>
+      </w:pPr>
+      <w:r>
+        <w:rPr>
+          <w:rFonts w:ascii="Arial" w:hAnsi="Arial" w:cs="Arial"/>
+          <w:szCs w:val="24"/>
+        </w:rPr>
+        <w:t>User experience matters more than perfect consistency</w:t>
+      </w:r>
+    </w:p>
+    <w:p>
+      <w:pPr>
+        <w:numPr>
+          <w:ilvl w:val="0"/>
+          <w:numId w:val="28"/>
+        </w:numPr>
+        <w:spacing w:before="100" w:beforeAutospacing="1" w:after="100" w:afterAutospacing="1" w:line="240" w:lineRule="auto"/>
+        <w:rPr>
+          <w:rFonts w:ascii="Arial" w:hAnsi="Arial" w:cs="Arial"/>
+          <w:szCs w:val="24"/>
+        </w:rPr>
+      </w:pPr>
+      <w:r>
+        <w:rPr>
+          <w:rFonts w:ascii="Arial" w:hAnsi="Arial" w:cs="Arial"/>
+          <w:szCs w:val="24"/>
+        </w:rPr>
+        <w:t>Data conflicts are resolvable</w:t>
+      </w:r>
+    </w:p>
+    <w:p>
+      <w:pPr>
+        <w:pStyle w:val="Heading3"/>
+        <w:rPr>
+          <w:rFonts w:ascii="Arial" w:eastAsiaTheme="minorHAnsi" w:hAnsi="Arial" w:cs="Arial"/>
+          <w:color w:val="auto"/>
+        </w:rPr>
+      </w:pPr>
+      <w:r>
+        <w:rPr>
+          <w:rFonts w:ascii="Arial" w:eastAsiaTheme="minorHAnsi" w:hAnsi="Arial" w:cs="Arial"/>
+          <w:color w:val="auto"/>
+        </w:rPr>
+        <w:t>Choose CP when:</w:t>
+      </w:r>
+    </w:p>
+    <w:p>
+      <w:pPr>
+        <w:pStyle w:val="whitespace-normal"/>
+        <w:numPr>
+          <w:ilvl w:val="0"/>
+          <w:numId w:val="29"/>
+        </w:numPr>
+        <w:rPr>
+          <w:rFonts w:ascii="Arial" w:eastAsiaTheme="minorHAnsi" w:hAnsi="Arial" w:cs="Arial"/>
+          <w:lang w:eastAsia="en-US"/>
+        </w:rPr>
+      </w:pPr>
+      <w:r>
+        <w:rPr>
+          <w:rFonts w:ascii="Arial" w:eastAsiaTheme="minorHAnsi" w:hAnsi="Arial" w:cs="Arial"/>
+          <w:b/>
+          <w:bCs/>
+          <w:lang w:eastAsia="en-US"/>
+        </w:rPr>
+        <w:t>Data correctness is critical</w:t>
+      </w:r>
+    </w:p>
+    <w:p>
+      <w:pPr>
+        <w:pStyle w:val="whitespace-normal"/>
+        <w:numPr>
+          <w:ilvl w:val="0"/>
+          <w:numId w:val="29"/>
+        </w:numPr>
+        <w:rPr>
+          <w:rFonts w:ascii="Arial" w:eastAsiaTheme="minorHAnsi" w:hAnsi="Arial" w:cs="Arial"/>
+          <w:lang w:eastAsia="en-US"/>
+        </w:rPr>
+      </w:pPr>
+      <w:r>
+        <w:rPr>
+          <w:rFonts w:ascii="Arial" w:eastAsiaTheme="minorHAnsi" w:hAnsi="Arial" w:cs="Arial"/>
+          <w:lang w:eastAsia="en-US"/>
+        </w:rPr>
+        <w:t>Financial transactions, inventory counts</w:t>
+      </w:r>
+    </w:p>
+    <w:p>
+      <w:pPr>
+        <w:pStyle w:val="whitespace-normal"/>
+        <w:numPr>
+          <w:ilvl w:val="0"/>
+          <w:numId w:val="29"/>
+        </w:numPr>
+        <w:rPr>
+          <w:rFonts w:ascii="Arial" w:eastAsiaTheme="minorHAnsi" w:hAnsi="Arial" w:cs="Arial"/>
+          <w:lang w:eastAsia="en-US"/>
+        </w:rPr>
+      </w:pPr>
+      <w:r>
+        <w:rPr>
+          <w:rFonts w:ascii="Arial" w:eastAsiaTheme="minorHAnsi" w:hAnsi="Arial" w:cs="Arial"/>
+          <w:lang w:eastAsia="en-US"/>
+        </w:rPr>
+        <w:t>You can tolerate temporary unavailability</w:t>
+      </w:r>
+    </w:p>
+    <w:p>
+      <w:pPr>
+        <w:pStyle w:val="whitespace-normal"/>
+        <w:numPr>
+          <w:ilvl w:val="0"/>
+          <w:numId w:val="29"/>
+        </w:numPr>
+        <w:rPr>
+          <w:rFonts w:ascii="Arial" w:eastAsiaTheme="minorHAnsi" w:hAnsi="Arial" w:cs="Arial"/>
+          <w:lang w:eastAsia="en-US"/>
+        </w:rPr>
+      </w:pPr>
+      <w:r>
+        <w:rPr>
+          <w:rFonts w:ascii="Arial" w:eastAsiaTheme="minorHAnsi" w:hAnsi="Arial" w:cs="Arial"/>
+          <w:lang w:eastAsia="en-US"/>
+        </w:rPr>
+        <w:t>Example: Stock trading platform (better unavailable than wrong)</w:t>
+      </w:r>
+    </w:p>
+    <w:p>
+      <w:pPr>
+        <w:pStyle w:val="Heading3"/>
+        <w:rPr>
+          <w:rFonts w:ascii="Arial" w:eastAsiaTheme="minorHAnsi" w:hAnsi="Arial" w:cs="Arial"/>
+          <w:color w:val="auto"/>
+        </w:rPr>
+      </w:pPr>
+      <w:r>
+        <w:rPr>
+          <w:rFonts w:ascii="Arial" w:eastAsiaTheme="minorHAnsi" w:hAnsi="Arial" w:cs="Arial"/>
+          <w:color w:val="auto"/>
+        </w:rPr>
+        <w:t>Choose CA when:</w:t>
+      </w:r>
+    </w:p>
+    <w:p>
+      <w:pPr>
+        <w:pStyle w:val="whitespace-normal"/>
+        <w:numPr>
+          <w:ilvl w:val="0"/>
+          <w:numId w:val="30"/>
+        </w:numPr>
+        <w:rPr>
+          <w:rFonts w:ascii="Arial" w:eastAsiaTheme="minorHAnsi" w:hAnsi="Arial" w:cs="Arial"/>
+          <w:lang w:eastAsia="en-US"/>
+        </w:rPr>
+      </w:pPr>
+      <w:r>
+        <w:rPr>
+          <w:rFonts w:ascii="Arial" w:eastAsiaTheme="minorHAnsi" w:hAnsi="Arial" w:cs="Arial"/>
+          <w:b/>
+          <w:bCs/>
+          <w:lang w:eastAsia="en-US"/>
+        </w:rPr>
+        <w:t>You're not really distributed</w:t>
+      </w:r>
+    </w:p>
+    <w:p>
+      <w:pPr>
+        <w:pStyle w:val="whitespace-normal"/>
+        <w:numPr>
+          <w:ilvl w:val="0"/>
+          <w:numId w:val="30"/>
+        </w:numPr>
+        <w:rPr>
+          <w:rFonts w:ascii="Arial" w:eastAsiaTheme="minorHAnsi" w:hAnsi="Arial" w:cs="Arial"/>
+          <w:lang w:eastAsia="en-US"/>
+        </w:rPr>
+      </w:pPr>
+      <w:r>
+        <w:rPr>
+          <w:rFonts w:ascii="Arial" w:eastAsiaTheme="minorHAnsi" w:hAnsi="Arial" w:cs="Arial"/>
+          <w:lang w:eastAsia="en-US"/>
+        </w:rPr>
+        <w:t xml:space="preserve">Single </w:t>
+      </w:r>
+      <w:proofErr w:type="spellStart"/>
+      <w:r>
+        <w:rPr>
+          <w:rFonts w:ascii="Arial" w:eastAsiaTheme="minorHAnsi" w:hAnsi="Arial" w:cs="Arial"/>
+          <w:lang w:eastAsia="en-US"/>
+        </w:rPr>
+        <w:t>datacenter</w:t>
+      </w:r>
+      <w:proofErr w:type="spellEnd"/>
+      <w:r>
+        <w:rPr>
+          <w:rFonts w:ascii="Arial" w:eastAsiaTheme="minorHAnsi" w:hAnsi="Arial" w:cs="Arial"/>
+          <w:lang w:eastAsia="en-US"/>
+        </w:rPr>
+        <w:t xml:space="preserve"> with excellent networking</w:t>
+      </w:r>
+    </w:p>
+    <w:p>
+      <w:pPr>
+        <w:pStyle w:val="whitespace-normal"/>
+        <w:numPr>
+          <w:ilvl w:val="0"/>
+          <w:numId w:val="30"/>
+        </w:numPr>
+        <w:rPr>
+          <w:rFonts w:ascii="Arial" w:eastAsiaTheme="minorHAnsi" w:hAnsi="Arial" w:cs="Arial"/>
+          <w:lang w:eastAsia="en-US"/>
+        </w:rPr>
+      </w:pPr>
+      <w:r>
+        <w:rPr>
+          <w:rFonts w:ascii="Arial" w:eastAsiaTheme="minorHAnsi" w:hAnsi="Arial" w:cs="Arial"/>
+          <w:lang w:eastAsia="en-US"/>
+        </w:rPr>
+        <w:t>Can accept total failure during major outages</w:t>
+      </w:r>
+    </w:p>
+    <w:p>
+      <w:pPr>
+        <w:pStyle w:val="whitespace-normal"/>
+        <w:numPr>
+          <w:ilvl w:val="0"/>
+          <w:numId w:val="30"/>
+        </w:numPr>
+      </w:pPr>
+      <w:r>
+        <w:rPr>
+          <w:rFonts w:ascii="Arial" w:eastAsiaTheme="minorHAnsi" w:hAnsi="Arial" w:cs="Arial"/>
+          <w:lang w:eastAsia="en-US"/>
+        </w:rPr>
+        <w:t>Example: Internal corporate database</w:t>
+      </w:r>
+    </w:p>
+    <w:p>
+      <w:pPr>
+        <w:spacing w:before="100" w:beforeAutospacing="1" w:after="100" w:afterAutospacing="1" w:line="240" w:lineRule="auto"/>
+        <w:rPr>
+          <w:rFonts w:ascii="Arial" w:hAnsi="Arial" w:cs="Arial"/>
+          <w:szCs w:val="24"/>
+        </w:rPr>
+      </w:pPr>
+    </w:p>
+    <w:p>
+      <w:pPr>
+        <w:rPr>
+          <w:rFonts w:ascii="Arial" w:hAnsi="Arial" w:cs="Arial"/>
+          <w:szCs w:val="24"/>
+        </w:rPr>
+      </w:pPr>
+    </w:p>
+    <w:p>
+      <w:pPr>
+        <w:rPr>
+          <w:rFonts w:ascii="Arial" w:hAnsi="Arial" w:cs="Arial"/>
+          <w:szCs w:val="24"/>
+        </w:rPr>
+      </w:pPr>
+      <w:r>
+        <w:rPr>
+          <w:rFonts w:ascii="Arial" w:hAnsi="Arial" w:cs="Arial"/>
+          <w:szCs w:val="24"/>
+        </w:rPr>
+        <w:lastRenderedPageBreak/>
         <w:t>Database system designed with ACID guarantees (RDBMS) usually chooses consistency over availability</w:t>
       </w:r>
     </w:p>
@@ -3040,6 +3335,14 @@
           <w:szCs w:val="24"/>
         </w:rPr>
       </w:pPr>
+    </w:p>
+    <w:p>
+      <w:pPr>
+        <w:rPr>
+          <w:rFonts w:ascii="Arial" w:hAnsi="Arial" w:cs="Arial"/>
+          <w:szCs w:val="24"/>
+        </w:rPr>
+      </w:pPr>
       <w:r>
         <w:rPr>
           <w:rFonts w:ascii="Arial" w:hAnsi="Arial" w:cs="Arial"/>
@@ -3204,7 +3507,6 @@
           <w:rFonts w:ascii="Arial" w:hAnsi="Arial" w:cs="Arial"/>
           <w:szCs w:val="24"/>
         </w:rPr>
-        <w:lastRenderedPageBreak/>
         <w:t>Couch DB is eventually consistent in exchange for high availability.</w:t>
       </w:r>
     </w:p>
@@ -3286,7 +3588,7 @@
           <w:lang w:eastAsia="en-GB"/>
         </w:rPr>
         <w:drawing>
-          <wp:inline distT="0" distB="0" distL="0" distR="0" wp14:anchorId="246E1A56" wp14:editId="25EC8EAC">
+          <wp:inline distT="0" distB="0" distL="0" distR="0" wp14:anchorId="246E1A56" wp14:editId="6A03EAA6">
             <wp:extent cx="5731510" cy="2267585"/>
             <wp:effectExtent l="0" t="0" r="0" b="0"/>
             <wp:docPr id="1" name="Picture 1" descr="Graphical user interface, application&#10;&#10;Description automatically generated"/>
@@ -3400,6 +3702,7 @@
           <w:color w:val="292929"/>
           <w:spacing w:val="-1"/>
         </w:rPr>
+        <w:lastRenderedPageBreak/>
         <w:t>Types of NoSQL</w:t>
       </w:r>
     </w:p>
@@ -3723,7 +4026,6 @@
           <w:rFonts w:ascii="Arial" w:hAnsi="Arial" w:cs="Arial"/>
           <w:szCs w:val="24"/>
         </w:rPr>
-        <w:lastRenderedPageBreak/>
         <w:t>Divide large dataset into small partitions in different machines.</w:t>
       </w:r>
       <w:r>
@@ -3953,6 +4255,7 @@
           <w:sz w:val="24"/>
           <w:szCs w:val="24"/>
         </w:rPr>
+        <w:lastRenderedPageBreak/>
         <w:t>Cache invalidation:</w:t>
       </w:r>
     </w:p>
@@ -4181,7 +4484,6 @@
           <w:rFonts w:ascii="Arial" w:hAnsi="Arial" w:cs="Arial"/>
           <w:color w:val="222222"/>
         </w:rPr>
-        <w:lastRenderedPageBreak/>
         <w:t>A proxy server</w:t>
       </w:r>
       <w:r>
@@ -4339,6 +4641,7 @@
           <w:sz w:val="24"/>
           <w:szCs w:val="24"/>
         </w:rPr>
+        <w:lastRenderedPageBreak/>
         <w:t>Kubernetes:</w:t>
       </w:r>
       <w:r>
@@ -4364,26 +4667,35 @@
         <w:pStyle w:val="Heading1"/>
         <w:rPr>
           <w:rFonts w:ascii="Arial" w:hAnsi="Arial" w:cs="Arial"/>
+          <w:b w:val="0"/>
+          <w:bCs/>
           <w:color w:val="424242"/>
           <w:sz w:val="24"/>
           <w:szCs w:val="24"/>
+          <w:u w:val="none"/>
           <w:shd w:val="clear" w:color="auto" w:fill="FAFAFA"/>
         </w:rPr>
       </w:pPr>
       <w:r>
         <w:rPr>
           <w:rFonts w:ascii="Arial" w:hAnsi="Arial" w:cs="Arial"/>
+          <w:b w:val="0"/>
+          <w:bCs/>
           <w:sz w:val="24"/>
           <w:szCs w:val="24"/>
+          <w:u w:val="none"/>
         </w:rPr>
         <w:t xml:space="preserve">Readiness probe </w:t>
       </w:r>
       <w:r>
         <w:rPr>
           <w:rFonts w:ascii="Arial" w:hAnsi="Arial" w:cs="Arial"/>
+          <w:b w:val="0"/>
+          <w:bCs/>
           <w:color w:val="424242"/>
           <w:sz w:val="24"/>
           <w:szCs w:val="24"/>
+          <w:u w:val="none"/>
           <w:shd w:val="clear" w:color="auto" w:fill="FAFAFA"/>
         </w:rPr>
         <w:t>Checks if the application is</w:t>
@@ -4392,9 +4704,12 @@
         <w:rPr>
           <w:rStyle w:val="apple-converted-space"/>
           <w:rFonts w:ascii="Arial" w:hAnsi="Arial" w:cs="Arial"/>
+          <w:b w:val="0"/>
+          <w:bCs/>
           <w:color w:val="424242"/>
           <w:sz w:val="24"/>
           <w:szCs w:val="24"/>
+          <w:u w:val="none"/>
           <w:shd w:val="clear" w:color="auto" w:fill="FAFAFA"/>
         </w:rPr>
         <w:t> </w:t>
@@ -4403,18 +4718,24 @@
         <w:rPr>
           <w:rStyle w:val="Strong"/>
           <w:rFonts w:ascii="Arial" w:hAnsi="Arial" w:cs="Arial"/>
+          <w:b/>
+          <w:bCs w:val="0"/>
           <w:color w:val="424242"/>
           <w:sz w:val="24"/>
           <w:szCs w:val="24"/>
+          <w:u w:val="none"/>
         </w:rPr>
         <w:t>ready to serve traffic</w:t>
       </w:r>
       <w:r>
         <w:rPr>
           <w:rFonts w:ascii="Arial" w:hAnsi="Arial" w:cs="Arial"/>
+          <w:b w:val="0"/>
+          <w:bCs/>
           <w:color w:val="424242"/>
           <w:sz w:val="24"/>
           <w:szCs w:val="24"/>
+          <w:u w:val="none"/>
           <w:shd w:val="clear" w:color="auto" w:fill="FAFAFA"/>
         </w:rPr>
         <w:t>.</w:t>
@@ -4422,9 +4743,12 @@
       <w:r>
         <w:rPr>
           <w:rFonts w:ascii="Arial" w:hAnsi="Arial" w:cs="Arial"/>
+          <w:b w:val="0"/>
+          <w:bCs/>
           <w:color w:val="424242"/>
           <w:sz w:val="24"/>
           <w:szCs w:val="24"/>
+          <w:u w:val="none"/>
           <w:shd w:val="clear" w:color="auto" w:fill="FAFAFA"/>
         </w:rPr>
         <w:br/>
@@ -4647,6 +4971,155 @@
 <file path=word/numbering.xml><?xml version="1.0" encoding="utf-8"?>
 <w:numbering xmlns:wpc="http://schemas.microsoft.com/office/word/2010/wordprocessingCanvas" xmlns:cx="http://schemas.microsoft.com/office/drawing/2014/chartex" xmlns:cx1="http://schemas.microsoft.com/office/drawing/2015/9/8/chartex" xmlns:cx2="http://schemas.microsoft.com/office/drawing/2015/10/21/chartex" xmlns:cx3="http://schemas.microsoft.com/office/drawing/2016/5/9/chartex" xmlns:cx4="http://schemas.microsoft.com/office/drawing/2016/5/10/chartex" xmlns:cx5="http://schemas.microsoft.com/office/drawing/2016/5/11/chartex" xmlns:cx6="http://schemas.microsoft.com/office/drawing/2016/5/12/chartex" xmlns:cx7="http://schemas.microsoft.com/office/drawing/2016/5/13/chartex" xmlns:cx8="http://schemas.microsoft.com/office/drawing/2016/5/14/chartex" xmlns:mc="http://schemas.openxmlformats.org/markup-compatibility/2006" xmlns:aink="http://schemas.microsoft.com/office/drawing/2016/ink" xmlns:am3d="http://schemas.microsoft.com/office/drawing/2017/model3d" xmlns:o="urn:schemas-microsoft-com:office:office" xmlns:oel="http://schemas.microsoft.com/office/2019/extlst" xmlns:r="http://schemas.openxmlformats.org/officeDocument/2006/relationships" xmlns:m="http://schemas.openxmlformats.org/officeDocument/2006/math" xmlns:v="urn:schemas-microsoft-com:vml" xmlns:wp14="http://schemas.microsoft.com/office/word/2010/wordprocessingDrawing" xmlns:wp="http://schemas.openxmlformats.org/drawingml/2006/wordprocessingDrawing" xmlns:w10="urn:schemas-microsoft-com:office:word" xmlns:w="http://schemas.openxmlformats.org/wordprocessingml/2006/main" xmlns:w14="http://schemas.microsoft.com/office/word/2010/wordml" xmlns:w15="http://schemas.microsoft.com/office/word/2012/wordml" xmlns:w16cex="http://schemas.microsoft.com/office/word/2018/wordml/cex" xmlns:w16cid="http://schemas.microsoft.com/office/word/2016/wordml/cid" xmlns:w16="http://schemas.microsoft.com/office/word/2018/wordml" xmlns:w16du="http://schemas.microsoft.com/office/word/2023/wordml/word16du" xmlns:w16sdtdh="http://schemas.microsoft.com/office/word/2020/wordml/sdtdatahash" xmlns:w16sdtfl="http://schemas.microsoft.com/office/word/2024/wordml/sdtformatlock" xmlns:w16se="http://schemas.microsoft.com/office/word/2015/wordml/symex" xmlns:wpg="http://schemas.microsoft.com/office/word/2010/wordprocessingGroup" xmlns:wpi="http://schemas.microsoft.com/office/word/2010/wordprocessingInk" xmlns:wne="http://schemas.microsoft.com/office/word/2006/wordml" xmlns:wps="http://schemas.microsoft.com/office/word/2010/wordprocessingShape" mc:Ignorable="w14 w15 w16se w16cid w16 w16cex w16sdtdh w16sdtfl w16du wp14">
   <w:abstractNum w:abstractNumId="0" w15:restartNumberingAfterBreak="0">
+    <w:nsid w:val="02536C13"/>
+    <w:multiLevelType w:val="multilevel"/>
+    <w:tmpl w:val="C40C8B48"/>
+    <w:lvl w:ilvl="0">
+      <w:start w:val="1"/>
+      <w:numFmt w:val="bullet"/>
+      <w:lvlText w:val=""/>
+      <w:lvlJc w:val="left"/>
+      <w:pPr>
+        <w:tabs>
+          <w:tab w:val="num" w:pos="720"/>
+        </w:tabs>
+        <w:ind w:left="720" w:hanging="360"/>
+      </w:pPr>
+      <w:rPr>
+        <w:rFonts w:ascii="Symbol" w:hAnsi="Symbol" w:hint="default"/>
+        <w:sz w:val="20"/>
+      </w:rPr>
+    </w:lvl>
+    <w:lvl w:ilvl="1" w:tentative="1">
+      <w:start w:val="1"/>
+      <w:numFmt w:val="bullet"/>
+      <w:lvlText w:val="o"/>
+      <w:lvlJc w:val="left"/>
+      <w:pPr>
+        <w:tabs>
+          <w:tab w:val="num" w:pos="1440"/>
+        </w:tabs>
+        <w:ind w:left="1440" w:hanging="360"/>
+      </w:pPr>
+      <w:rPr>
+        <w:rFonts w:ascii="Courier New" w:hAnsi="Courier New" w:hint="default"/>
+        <w:sz w:val="20"/>
+      </w:rPr>
+    </w:lvl>
+    <w:lvl w:ilvl="2" w:tentative="1">
+      <w:start w:val="1"/>
+      <w:numFmt w:val="bullet"/>
+      <w:lvlText w:val=""/>
+      <w:lvlJc w:val="left"/>
+      <w:pPr>
+        <w:tabs>
+          <w:tab w:val="num" w:pos="2160"/>
+        </w:tabs>
+        <w:ind w:left="2160" w:hanging="360"/>
+      </w:pPr>
+      <w:rPr>
+        <w:rFonts w:ascii="Wingdings" w:hAnsi="Wingdings" w:hint="default"/>
+        <w:sz w:val="20"/>
+      </w:rPr>
+    </w:lvl>
+    <w:lvl w:ilvl="3" w:tentative="1">
+      <w:start w:val="1"/>
+      <w:numFmt w:val="bullet"/>
+      <w:lvlText w:val=""/>
+      <w:lvlJc w:val="left"/>
+      <w:pPr>
+        <w:tabs>
+          <w:tab w:val="num" w:pos="2880"/>
+        </w:tabs>
+        <w:ind w:left="2880" w:hanging="360"/>
+      </w:pPr>
+      <w:rPr>
+        <w:rFonts w:ascii="Wingdings" w:hAnsi="Wingdings" w:hint="default"/>
+        <w:sz w:val="20"/>
+      </w:rPr>
+    </w:lvl>
+    <w:lvl w:ilvl="4" w:tentative="1">
+      <w:start w:val="1"/>
+      <w:numFmt w:val="bullet"/>
+      <w:lvlText w:val=""/>
+      <w:lvlJc w:val="left"/>
+      <w:pPr>
+        <w:tabs>
+          <w:tab w:val="num" w:pos="3600"/>
+        </w:tabs>
+        <w:ind w:left="3600" w:hanging="360"/>
+      </w:pPr>
+      <w:rPr>
+        <w:rFonts w:ascii="Wingdings" w:hAnsi="Wingdings" w:hint="default"/>
+        <w:sz w:val="20"/>
+      </w:rPr>
+    </w:lvl>
+    <w:lvl w:ilvl="5" w:tentative="1">
+      <w:start w:val="1"/>
+      <w:numFmt w:val="bullet"/>
+      <w:lvlText w:val=""/>
+      <w:lvlJc w:val="left"/>
+      <w:pPr>
+        <w:tabs>
+          <w:tab w:val="num" w:pos="4320"/>
+        </w:tabs>
+        <w:ind w:left="4320" w:hanging="360"/>
+      </w:pPr>
+      <w:rPr>
+        <w:rFonts w:ascii="Wingdings" w:hAnsi="Wingdings" w:hint="default"/>
+        <w:sz w:val="20"/>
+      </w:rPr>
+    </w:lvl>
+    <w:lvl w:ilvl="6" w:tentative="1">
+      <w:start w:val="1"/>
+      <w:numFmt w:val="bullet"/>
+      <w:lvlText w:val=""/>
+      <w:lvlJc w:val="left"/>
+      <w:pPr>
+        <w:tabs>
+          <w:tab w:val="num" w:pos="5040"/>
+        </w:tabs>
+        <w:ind w:left="5040" w:hanging="360"/>
+      </w:pPr>
+      <w:rPr>
+        <w:rFonts w:ascii="Wingdings" w:hAnsi="Wingdings" w:hint="default"/>
+        <w:sz w:val="20"/>
+      </w:rPr>
+    </w:lvl>
+    <w:lvl w:ilvl="7" w:tentative="1">
+      <w:start w:val="1"/>
+      <w:numFmt w:val="bullet"/>
+      <w:lvlText w:val=""/>
+      <w:lvlJc w:val="left"/>
+      <w:pPr>
+        <w:tabs>
+          <w:tab w:val="num" w:pos="5760"/>
+        </w:tabs>
+        <w:ind w:left="5760" w:hanging="360"/>
+      </w:pPr>
+      <w:rPr>
+        <w:rFonts w:ascii="Wingdings" w:hAnsi="Wingdings" w:hint="default"/>
+        <w:sz w:val="20"/>
+      </w:rPr>
+    </w:lvl>
+    <w:lvl w:ilvl="8" w:tentative="1">
+      <w:start w:val="1"/>
+      <w:numFmt w:val="bullet"/>
+      <w:lvlText w:val=""/>
+      <w:lvlJc w:val="left"/>
+      <w:pPr>
+        <w:tabs>
+          <w:tab w:val="num" w:pos="6480"/>
+        </w:tabs>
+        <w:ind w:left="6480" w:hanging="360"/>
+      </w:pPr>
+      <w:rPr>
+        <w:rFonts w:ascii="Wingdings" w:hAnsi="Wingdings" w:hint="default"/>
+        <w:sz w:val="20"/>
+      </w:rPr>
+    </w:lvl>
+  </w:abstractNum>
+  <w:abstractNum w:abstractNumId="1" w15:restartNumberingAfterBreak="0">
     <w:nsid w:val="0257782B"/>
     <w:multiLevelType w:val="multilevel"/>
     <w:tmpl w:val="B6E61C0C"/>
@@ -4759,7 +5232,7 @@
       </w:rPr>
     </w:lvl>
   </w:abstractNum>
-  <w:abstractNum w:abstractNumId="1" w15:restartNumberingAfterBreak="0">
+  <w:abstractNum w:abstractNumId="2" w15:restartNumberingAfterBreak="0">
     <w:nsid w:val="0478206C"/>
     <w:multiLevelType w:val="multilevel"/>
     <w:tmpl w:val="035C4758"/>
@@ -4845,7 +5318,7 @@
       </w:pPr>
     </w:lvl>
   </w:abstractNum>
-  <w:abstractNum w:abstractNumId="2" w15:restartNumberingAfterBreak="0">
+  <w:abstractNum w:abstractNumId="3" w15:restartNumberingAfterBreak="0">
     <w:nsid w:val="04A147B3"/>
     <w:multiLevelType w:val="multilevel"/>
     <w:tmpl w:val="BF92BA9A"/>
@@ -4931,7 +5404,7 @@
       </w:pPr>
     </w:lvl>
   </w:abstractNum>
-  <w:abstractNum w:abstractNumId="3" w15:restartNumberingAfterBreak="0">
+  <w:abstractNum w:abstractNumId="4" w15:restartNumberingAfterBreak="0">
     <w:nsid w:val="06F81435"/>
     <w:multiLevelType w:val="multilevel"/>
     <w:tmpl w:val="B978B1D0"/>
@@ -5017,7 +5490,7 @@
       </w:pPr>
     </w:lvl>
   </w:abstractNum>
-  <w:abstractNum w:abstractNumId="4" w15:restartNumberingAfterBreak="0">
+  <w:abstractNum w:abstractNumId="5" w15:restartNumberingAfterBreak="0">
     <w:nsid w:val="0C6643E1"/>
     <w:multiLevelType w:val="multilevel"/>
     <w:tmpl w:val="85C2CD2A"/>
@@ -5103,7 +5576,7 @@
       </w:pPr>
     </w:lvl>
   </w:abstractNum>
-  <w:abstractNum w:abstractNumId="5" w15:restartNumberingAfterBreak="0">
+  <w:abstractNum w:abstractNumId="6" w15:restartNumberingAfterBreak="0">
     <w:nsid w:val="12D53888"/>
     <w:multiLevelType w:val="multilevel"/>
     <w:tmpl w:val="DD70D6BA"/>
@@ -5189,7 +5662,7 @@
       </w:pPr>
     </w:lvl>
   </w:abstractNum>
-  <w:abstractNum w:abstractNumId="6" w15:restartNumberingAfterBreak="0">
+  <w:abstractNum w:abstractNumId="7" w15:restartNumberingAfterBreak="0">
     <w:nsid w:val="171F28F1"/>
     <w:multiLevelType w:val="multilevel"/>
     <w:tmpl w:val="AB521ED4"/>
@@ -5275,7 +5748,7 @@
       </w:pPr>
     </w:lvl>
   </w:abstractNum>
-  <w:abstractNum w:abstractNumId="7" w15:restartNumberingAfterBreak="0">
+  <w:abstractNum w:abstractNumId="8" w15:restartNumberingAfterBreak="0">
     <w:nsid w:val="1A240308"/>
     <w:multiLevelType w:val="multilevel"/>
     <w:tmpl w:val="D088675A"/>
@@ -5361,7 +5834,7 @@
       </w:pPr>
     </w:lvl>
   </w:abstractNum>
-  <w:abstractNum w:abstractNumId="8" w15:restartNumberingAfterBreak="0">
+  <w:abstractNum w:abstractNumId="9" w15:restartNumberingAfterBreak="0">
     <w:nsid w:val="27331B82"/>
     <w:multiLevelType w:val="multilevel"/>
     <w:tmpl w:val="03AC5786"/>
@@ -5447,7 +5920,7 @@
       </w:pPr>
     </w:lvl>
   </w:abstractNum>
-  <w:abstractNum w:abstractNumId="9" w15:restartNumberingAfterBreak="0">
+  <w:abstractNum w:abstractNumId="10" w15:restartNumberingAfterBreak="0">
     <w:nsid w:val="2959043C"/>
     <w:multiLevelType w:val="multilevel"/>
     <w:tmpl w:val="33F6C3CE"/>
@@ -5560,7 +6033,7 @@
       </w:pPr>
     </w:lvl>
   </w:abstractNum>
-  <w:abstractNum w:abstractNumId="10" w15:restartNumberingAfterBreak="0">
+  <w:abstractNum w:abstractNumId="11" w15:restartNumberingAfterBreak="0">
     <w:nsid w:val="29705998"/>
     <w:multiLevelType w:val="hybridMultilevel"/>
     <w:tmpl w:val="9ADEE446"/>
@@ -5649,7 +6122,7 @@
       </w:pPr>
     </w:lvl>
   </w:abstractNum>
-  <w:abstractNum w:abstractNumId="11" w15:restartNumberingAfterBreak="0">
+  <w:abstractNum w:abstractNumId="12" w15:restartNumberingAfterBreak="0">
     <w:nsid w:val="2CB14450"/>
     <w:multiLevelType w:val="hybridMultilevel"/>
     <w:tmpl w:val="FC76E1C8"/>
@@ -5738,7 +6211,7 @@
       </w:pPr>
     </w:lvl>
   </w:abstractNum>
-  <w:abstractNum w:abstractNumId="12" w15:restartNumberingAfterBreak="0">
+  <w:abstractNum w:abstractNumId="13" w15:restartNumberingAfterBreak="0">
     <w:nsid w:val="2F5F0536"/>
     <w:multiLevelType w:val="multilevel"/>
     <w:tmpl w:val="1428A576"/>
@@ -5824,7 +6297,7 @@
       </w:pPr>
     </w:lvl>
   </w:abstractNum>
-  <w:abstractNum w:abstractNumId="13" w15:restartNumberingAfterBreak="0">
+  <w:abstractNum w:abstractNumId="14" w15:restartNumberingAfterBreak="0">
     <w:nsid w:val="307C3D51"/>
     <w:multiLevelType w:val="multilevel"/>
     <w:tmpl w:val="23BAEA44"/>
@@ -5910,7 +6383,7 @@
       </w:pPr>
     </w:lvl>
   </w:abstractNum>
-  <w:abstractNum w:abstractNumId="14" w15:restartNumberingAfterBreak="0">
+  <w:abstractNum w:abstractNumId="15" w15:restartNumberingAfterBreak="0">
     <w:nsid w:val="319B4856"/>
     <w:multiLevelType w:val="multilevel"/>
     <w:tmpl w:val="BA5E5C32"/>
@@ -5996,7 +6469,7 @@
       </w:pPr>
     </w:lvl>
   </w:abstractNum>
-  <w:abstractNum w:abstractNumId="15" w15:restartNumberingAfterBreak="0">
+  <w:abstractNum w:abstractNumId="16" w15:restartNumberingAfterBreak="0">
     <w:nsid w:val="34751CE2"/>
     <w:multiLevelType w:val="multilevel"/>
     <w:tmpl w:val="A1165D28"/>
@@ -6109,7 +6582,7 @@
       </w:rPr>
     </w:lvl>
   </w:abstractNum>
-  <w:abstractNum w:abstractNumId="16" w15:restartNumberingAfterBreak="0">
+  <w:abstractNum w:abstractNumId="17" w15:restartNumberingAfterBreak="0">
     <w:nsid w:val="35C20AB7"/>
     <w:multiLevelType w:val="multilevel"/>
     <w:tmpl w:val="45984696"/>
@@ -6244,7 +6717,7 @@
       </w:rPr>
     </w:lvl>
   </w:abstractNum>
-  <w:abstractNum w:abstractNumId="17" w15:restartNumberingAfterBreak="0">
+  <w:abstractNum w:abstractNumId="18" w15:restartNumberingAfterBreak="0">
     <w:nsid w:val="371428E9"/>
     <w:multiLevelType w:val="multilevel"/>
     <w:tmpl w:val="60B8CC4A"/>
@@ -6330,7 +6803,7 @@
       </w:pPr>
     </w:lvl>
   </w:abstractNum>
-  <w:abstractNum w:abstractNumId="18" w15:restartNumberingAfterBreak="0">
+  <w:abstractNum w:abstractNumId="19" w15:restartNumberingAfterBreak="0">
     <w:nsid w:val="398A3142"/>
     <w:multiLevelType w:val="multilevel"/>
     <w:tmpl w:val="CBAE46A8"/>
@@ -6425,7 +6898,7 @@
       </w:pPr>
     </w:lvl>
   </w:abstractNum>
-  <w:abstractNum w:abstractNumId="19" w15:restartNumberingAfterBreak="0">
+  <w:abstractNum w:abstractNumId="20" w15:restartNumberingAfterBreak="0">
     <w:nsid w:val="3FAE440D"/>
     <w:multiLevelType w:val="multilevel"/>
     <w:tmpl w:val="EC74C64C"/>
@@ -6566,7 +7039,7 @@
       </w:rPr>
     </w:lvl>
   </w:abstractNum>
-  <w:abstractNum w:abstractNumId="20" w15:restartNumberingAfterBreak="0">
+  <w:abstractNum w:abstractNumId="21" w15:restartNumberingAfterBreak="0">
     <w:nsid w:val="46ED22C6"/>
     <w:multiLevelType w:val="multilevel"/>
     <w:tmpl w:val="78DE3A76"/>
@@ -6652,7 +7125,7 @@
       </w:pPr>
     </w:lvl>
   </w:abstractNum>
-  <w:abstractNum w:abstractNumId="21" w15:restartNumberingAfterBreak="0">
+  <w:abstractNum w:abstractNumId="22" w15:restartNumberingAfterBreak="0">
     <w:nsid w:val="508E2892"/>
     <w:multiLevelType w:val="multilevel"/>
     <w:tmpl w:val="2D78B750"/>
@@ -6793,7 +7266,7 @@
       </w:rPr>
     </w:lvl>
   </w:abstractNum>
-  <w:abstractNum w:abstractNumId="22" w15:restartNumberingAfterBreak="0">
+  <w:abstractNum w:abstractNumId="23" w15:restartNumberingAfterBreak="0">
     <w:nsid w:val="5953122E"/>
     <w:multiLevelType w:val="multilevel"/>
     <w:tmpl w:val="2CCC1D38"/>
@@ -6879,7 +7352,7 @@
       </w:pPr>
     </w:lvl>
   </w:abstractNum>
-  <w:abstractNum w:abstractNumId="23" w15:restartNumberingAfterBreak="0">
+  <w:abstractNum w:abstractNumId="24" w15:restartNumberingAfterBreak="0">
     <w:nsid w:val="5CB839ED"/>
     <w:multiLevelType w:val="multilevel"/>
     <w:tmpl w:val="4432C1CA"/>
@@ -7016,7 +7489,156 @@
       </w:rPr>
     </w:lvl>
   </w:abstractNum>
-  <w:abstractNum w:abstractNumId="24" w15:restartNumberingAfterBreak="0">
+  <w:abstractNum w:abstractNumId="25" w15:restartNumberingAfterBreak="0">
+    <w:nsid w:val="61605C90"/>
+    <w:multiLevelType w:val="multilevel"/>
+    <w:tmpl w:val="9DAAFC18"/>
+    <w:lvl w:ilvl="0">
+      <w:start w:val="1"/>
+      <w:numFmt w:val="bullet"/>
+      <w:lvlText w:val=""/>
+      <w:lvlJc w:val="left"/>
+      <w:pPr>
+        <w:tabs>
+          <w:tab w:val="num" w:pos="720"/>
+        </w:tabs>
+        <w:ind w:left="720" w:hanging="360"/>
+      </w:pPr>
+      <w:rPr>
+        <w:rFonts w:ascii="Symbol" w:hAnsi="Symbol" w:hint="default"/>
+        <w:sz w:val="20"/>
+      </w:rPr>
+    </w:lvl>
+    <w:lvl w:ilvl="1" w:tentative="1">
+      <w:start w:val="1"/>
+      <w:numFmt w:val="bullet"/>
+      <w:lvlText w:val="o"/>
+      <w:lvlJc w:val="left"/>
+      <w:pPr>
+        <w:tabs>
+          <w:tab w:val="num" w:pos="1440"/>
+        </w:tabs>
+        <w:ind w:left="1440" w:hanging="360"/>
+      </w:pPr>
+      <w:rPr>
+        <w:rFonts w:ascii="Courier New" w:hAnsi="Courier New" w:hint="default"/>
+        <w:sz w:val="20"/>
+      </w:rPr>
+    </w:lvl>
+    <w:lvl w:ilvl="2" w:tentative="1">
+      <w:start w:val="1"/>
+      <w:numFmt w:val="bullet"/>
+      <w:lvlText w:val=""/>
+      <w:lvlJc w:val="left"/>
+      <w:pPr>
+        <w:tabs>
+          <w:tab w:val="num" w:pos="2160"/>
+        </w:tabs>
+        <w:ind w:left="2160" w:hanging="360"/>
+      </w:pPr>
+      <w:rPr>
+        <w:rFonts w:ascii="Wingdings" w:hAnsi="Wingdings" w:hint="default"/>
+        <w:sz w:val="20"/>
+      </w:rPr>
+    </w:lvl>
+    <w:lvl w:ilvl="3" w:tentative="1">
+      <w:start w:val="1"/>
+      <w:numFmt w:val="bullet"/>
+      <w:lvlText w:val=""/>
+      <w:lvlJc w:val="left"/>
+      <w:pPr>
+        <w:tabs>
+          <w:tab w:val="num" w:pos="2880"/>
+        </w:tabs>
+        <w:ind w:left="2880" w:hanging="360"/>
+      </w:pPr>
+      <w:rPr>
+        <w:rFonts w:ascii="Wingdings" w:hAnsi="Wingdings" w:hint="default"/>
+        <w:sz w:val="20"/>
+      </w:rPr>
+    </w:lvl>
+    <w:lvl w:ilvl="4" w:tentative="1">
+      <w:start w:val="1"/>
+      <w:numFmt w:val="bullet"/>
+      <w:lvlText w:val=""/>
+      <w:lvlJc w:val="left"/>
+      <w:pPr>
+        <w:tabs>
+          <w:tab w:val="num" w:pos="3600"/>
+        </w:tabs>
+        <w:ind w:left="3600" w:hanging="360"/>
+      </w:pPr>
+      <w:rPr>
+        <w:rFonts w:ascii="Wingdings" w:hAnsi="Wingdings" w:hint="default"/>
+        <w:sz w:val="20"/>
+      </w:rPr>
+    </w:lvl>
+    <w:lvl w:ilvl="5" w:tentative="1">
+      <w:start w:val="1"/>
+      <w:numFmt w:val="bullet"/>
+      <w:lvlText w:val=""/>
+      <w:lvlJc w:val="left"/>
+      <w:pPr>
+        <w:tabs>
+          <w:tab w:val="num" w:pos="4320"/>
+        </w:tabs>
+        <w:ind w:left="4320" w:hanging="360"/>
+      </w:pPr>
+      <w:rPr>
+        <w:rFonts w:ascii="Wingdings" w:hAnsi="Wingdings" w:hint="default"/>
+        <w:sz w:val="20"/>
+      </w:rPr>
+    </w:lvl>
+    <w:lvl w:ilvl="6" w:tentative="1">
+      <w:start w:val="1"/>
+      <w:numFmt w:val="bullet"/>
+      <w:lvlText w:val=""/>
+      <w:lvlJc w:val="left"/>
+      <w:pPr>
+        <w:tabs>
+          <w:tab w:val="num" w:pos="5040"/>
+        </w:tabs>
+        <w:ind w:left="5040" w:hanging="360"/>
+      </w:pPr>
+      <w:rPr>
+        <w:rFonts w:ascii="Wingdings" w:hAnsi="Wingdings" w:hint="default"/>
+        <w:sz w:val="20"/>
+      </w:rPr>
+    </w:lvl>
+    <w:lvl w:ilvl="7" w:tentative="1">
+      <w:start w:val="1"/>
+      <w:numFmt w:val="bullet"/>
+      <w:lvlText w:val=""/>
+      <w:lvlJc w:val="left"/>
+      <w:pPr>
+        <w:tabs>
+          <w:tab w:val="num" w:pos="5760"/>
+        </w:tabs>
+        <w:ind w:left="5760" w:hanging="360"/>
+      </w:pPr>
+      <w:rPr>
+        <w:rFonts w:ascii="Wingdings" w:hAnsi="Wingdings" w:hint="default"/>
+        <w:sz w:val="20"/>
+      </w:rPr>
+    </w:lvl>
+    <w:lvl w:ilvl="8" w:tentative="1">
+      <w:start w:val="1"/>
+      <w:numFmt w:val="bullet"/>
+      <w:lvlText w:val=""/>
+      <w:lvlJc w:val="left"/>
+      <w:pPr>
+        <w:tabs>
+          <w:tab w:val="num" w:pos="6480"/>
+        </w:tabs>
+        <w:ind w:left="6480" w:hanging="360"/>
+      </w:pPr>
+      <w:rPr>
+        <w:rFonts w:ascii="Wingdings" w:hAnsi="Wingdings" w:hint="default"/>
+        <w:sz w:val="20"/>
+      </w:rPr>
+    </w:lvl>
+  </w:abstractNum>
+  <w:abstractNum w:abstractNumId="26" w15:restartNumberingAfterBreak="0">
     <w:nsid w:val="6AF15F91"/>
     <w:multiLevelType w:val="multilevel"/>
     <w:tmpl w:val="2C76F452"/>
@@ -7102,7 +7724,7 @@
       </w:pPr>
     </w:lvl>
   </w:abstractNum>
-  <w:abstractNum w:abstractNumId="25" w15:restartNumberingAfterBreak="0">
+  <w:abstractNum w:abstractNumId="27" w15:restartNumberingAfterBreak="0">
     <w:nsid w:val="6F251B2D"/>
     <w:multiLevelType w:val="multilevel"/>
     <w:tmpl w:val="7EBC6776"/>
@@ -7243,7 +7865,7 @@
       </w:rPr>
     </w:lvl>
   </w:abstractNum>
-  <w:abstractNum w:abstractNumId="26" w15:restartNumberingAfterBreak="0">
+  <w:abstractNum w:abstractNumId="28" w15:restartNumberingAfterBreak="0">
     <w:nsid w:val="73AD7931"/>
     <w:multiLevelType w:val="multilevel"/>
     <w:tmpl w:val="3C4A7490"/>
@@ -7384,85 +8006,243 @@
       </w:rPr>
     </w:lvl>
   </w:abstractNum>
+  <w:abstractNum w:abstractNumId="29" w15:restartNumberingAfterBreak="0">
+    <w:nsid w:val="7E29408D"/>
+    <w:multiLevelType w:val="multilevel"/>
+    <w:tmpl w:val="69E01906"/>
+    <w:lvl w:ilvl="0">
+      <w:start w:val="1"/>
+      <w:numFmt w:val="bullet"/>
+      <w:lvlText w:val=""/>
+      <w:lvlJc w:val="left"/>
+      <w:pPr>
+        <w:tabs>
+          <w:tab w:val="num" w:pos="720"/>
+        </w:tabs>
+        <w:ind w:left="720" w:hanging="360"/>
+      </w:pPr>
+      <w:rPr>
+        <w:rFonts w:ascii="Symbol" w:hAnsi="Symbol" w:hint="default"/>
+        <w:sz w:val="20"/>
+      </w:rPr>
+    </w:lvl>
+    <w:lvl w:ilvl="1" w:tentative="1">
+      <w:start w:val="1"/>
+      <w:numFmt w:val="bullet"/>
+      <w:lvlText w:val="o"/>
+      <w:lvlJc w:val="left"/>
+      <w:pPr>
+        <w:tabs>
+          <w:tab w:val="num" w:pos="1440"/>
+        </w:tabs>
+        <w:ind w:left="1440" w:hanging="360"/>
+      </w:pPr>
+      <w:rPr>
+        <w:rFonts w:ascii="Courier New" w:hAnsi="Courier New" w:hint="default"/>
+        <w:sz w:val="20"/>
+      </w:rPr>
+    </w:lvl>
+    <w:lvl w:ilvl="2" w:tentative="1">
+      <w:start w:val="1"/>
+      <w:numFmt w:val="bullet"/>
+      <w:lvlText w:val=""/>
+      <w:lvlJc w:val="left"/>
+      <w:pPr>
+        <w:tabs>
+          <w:tab w:val="num" w:pos="2160"/>
+        </w:tabs>
+        <w:ind w:left="2160" w:hanging="360"/>
+      </w:pPr>
+      <w:rPr>
+        <w:rFonts w:ascii="Wingdings" w:hAnsi="Wingdings" w:hint="default"/>
+        <w:sz w:val="20"/>
+      </w:rPr>
+    </w:lvl>
+    <w:lvl w:ilvl="3" w:tentative="1">
+      <w:start w:val="1"/>
+      <w:numFmt w:val="bullet"/>
+      <w:lvlText w:val=""/>
+      <w:lvlJc w:val="left"/>
+      <w:pPr>
+        <w:tabs>
+          <w:tab w:val="num" w:pos="2880"/>
+        </w:tabs>
+        <w:ind w:left="2880" w:hanging="360"/>
+      </w:pPr>
+      <w:rPr>
+        <w:rFonts w:ascii="Wingdings" w:hAnsi="Wingdings" w:hint="default"/>
+        <w:sz w:val="20"/>
+      </w:rPr>
+    </w:lvl>
+    <w:lvl w:ilvl="4" w:tentative="1">
+      <w:start w:val="1"/>
+      <w:numFmt w:val="bullet"/>
+      <w:lvlText w:val=""/>
+      <w:lvlJc w:val="left"/>
+      <w:pPr>
+        <w:tabs>
+          <w:tab w:val="num" w:pos="3600"/>
+        </w:tabs>
+        <w:ind w:left="3600" w:hanging="360"/>
+      </w:pPr>
+      <w:rPr>
+        <w:rFonts w:ascii="Wingdings" w:hAnsi="Wingdings" w:hint="default"/>
+        <w:sz w:val="20"/>
+      </w:rPr>
+    </w:lvl>
+    <w:lvl w:ilvl="5" w:tentative="1">
+      <w:start w:val="1"/>
+      <w:numFmt w:val="bullet"/>
+      <w:lvlText w:val=""/>
+      <w:lvlJc w:val="left"/>
+      <w:pPr>
+        <w:tabs>
+          <w:tab w:val="num" w:pos="4320"/>
+        </w:tabs>
+        <w:ind w:left="4320" w:hanging="360"/>
+      </w:pPr>
+      <w:rPr>
+        <w:rFonts w:ascii="Wingdings" w:hAnsi="Wingdings" w:hint="default"/>
+        <w:sz w:val="20"/>
+      </w:rPr>
+    </w:lvl>
+    <w:lvl w:ilvl="6" w:tentative="1">
+      <w:start w:val="1"/>
+      <w:numFmt w:val="bullet"/>
+      <w:lvlText w:val=""/>
+      <w:lvlJc w:val="left"/>
+      <w:pPr>
+        <w:tabs>
+          <w:tab w:val="num" w:pos="5040"/>
+        </w:tabs>
+        <w:ind w:left="5040" w:hanging="360"/>
+      </w:pPr>
+      <w:rPr>
+        <w:rFonts w:ascii="Wingdings" w:hAnsi="Wingdings" w:hint="default"/>
+        <w:sz w:val="20"/>
+      </w:rPr>
+    </w:lvl>
+    <w:lvl w:ilvl="7" w:tentative="1">
+      <w:start w:val="1"/>
+      <w:numFmt w:val="bullet"/>
+      <w:lvlText w:val=""/>
+      <w:lvlJc w:val="left"/>
+      <w:pPr>
+        <w:tabs>
+          <w:tab w:val="num" w:pos="5760"/>
+        </w:tabs>
+        <w:ind w:left="5760" w:hanging="360"/>
+      </w:pPr>
+      <w:rPr>
+        <w:rFonts w:ascii="Wingdings" w:hAnsi="Wingdings" w:hint="default"/>
+        <w:sz w:val="20"/>
+      </w:rPr>
+    </w:lvl>
+    <w:lvl w:ilvl="8" w:tentative="1">
+      <w:start w:val="1"/>
+      <w:numFmt w:val="bullet"/>
+      <w:lvlText w:val=""/>
+      <w:lvlJc w:val="left"/>
+      <w:pPr>
+        <w:tabs>
+          <w:tab w:val="num" w:pos="6480"/>
+        </w:tabs>
+        <w:ind w:left="6480" w:hanging="360"/>
+      </w:pPr>
+      <w:rPr>
+        <w:rFonts w:ascii="Wingdings" w:hAnsi="Wingdings" w:hint="default"/>
+        <w:sz w:val="20"/>
+      </w:rPr>
+    </w:lvl>
+  </w:abstractNum>
   <w:num w:numId="1" w16cid:durableId="1883206214">
+    <w:abstractNumId w:val="1"/>
+  </w:num>
+  <w:num w:numId="2" w16cid:durableId="1331175956">
+    <w:abstractNumId w:val="16"/>
+  </w:num>
+  <w:num w:numId="3" w16cid:durableId="1257636249">
+    <w:abstractNumId w:val="13"/>
+  </w:num>
+  <w:num w:numId="4" w16cid:durableId="408314001">
+    <w:abstractNumId w:val="5"/>
+  </w:num>
+  <w:num w:numId="5" w16cid:durableId="1703941240">
+    <w:abstractNumId w:val="18"/>
+  </w:num>
+  <w:num w:numId="6" w16cid:durableId="1334989190">
+    <w:abstractNumId w:val="23"/>
+  </w:num>
+  <w:num w:numId="7" w16cid:durableId="1255898510">
+    <w:abstractNumId w:val="7"/>
+  </w:num>
+  <w:num w:numId="8" w16cid:durableId="1460102366">
+    <w:abstractNumId w:val="2"/>
+  </w:num>
+  <w:num w:numId="9" w16cid:durableId="671953958">
+    <w:abstractNumId w:val="15"/>
+  </w:num>
+  <w:num w:numId="10" w16cid:durableId="1593662892">
+    <w:abstractNumId w:val="14"/>
+  </w:num>
+  <w:num w:numId="11" w16cid:durableId="1057044931">
+    <w:abstractNumId w:val="26"/>
+  </w:num>
+  <w:num w:numId="12" w16cid:durableId="1435515847">
+    <w:abstractNumId w:val="21"/>
+  </w:num>
+  <w:num w:numId="13" w16cid:durableId="1157965518">
+    <w:abstractNumId w:val="4"/>
+  </w:num>
+  <w:num w:numId="14" w16cid:durableId="2118132978">
+    <w:abstractNumId w:val="3"/>
+  </w:num>
+  <w:num w:numId="15" w16cid:durableId="228931258">
+    <w:abstractNumId w:val="8"/>
+  </w:num>
+  <w:num w:numId="16" w16cid:durableId="1478036726">
+    <w:abstractNumId w:val="9"/>
+  </w:num>
+  <w:num w:numId="17" w16cid:durableId="589892491">
+    <w:abstractNumId w:val="6"/>
+  </w:num>
+  <w:num w:numId="18" w16cid:durableId="131211839">
+    <w:abstractNumId w:val="10"/>
+  </w:num>
+  <w:num w:numId="19" w16cid:durableId="1804425994">
+    <w:abstractNumId w:val="19"/>
+  </w:num>
+  <w:num w:numId="20" w16cid:durableId="1447506218">
+    <w:abstractNumId w:val="11"/>
+  </w:num>
+  <w:num w:numId="21" w16cid:durableId="1397431525">
+    <w:abstractNumId w:val="12"/>
+  </w:num>
+  <w:num w:numId="22" w16cid:durableId="594824907">
+    <w:abstractNumId w:val="28"/>
+  </w:num>
+  <w:num w:numId="23" w16cid:durableId="343017324">
+    <w:abstractNumId w:val="24"/>
+  </w:num>
+  <w:num w:numId="24" w16cid:durableId="576938850">
+    <w:abstractNumId w:val="17"/>
+  </w:num>
+  <w:num w:numId="25" w16cid:durableId="1086801254">
+    <w:abstractNumId w:val="22"/>
+  </w:num>
+  <w:num w:numId="26" w16cid:durableId="173150585">
+    <w:abstractNumId w:val="20"/>
+  </w:num>
+  <w:num w:numId="27" w16cid:durableId="1520777702">
+    <w:abstractNumId w:val="27"/>
+  </w:num>
+  <w:num w:numId="28" w16cid:durableId="1103653551">
+    <w:abstractNumId w:val="29"/>
+  </w:num>
+  <w:num w:numId="29" w16cid:durableId="1863283807">
     <w:abstractNumId w:val="0"/>
   </w:num>
-  <w:num w:numId="2" w16cid:durableId="1331175956">
-    <w:abstractNumId w:val="15"/>
-  </w:num>
-  <w:num w:numId="3" w16cid:durableId="1257636249">
-    <w:abstractNumId w:val="12"/>
-  </w:num>
-  <w:num w:numId="4" w16cid:durableId="408314001">
-    <w:abstractNumId w:val="4"/>
-  </w:num>
-  <w:num w:numId="5" w16cid:durableId="1703941240">
-    <w:abstractNumId w:val="17"/>
-  </w:num>
-  <w:num w:numId="6" w16cid:durableId="1334989190">
-    <w:abstractNumId w:val="22"/>
-  </w:num>
-  <w:num w:numId="7" w16cid:durableId="1255898510">
-    <w:abstractNumId w:val="6"/>
-  </w:num>
-  <w:num w:numId="8" w16cid:durableId="1460102366">
-    <w:abstractNumId w:val="1"/>
-  </w:num>
-  <w:num w:numId="9" w16cid:durableId="671953958">
-    <w:abstractNumId w:val="14"/>
-  </w:num>
-  <w:num w:numId="10" w16cid:durableId="1593662892">
-    <w:abstractNumId w:val="13"/>
-  </w:num>
-  <w:num w:numId="11" w16cid:durableId="1057044931">
-    <w:abstractNumId w:val="24"/>
-  </w:num>
-  <w:num w:numId="12" w16cid:durableId="1435515847">
-    <w:abstractNumId w:val="20"/>
-  </w:num>
-  <w:num w:numId="13" w16cid:durableId="1157965518">
-    <w:abstractNumId w:val="3"/>
-  </w:num>
-  <w:num w:numId="14" w16cid:durableId="2118132978">
-    <w:abstractNumId w:val="2"/>
-  </w:num>
-  <w:num w:numId="15" w16cid:durableId="228931258">
-    <w:abstractNumId w:val="7"/>
-  </w:num>
-  <w:num w:numId="16" w16cid:durableId="1478036726">
-    <w:abstractNumId w:val="8"/>
-  </w:num>
-  <w:num w:numId="17" w16cid:durableId="589892491">
-    <w:abstractNumId w:val="5"/>
-  </w:num>
-  <w:num w:numId="18" w16cid:durableId="131211839">
-    <w:abstractNumId w:val="9"/>
-  </w:num>
-  <w:num w:numId="19" w16cid:durableId="1804425994">
-    <w:abstractNumId w:val="18"/>
-  </w:num>
-  <w:num w:numId="20" w16cid:durableId="1447506218">
-    <w:abstractNumId w:val="10"/>
-  </w:num>
-  <w:num w:numId="21" w16cid:durableId="1397431525">
-    <w:abstractNumId w:val="11"/>
-  </w:num>
-  <w:num w:numId="22" w16cid:durableId="594824907">
-    <w:abstractNumId w:val="26"/>
-  </w:num>
-  <w:num w:numId="23" w16cid:durableId="343017324">
-    <w:abstractNumId w:val="23"/>
-  </w:num>
-  <w:num w:numId="24" w16cid:durableId="576938850">
-    <w:abstractNumId w:val="16"/>
-  </w:num>
-  <w:num w:numId="25" w16cid:durableId="1086801254">
-    <w:abstractNumId w:val="21"/>
-  </w:num>
-  <w:num w:numId="26" w16cid:durableId="173150585">
-    <w:abstractNumId w:val="19"/>
-  </w:num>
-  <w:num w:numId="27" w16cid:durableId="1520777702">
+  <w:num w:numId="30" w16cid:durableId="1814642439">
     <w:abstractNumId w:val="25"/>
   </w:num>
 </w:numbering>
@@ -7921,7 +8701,6 @@
     <w:next w:val="Normal"/>
     <w:link w:val="Heading3Char"/>
     <w:uiPriority w:val="9"/>
-    <w:semiHidden/>
     <w:unhideWhenUsed/>
     <w:qFormat/>
     <w:rsid w:val="00B63996"/>
@@ -8055,7 +8834,6 @@
     <w:basedOn w:val="DefaultParagraphFont"/>
     <w:link w:val="Heading3"/>
     <w:uiPriority w:val="9"/>
-    <w:semiHidden/>
     <w:qFormat/>
     <w:rsid w:val="00B63996"/>
     <w:rPr>
@@ -8292,6 +9070,19 @@
     <w:name w:val="apple-converted-space"/>
     <w:basedOn w:val="DefaultParagraphFont"/>
     <w:rsid w:val="00DB530A"/>
+  </w:style>
+  <w:style w:type="paragraph" w:customStyle="1" w:styleId="whitespace-normal">
+    <w:name w:val="whitespace-normal"/>
+    <w:basedOn w:val="Normal"/>
+    <w:rsid w:val="00034252"/>
+    <w:pPr>
+      <w:spacing w:before="100" w:beforeAutospacing="1" w:after="100" w:afterAutospacing="1" w:line="240" w:lineRule="auto"/>
+    </w:pPr>
+    <w:rPr>
+      <w:rFonts w:ascii="Times New Roman" w:eastAsia="Times New Roman" w:hAnsi="Times New Roman" w:cs="Times New Roman"/>
+      <w:szCs w:val="24"/>
+      <w:lang w:eastAsia="en-GB"/>
+    </w:rPr>
   </w:style>
 </w:styles>
 </file>

--- a/Notes/RunningNotes/SystemDesign.docx
+++ b/Notes/RunningNotes/SystemDesign.docx
@@ -2047,6 +2047,90 @@
     </w:p>
     <w:p>
       <w:pPr>
+        <w:rPr>
+          <w:rFonts w:ascii="Arial" w:hAnsi="Arial" w:cs="Arial"/>
+          <w:szCs w:val="24"/>
+        </w:rPr>
+      </w:pPr>
+      <w:r>
+        <w:rPr>
+          <w:rFonts w:ascii="Arial" w:hAnsi="Arial" w:cs="Arial"/>
+          <w:szCs w:val="24"/>
+        </w:rPr>
+        <w:t>How when logging in to one website, you can automatically login to other</w:t>
+      </w:r>
+    </w:p>
+    <w:p>
+      <w:pPr>
+        <w:rPr>
+          <w:rFonts w:ascii="Arial" w:hAnsi="Arial" w:cs="Arial"/>
+          <w:szCs w:val="24"/>
+        </w:rPr>
+      </w:pPr>
+      <w:r>
+        <w:rPr>
+          <w:rFonts w:ascii="Arial" w:hAnsi="Arial" w:cs="Arial"/>
+          <w:szCs w:val="24"/>
+        </w:rPr>
+        <w:t>1. Happens via token</w:t>
+      </w:r>
+    </w:p>
+    <w:p>
+      <w:pPr>
+        <w:rPr>
+          <w:rFonts w:ascii="Arial" w:hAnsi="Arial" w:cs="Arial"/>
+          <w:szCs w:val="24"/>
+        </w:rPr>
+      </w:pPr>
+      <w:proofErr w:type="spellStart"/>
+      <w:r>
+        <w:rPr>
+          <w:rFonts w:ascii="Arial" w:hAnsi="Arial" w:cs="Arial"/>
+          <w:szCs w:val="24"/>
+        </w:rPr>
+        <w:t>Oauth</w:t>
+      </w:r>
+      <w:proofErr w:type="spellEnd"/>
+      <w:r>
+        <w:rPr>
+          <w:rFonts w:ascii="Arial" w:hAnsi="Arial" w:cs="Arial"/>
+          <w:szCs w:val="24"/>
+        </w:rPr>
+        <w:t xml:space="preserve"> - provides clients a "secure delegated access" to server resources on behalf of a resource owner. It specifies a process for resource owners to authorize third-party access to their server resources without providing credentials. </w:t>
+      </w:r>
+    </w:p>
+    <w:p>
+      <w:pPr>
+        <w:rPr>
+          <w:rFonts w:ascii="Arial" w:hAnsi="Arial" w:cs="Arial"/>
+          <w:szCs w:val="24"/>
+        </w:rPr>
+      </w:pPr>
+      <w:r>
+        <w:rPr>
+          <w:rFonts w:ascii="Arial" w:hAnsi="Arial" w:cs="Arial"/>
+          <w:szCs w:val="24"/>
+        </w:rPr>
+        <w:t>OAuth is not an API or a service: it’s an open standard for authorization and anyone can implement it. OAuth is a standard that apps can use to provide client applications with “secure delegated access”. OAuth works over HTTPS and authorizes devices, APIs, servers, and applications with access tokens rather than credentials.</w:t>
+      </w:r>
+    </w:p>
+    <w:p>
+      <w:pPr>
+        <w:rPr>
+          <w:rFonts w:ascii="Arial" w:hAnsi="Arial" w:cs="Arial"/>
+          <w:szCs w:val="24"/>
+        </w:rPr>
+      </w:pPr>
+      <w:r>
+        <w:rPr>
+          <w:rFonts w:ascii="Arial" w:hAnsi="Arial" w:cs="Arial"/>
+          <w:szCs w:val="24"/>
+        </w:rPr>
+        <w:t>https://developer.okta.com/blog/2017/06/21/what-the-heck-is-oauth</w:t>
+      </w:r>
+    </w:p>
+    <w:p>
+      <w:pPr>
         <w:pStyle w:val="Heading1"/>
         <w:rPr>
           <w:rFonts w:ascii="Arial" w:hAnsi="Arial" w:cs="Arial"/>
@@ -2454,13 +2538,6 @@
           <w:szCs w:val="24"/>
         </w:rPr>
         <w:br/>
-      </w:r>
-      <w:r>
-        <w:rPr>
-          <w:rFonts w:ascii="Arial" w:hAnsi="Arial" w:cs="Arial"/>
-          <w:szCs w:val="24"/>
-        </w:rPr>
-        <w:lastRenderedPageBreak/>
         <w:t>Talks to identity provider for authentication/authorization</w:t>
       </w:r>
       <w:r>
@@ -2644,6 +2721,7 @@
           <w:rFonts w:ascii="Arial" w:hAnsi="Arial" w:cs="Arial"/>
           <w:szCs w:val="24"/>
         </w:rPr>
+        <w:lastRenderedPageBreak/>
         <w:t xml:space="preserve">Consistency: </w:t>
       </w:r>
       <w:r>
@@ -2759,7 +2837,6 @@
           <w:rFonts w:ascii="Arial" w:hAnsi="Arial" w:cs="Arial"/>
           <w:szCs w:val="24"/>
         </w:rPr>
-        <w:lastRenderedPageBreak/>
         <w:t>For a distributed system, the system will continue to work unless there is a</w:t>
       </w:r>
       <w:r>
@@ -3100,6 +3177,7 @@
           <w:rFonts w:ascii="Arial" w:eastAsiaTheme="minorHAnsi" w:hAnsi="Arial" w:cs="Arial"/>
           <w:color w:val="auto"/>
         </w:rPr>
+        <w:lastRenderedPageBreak/>
         <w:t>Choose CP when:</w:t>
       </w:r>
     </w:p>
@@ -3324,244 +3402,244 @@
           <w:rFonts w:ascii="Arial" w:hAnsi="Arial" w:cs="Arial"/>
           <w:szCs w:val="24"/>
         </w:rPr>
+        <w:t>Database system designed with ACID guarantees (RDBMS) usually chooses consistency over availability</w:t>
+      </w:r>
+    </w:p>
+    <w:p>
+      <w:pPr>
+        <w:rPr>
+          <w:rFonts w:ascii="Arial" w:hAnsi="Arial" w:cs="Arial"/>
+          <w:szCs w:val="24"/>
+        </w:rPr>
+      </w:pPr>
+    </w:p>
+    <w:p>
+      <w:pPr>
+        <w:rPr>
+          <w:rFonts w:ascii="Arial" w:hAnsi="Arial" w:cs="Arial"/>
+          <w:szCs w:val="24"/>
+        </w:rPr>
+      </w:pPr>
+      <w:r>
+        <w:rPr>
+          <w:rFonts w:ascii="Arial" w:hAnsi="Arial" w:cs="Arial"/>
+          <w:szCs w:val="24"/>
+        </w:rPr>
+        <w:t>whereas system Designed with BASE guarantees, availability.</w:t>
+      </w:r>
+    </w:p>
+    <w:p>
+      <w:pPr>
+        <w:rPr>
+          <w:rFonts w:ascii="Arial" w:hAnsi="Arial" w:cs="Arial"/>
+          <w:szCs w:val="24"/>
+        </w:rPr>
+      </w:pPr>
+    </w:p>
+    <w:p>
+      <w:pPr>
+        <w:rPr>
+          <w:rFonts w:ascii="Arial" w:hAnsi="Arial" w:cs="Arial"/>
+          <w:szCs w:val="24"/>
+        </w:rPr>
+      </w:pPr>
+    </w:p>
+    <w:p>
+      <w:pPr>
+        <w:rPr>
+          <w:rFonts w:ascii="Arial" w:hAnsi="Arial" w:cs="Arial"/>
+          <w:szCs w:val="24"/>
+        </w:rPr>
+      </w:pPr>
+      <w:r>
+        <w:rPr>
+          <w:rFonts w:ascii="Arial" w:hAnsi="Arial" w:cs="Arial"/>
+          <w:szCs w:val="24"/>
+        </w:rPr>
+        <w:t>Relational databases strongly follow ACID principles:</w:t>
+      </w:r>
+    </w:p>
+    <w:p>
+      <w:pPr>
+        <w:rPr>
+          <w:rFonts w:ascii="Arial" w:hAnsi="Arial" w:cs="Arial"/>
+          <w:szCs w:val="24"/>
+        </w:rPr>
+      </w:pPr>
+      <w:r>
+        <w:rPr>
+          <w:rFonts w:ascii="Arial" w:hAnsi="Arial" w:cs="Arial"/>
+          <w:szCs w:val="24"/>
+        </w:rPr>
+        <w:t>Atomic: Everything in a transaction succeeds or the entire transaction is</w:t>
+      </w:r>
+    </w:p>
+    <w:p>
+      <w:pPr>
+        <w:rPr>
+          <w:rFonts w:ascii="Arial" w:hAnsi="Arial" w:cs="Arial"/>
+          <w:szCs w:val="24"/>
+        </w:rPr>
+      </w:pPr>
+      <w:r>
+        <w:rPr>
+          <w:rFonts w:ascii="Arial" w:hAnsi="Arial" w:cs="Arial"/>
+          <w:szCs w:val="24"/>
+        </w:rPr>
+        <w:t xml:space="preserve">        rolled back.</w:t>
+      </w:r>
+    </w:p>
+    <w:p>
+      <w:pPr>
+        <w:rPr>
+          <w:rFonts w:ascii="Arial" w:hAnsi="Arial" w:cs="Arial"/>
+          <w:szCs w:val="24"/>
+        </w:rPr>
+      </w:pPr>
+      <w:r>
+        <w:rPr>
+          <w:rFonts w:ascii="Arial" w:hAnsi="Arial" w:cs="Arial"/>
+          <w:szCs w:val="24"/>
+        </w:rPr>
+        <w:t>Consistent: A transaction cannot leave the database in an inconsistent state.</w:t>
+      </w:r>
+    </w:p>
+    <w:p>
+      <w:pPr>
+        <w:rPr>
+          <w:rFonts w:ascii="Arial" w:hAnsi="Arial" w:cs="Arial"/>
+          <w:szCs w:val="24"/>
+        </w:rPr>
+      </w:pPr>
+      <w:r>
+        <w:rPr>
+          <w:rFonts w:ascii="Arial" w:hAnsi="Arial" w:cs="Arial"/>
+          <w:szCs w:val="24"/>
+        </w:rPr>
+        <w:t>Isolated: Transactions cannot interfere with each other.</w:t>
+      </w:r>
+    </w:p>
+    <w:p>
+      <w:pPr>
+        <w:rPr>
+          <w:rFonts w:ascii="Arial" w:hAnsi="Arial" w:cs="Arial"/>
+          <w:szCs w:val="24"/>
+        </w:rPr>
+      </w:pPr>
+      <w:r>
+        <w:rPr>
+          <w:rFonts w:ascii="Arial" w:hAnsi="Arial" w:cs="Arial"/>
+          <w:szCs w:val="24"/>
+        </w:rPr>
+        <w:t>Durable: Completed transactions persist, even when servers restart etc.</w:t>
+      </w:r>
+    </w:p>
+    <w:p>
+      <w:pPr>
+        <w:rPr>
+          <w:rFonts w:ascii="Arial" w:hAnsi="Arial" w:cs="Arial"/>
+          <w:szCs w:val="24"/>
+        </w:rPr>
+      </w:pPr>
+    </w:p>
+    <w:p>
+      <w:pPr>
+        <w:rPr>
+          <w:rFonts w:ascii="Arial" w:hAnsi="Arial" w:cs="Arial"/>
+          <w:szCs w:val="24"/>
+        </w:rPr>
+      </w:pPr>
+      <w:r>
+        <w:rPr>
+          <w:rFonts w:ascii="Arial" w:hAnsi="Arial" w:cs="Arial"/>
+          <w:szCs w:val="24"/>
+        </w:rPr>
+        <w:t>NoSQL databases follow BASE principles:</w:t>
+      </w:r>
+    </w:p>
+    <w:p>
+      <w:pPr>
+        <w:rPr>
+          <w:rFonts w:ascii="Arial" w:hAnsi="Arial" w:cs="Arial"/>
+          <w:szCs w:val="24"/>
+        </w:rPr>
+      </w:pPr>
+      <w:r>
+        <w:rPr>
+          <w:rFonts w:ascii="Arial" w:hAnsi="Arial" w:cs="Arial"/>
+          <w:szCs w:val="24"/>
+        </w:rPr>
+        <w:t>Basically Available, Soft State, Eventual consistency</w:t>
+      </w:r>
+    </w:p>
+    <w:p>
+      <w:pPr>
+        <w:rPr>
+          <w:rFonts w:ascii="Arial" w:hAnsi="Arial" w:cs="Arial"/>
+          <w:szCs w:val="24"/>
+        </w:rPr>
+      </w:pPr>
+      <w:r>
+        <w:rPr>
+          <w:rFonts w:ascii="Arial" w:hAnsi="Arial" w:cs="Arial"/>
+          <w:szCs w:val="24"/>
+        </w:rPr>
+        <w:t>Couch DB is eventually consistent in exchange for high availability.</w:t>
+      </w:r>
+    </w:p>
+    <w:p>
+      <w:pPr>
+        <w:rPr>
+          <w:rFonts w:ascii="Arial" w:hAnsi="Arial" w:cs="Arial"/>
+          <w:szCs w:val="24"/>
+        </w:rPr>
+      </w:pPr>
+      <w:r>
+        <w:rPr>
+          <w:rFonts w:ascii="Arial" w:hAnsi="Arial" w:cs="Arial"/>
+          <w:szCs w:val="24"/>
+        </w:rPr>
+        <w:t>CouchDB prioritizes availability, while MongoDB prioritizes consistency</w:t>
+      </w:r>
+    </w:p>
+    <w:p>
+      <w:pPr>
+        <w:rPr>
+          <w:rFonts w:ascii="Arial" w:hAnsi="Arial" w:cs="Arial"/>
+          <w:szCs w:val="24"/>
+        </w:rPr>
+      </w:pPr>
+      <w:r>
+        <w:rPr>
+          <w:rFonts w:ascii="Arial" w:hAnsi="Arial" w:cs="Arial"/>
+          <w:szCs w:val="24"/>
+        </w:rPr>
+        <w:t>https://medium.com/system-design-blog/cap-theorem-1455ce5fc0a0</w:t>
+      </w:r>
+    </w:p>
+    <w:p>
+      <w:pPr>
+        <w:rPr>
+          <w:rFonts w:ascii="Arial" w:hAnsi="Arial" w:cs="Arial"/>
+          <w:szCs w:val="24"/>
+        </w:rPr>
+      </w:pPr>
+    </w:p>
+    <w:p>
+      <w:pPr>
+        <w:rPr>
+          <w:rFonts w:ascii="Arial" w:eastAsia="Times New Roman" w:hAnsi="Arial" w:cs="Arial"/>
+          <w:szCs w:val="24"/>
+          <w:lang w:eastAsia="en-GB"/>
+        </w:rPr>
+      </w:pPr>
+      <w:r>
+        <w:rPr>
+          <w:rFonts w:ascii="Arial" w:eastAsia="Times New Roman" w:hAnsi="Arial" w:cs="Arial"/>
+          <w:szCs w:val="24"/>
+          <w:lang w:eastAsia="en-GB"/>
+        </w:rPr>
         <w:lastRenderedPageBreak/>
-        <w:t>Database system designed with ACID guarantees (RDBMS) usually chooses consistency over availability</w:t>
-      </w:r>
-    </w:p>
-    <w:p>
-      <w:pPr>
-        <w:rPr>
-          <w:rFonts w:ascii="Arial" w:hAnsi="Arial" w:cs="Arial"/>
-          <w:szCs w:val="24"/>
-        </w:rPr>
-      </w:pPr>
-    </w:p>
-    <w:p>
-      <w:pPr>
-        <w:rPr>
-          <w:rFonts w:ascii="Arial" w:hAnsi="Arial" w:cs="Arial"/>
-          <w:szCs w:val="24"/>
-        </w:rPr>
-      </w:pPr>
-      <w:r>
-        <w:rPr>
-          <w:rFonts w:ascii="Arial" w:hAnsi="Arial" w:cs="Arial"/>
-          <w:szCs w:val="24"/>
-        </w:rPr>
-        <w:t>whereas system Designed with BASE guarantees, availability.</w:t>
-      </w:r>
-    </w:p>
-    <w:p>
-      <w:pPr>
-        <w:rPr>
-          <w:rFonts w:ascii="Arial" w:hAnsi="Arial" w:cs="Arial"/>
-          <w:szCs w:val="24"/>
-        </w:rPr>
-      </w:pPr>
-    </w:p>
-    <w:p>
-      <w:pPr>
-        <w:rPr>
-          <w:rFonts w:ascii="Arial" w:hAnsi="Arial" w:cs="Arial"/>
-          <w:szCs w:val="24"/>
-        </w:rPr>
-      </w:pPr>
-    </w:p>
-    <w:p>
-      <w:pPr>
-        <w:rPr>
-          <w:rFonts w:ascii="Arial" w:hAnsi="Arial" w:cs="Arial"/>
-          <w:szCs w:val="24"/>
-        </w:rPr>
-      </w:pPr>
-      <w:r>
-        <w:rPr>
-          <w:rFonts w:ascii="Arial" w:hAnsi="Arial" w:cs="Arial"/>
-          <w:szCs w:val="24"/>
-        </w:rPr>
-        <w:t>Relational databases strongly follow ACID principles:</w:t>
-      </w:r>
-    </w:p>
-    <w:p>
-      <w:pPr>
-        <w:rPr>
-          <w:rFonts w:ascii="Arial" w:hAnsi="Arial" w:cs="Arial"/>
-          <w:szCs w:val="24"/>
-        </w:rPr>
-      </w:pPr>
-      <w:r>
-        <w:rPr>
-          <w:rFonts w:ascii="Arial" w:hAnsi="Arial" w:cs="Arial"/>
-          <w:szCs w:val="24"/>
-        </w:rPr>
-        <w:t>Atomic: Everything in a transaction succeeds or the entire transaction is</w:t>
-      </w:r>
-    </w:p>
-    <w:p>
-      <w:pPr>
-        <w:rPr>
-          <w:rFonts w:ascii="Arial" w:hAnsi="Arial" w:cs="Arial"/>
-          <w:szCs w:val="24"/>
-        </w:rPr>
-      </w:pPr>
-      <w:r>
-        <w:rPr>
-          <w:rFonts w:ascii="Arial" w:hAnsi="Arial" w:cs="Arial"/>
-          <w:szCs w:val="24"/>
-        </w:rPr>
-        <w:t xml:space="preserve">        rolled back.</w:t>
-      </w:r>
-    </w:p>
-    <w:p>
-      <w:pPr>
-        <w:rPr>
-          <w:rFonts w:ascii="Arial" w:hAnsi="Arial" w:cs="Arial"/>
-          <w:szCs w:val="24"/>
-        </w:rPr>
-      </w:pPr>
-      <w:r>
-        <w:rPr>
-          <w:rFonts w:ascii="Arial" w:hAnsi="Arial" w:cs="Arial"/>
-          <w:szCs w:val="24"/>
-        </w:rPr>
-        <w:t>Consistent: A transaction cannot leave the database in an inconsistent state.</w:t>
-      </w:r>
-    </w:p>
-    <w:p>
-      <w:pPr>
-        <w:rPr>
-          <w:rFonts w:ascii="Arial" w:hAnsi="Arial" w:cs="Arial"/>
-          <w:szCs w:val="24"/>
-        </w:rPr>
-      </w:pPr>
-      <w:r>
-        <w:rPr>
-          <w:rFonts w:ascii="Arial" w:hAnsi="Arial" w:cs="Arial"/>
-          <w:szCs w:val="24"/>
-        </w:rPr>
-        <w:t>Isolated: Transactions cannot interfere with each other.</w:t>
-      </w:r>
-    </w:p>
-    <w:p>
-      <w:pPr>
-        <w:rPr>
-          <w:rFonts w:ascii="Arial" w:hAnsi="Arial" w:cs="Arial"/>
-          <w:szCs w:val="24"/>
-        </w:rPr>
-      </w:pPr>
-      <w:r>
-        <w:rPr>
-          <w:rFonts w:ascii="Arial" w:hAnsi="Arial" w:cs="Arial"/>
-          <w:szCs w:val="24"/>
-        </w:rPr>
-        <w:t>Durable: Completed transactions persist, even when servers restart etc.</w:t>
-      </w:r>
-    </w:p>
-    <w:p>
-      <w:pPr>
-        <w:rPr>
-          <w:rFonts w:ascii="Arial" w:hAnsi="Arial" w:cs="Arial"/>
-          <w:szCs w:val="24"/>
-        </w:rPr>
-      </w:pPr>
-    </w:p>
-    <w:p>
-      <w:pPr>
-        <w:rPr>
-          <w:rFonts w:ascii="Arial" w:hAnsi="Arial" w:cs="Arial"/>
-          <w:szCs w:val="24"/>
-        </w:rPr>
-      </w:pPr>
-      <w:r>
-        <w:rPr>
-          <w:rFonts w:ascii="Arial" w:hAnsi="Arial" w:cs="Arial"/>
-          <w:szCs w:val="24"/>
-        </w:rPr>
-        <w:t>NoSQL databases follow BASE principles:</w:t>
-      </w:r>
-    </w:p>
-    <w:p>
-      <w:pPr>
-        <w:rPr>
-          <w:rFonts w:ascii="Arial" w:hAnsi="Arial" w:cs="Arial"/>
-          <w:szCs w:val="24"/>
-        </w:rPr>
-      </w:pPr>
-      <w:r>
-        <w:rPr>
-          <w:rFonts w:ascii="Arial" w:hAnsi="Arial" w:cs="Arial"/>
-          <w:szCs w:val="24"/>
-        </w:rPr>
-        <w:t>Basically Available, Soft State, Eventual consistency</w:t>
-      </w:r>
-    </w:p>
-    <w:p>
-      <w:pPr>
-        <w:rPr>
-          <w:rFonts w:ascii="Arial" w:hAnsi="Arial" w:cs="Arial"/>
-          <w:szCs w:val="24"/>
-        </w:rPr>
-      </w:pPr>
-      <w:r>
-        <w:rPr>
-          <w:rFonts w:ascii="Arial" w:hAnsi="Arial" w:cs="Arial"/>
-          <w:szCs w:val="24"/>
-        </w:rPr>
-        <w:t>Couch DB is eventually consistent in exchange for high availability.</w:t>
-      </w:r>
-    </w:p>
-    <w:p>
-      <w:pPr>
-        <w:rPr>
-          <w:rFonts w:ascii="Arial" w:hAnsi="Arial" w:cs="Arial"/>
-          <w:szCs w:val="24"/>
-        </w:rPr>
-      </w:pPr>
-      <w:r>
-        <w:rPr>
-          <w:rFonts w:ascii="Arial" w:hAnsi="Arial" w:cs="Arial"/>
-          <w:szCs w:val="24"/>
-        </w:rPr>
-        <w:t>CouchDB prioritizes availability, while MongoDB prioritizes consistency</w:t>
-      </w:r>
-    </w:p>
-    <w:p>
-      <w:pPr>
-        <w:rPr>
-          <w:rFonts w:ascii="Arial" w:hAnsi="Arial" w:cs="Arial"/>
-          <w:szCs w:val="24"/>
-        </w:rPr>
-      </w:pPr>
-      <w:r>
-        <w:rPr>
-          <w:rFonts w:ascii="Arial" w:hAnsi="Arial" w:cs="Arial"/>
-          <w:szCs w:val="24"/>
-        </w:rPr>
-        <w:t>https://medium.com/system-design-blog/cap-theorem-1455ce5fc0a0</w:t>
-      </w:r>
-    </w:p>
-    <w:p>
-      <w:pPr>
-        <w:rPr>
-          <w:rFonts w:ascii="Arial" w:hAnsi="Arial" w:cs="Arial"/>
-          <w:szCs w:val="24"/>
-        </w:rPr>
-      </w:pPr>
-    </w:p>
-    <w:p>
-      <w:pPr>
-        <w:rPr>
-          <w:rFonts w:ascii="Arial" w:eastAsia="Times New Roman" w:hAnsi="Arial" w:cs="Arial"/>
-          <w:szCs w:val="24"/>
-          <w:lang w:eastAsia="en-GB"/>
-        </w:rPr>
-      </w:pPr>
-      <w:r>
-        <w:rPr>
-          <w:rFonts w:ascii="Arial" w:eastAsia="Times New Roman" w:hAnsi="Arial" w:cs="Arial"/>
-          <w:szCs w:val="24"/>
-          <w:lang w:eastAsia="en-GB"/>
-        </w:rPr>
         <w:fldChar w:fldCharType="begin"/>
       </w:r>
       <w:r>
@@ -3588,7 +3666,7 @@
           <w:lang w:eastAsia="en-GB"/>
         </w:rPr>
         <w:drawing>
-          <wp:inline distT="0" distB="0" distL="0" distR="0" wp14:anchorId="246E1A56" wp14:editId="6A03EAA6">
+          <wp:inline distT="0" distB="0" distL="0" distR="0" wp14:anchorId="246E1A56" wp14:editId="36BA5A09">
             <wp:extent cx="5731510" cy="2267585"/>
             <wp:effectExtent l="0" t="0" r="0" b="0"/>
             <wp:docPr id="1" name="Picture 1" descr="Graphical user interface, application&#10;&#10;Description automatically generated"/>
@@ -3702,7 +3780,6 @@
           <w:color w:val="292929"/>
           <w:spacing w:val="-1"/>
         </w:rPr>
-        <w:lastRenderedPageBreak/>
         <w:t>Types of NoSQL</w:t>
       </w:r>
     </w:p>
@@ -4065,6 +4142,13 @@
           <w:szCs w:val="24"/>
         </w:rPr>
         <w:br/>
+      </w:r>
+      <w:r>
+        <w:rPr>
+          <w:rFonts w:ascii="Arial" w:hAnsi="Arial" w:cs="Arial"/>
+          <w:szCs w:val="24"/>
+        </w:rPr>
+        <w:lastRenderedPageBreak/>
         <w:t>Scalability is easy</w:t>
       </w:r>
       <w:r>
@@ -4134,15 +4218,13 @@
         </w:rPr>
         <w:t xml:space="preserve">Rows </w:t>
       </w:r>
-      <w:proofErr w:type="spellStart"/>
-      <w:r>
-        <w:rPr>
-          <w:rFonts w:ascii="Arial" w:hAnsi="Arial" w:cs="Arial"/>
-          <w:szCs w:val="24"/>
-        </w:rPr>
-        <w:t>upto</w:t>
-      </w:r>
-      <w:proofErr w:type="spellEnd"/>
+      <w:r>
+        <w:rPr>
+          <w:rFonts w:ascii="Arial" w:hAnsi="Arial" w:cs="Arial"/>
+          <w:szCs w:val="24"/>
+        </w:rPr>
+        <w:t>up to</w:t>
+      </w:r>
       <w:r>
         <w:rPr>
           <w:rFonts w:ascii="Arial" w:hAnsi="Arial" w:cs="Arial"/>
@@ -4188,6 +4270,213 @@
         <w:t>One feature in one table, say User Info in one table.</w:t>
       </w:r>
     </w:p>
+    <w:tbl>
+      <w:tblPr>
+        <w:tblW w:w="0" w:type="auto"/>
+        <w:tblCellSpacing w:w="15" w:type="dxa"/>
+        <w:tblCellMar>
+          <w:top w:w="15" w:type="dxa"/>
+          <w:left w:w="15" w:type="dxa"/>
+          <w:bottom w:w="15" w:type="dxa"/>
+          <w:right w:w="15" w:type="dxa"/>
+        </w:tblCellMar>
+        <w:tblLook w:val="04A0" w:firstRow="1" w:lastRow="0" w:firstColumn="1" w:lastColumn="0" w:noHBand="0" w:noVBand="1"/>
+      </w:tblPr>
+      <w:tblGrid>
+        <w:gridCol w:w="1409"/>
+        <w:gridCol w:w="6853"/>
+      </w:tblGrid>
+      <w:tr>
+        <w:trPr>
+          <w:tblHeader/>
+          <w:tblCellSpacing w:w="15" w:type="dxa"/>
+        </w:trPr>
+        <w:tc>
+          <w:tcPr>
+            <w:tcW w:w="0" w:type="auto"/>
+            <w:vAlign w:val="center"/>
+            <w:hideMark/>
+          </w:tcPr>
+          <w:p>
+            <w:pPr>
+              <w:rPr>
+                <w:rFonts w:ascii="Arial" w:hAnsi="Arial" w:cs="Arial"/>
+                <w:szCs w:val="24"/>
+              </w:rPr>
+            </w:pPr>
+          </w:p>
+        </w:tc>
+        <w:tc>
+          <w:tcPr>
+            <w:tcW w:w="0" w:type="auto"/>
+            <w:vAlign w:val="center"/>
+            <w:hideMark/>
+          </w:tcPr>
+          <w:p>
+            <w:pPr>
+              <w:rPr>
+                <w:rFonts w:ascii="Arial" w:hAnsi="Arial" w:cs="Arial"/>
+                <w:b/>
+                <w:bCs/>
+                <w:szCs w:val="24"/>
+              </w:rPr>
+            </w:pPr>
+          </w:p>
+        </w:tc>
+      </w:tr>
+      <w:tr>
+        <w:trPr>
+          <w:tblCellSpacing w:w="15" w:type="dxa"/>
+        </w:trPr>
+        <w:tc>
+          <w:tcPr>
+            <w:tcW w:w="0" w:type="auto"/>
+            <w:vAlign w:val="center"/>
+            <w:hideMark/>
+          </w:tcPr>
+          <w:p>
+            <w:pPr>
+              <w:rPr>
+                <w:rFonts w:ascii="Arial" w:hAnsi="Arial" w:cs="Arial"/>
+                <w:szCs w:val="24"/>
+              </w:rPr>
+            </w:pPr>
+            <w:r>
+              <w:rPr>
+                <w:rFonts w:ascii="Arial" w:hAnsi="Arial" w:cs="Arial"/>
+                <w:b/>
+                <w:bCs/>
+                <w:szCs w:val="24"/>
+              </w:rPr>
+              <w:t>Partitioning</w:t>
+            </w:r>
+          </w:p>
+        </w:tc>
+        <w:tc>
+          <w:tcPr>
+            <w:tcW w:w="0" w:type="auto"/>
+            <w:vAlign w:val="center"/>
+            <w:hideMark/>
+          </w:tcPr>
+          <w:p>
+            <w:pPr>
+              <w:rPr>
+                <w:rFonts w:ascii="Arial" w:hAnsi="Arial" w:cs="Arial"/>
+                <w:szCs w:val="24"/>
+              </w:rPr>
+            </w:pPr>
+            <w:r>
+              <w:rPr>
+                <w:rFonts w:ascii="Arial" w:hAnsi="Arial" w:cs="Arial"/>
+                <w:szCs w:val="24"/>
+              </w:rPr>
+              <w:t xml:space="preserve">Dividing data into logical segments — </w:t>
+            </w:r>
+            <w:r>
+              <w:rPr>
+                <w:rFonts w:ascii="Arial" w:hAnsi="Arial" w:cs="Arial"/>
+                <w:i/>
+                <w:iCs/>
+                <w:szCs w:val="24"/>
+              </w:rPr>
+              <w:t>can be on the same node</w:t>
+            </w:r>
+          </w:p>
+        </w:tc>
+      </w:tr>
+      <w:tr>
+        <w:trPr>
+          <w:tblCellSpacing w:w="15" w:type="dxa"/>
+        </w:trPr>
+        <w:tc>
+          <w:tcPr>
+            <w:tcW w:w="0" w:type="auto"/>
+            <w:vAlign w:val="center"/>
+            <w:hideMark/>
+          </w:tcPr>
+          <w:p>
+            <w:pPr>
+              <w:rPr>
+                <w:rFonts w:ascii="Arial" w:hAnsi="Arial" w:cs="Arial"/>
+                <w:szCs w:val="24"/>
+              </w:rPr>
+            </w:pPr>
+            <w:r>
+              <w:rPr>
+                <w:rFonts w:ascii="Arial" w:hAnsi="Arial" w:cs="Arial"/>
+                <w:b/>
+                <w:bCs/>
+                <w:szCs w:val="24"/>
+              </w:rPr>
+              <w:t>Sharding</w:t>
+            </w:r>
+          </w:p>
+        </w:tc>
+        <w:tc>
+          <w:tcPr>
+            <w:tcW w:w="0" w:type="auto"/>
+            <w:vAlign w:val="center"/>
+            <w:hideMark/>
+          </w:tcPr>
+          <w:p>
+            <w:pPr>
+              <w:rPr>
+                <w:rFonts w:ascii="Arial" w:hAnsi="Arial" w:cs="Arial"/>
+                <w:szCs w:val="24"/>
+              </w:rPr>
+            </w:pPr>
+            <w:r>
+              <w:rPr>
+                <w:rFonts w:ascii="Arial" w:hAnsi="Arial" w:cs="Arial"/>
+                <w:szCs w:val="24"/>
+              </w:rPr>
+              <w:t xml:space="preserve">Distributing those segments across </w:t>
+            </w:r>
+            <w:r>
+              <w:rPr>
+                <w:rFonts w:ascii="Arial" w:hAnsi="Arial" w:cs="Arial"/>
+                <w:i/>
+                <w:iCs/>
+                <w:szCs w:val="24"/>
+              </w:rPr>
+              <w:t>multiple physical nodes</w:t>
+            </w:r>
+          </w:p>
+        </w:tc>
+      </w:tr>
+    </w:tbl>
+    <w:p>
+      <w:pPr>
+        <w:rPr>
+          <w:rFonts w:ascii="Arial" w:hAnsi="Arial" w:cs="Arial"/>
+          <w:szCs w:val="24"/>
+        </w:rPr>
+      </w:pPr>
+      <w:r>
+        <w:rPr>
+          <w:rFonts w:ascii="Arial" w:hAnsi="Arial" w:cs="Arial"/>
+          <w:b/>
+          <w:bCs/>
+          <w:szCs w:val="24"/>
+        </w:rPr>
+        <w:t>Sharding IS partitioning, but partitioning is NOT always sharding.</w:t>
+      </w:r>
+      <w:r>
+        <w:rPr>
+          <w:rFonts w:ascii="Arial" w:hAnsi="Arial" w:cs="Arial"/>
+          <w:szCs w:val="24"/>
+        </w:rPr>
+        <w:t xml:space="preserve"> Sharding = Partitioning + Distribution across machines</w:t>
+      </w:r>
+    </w:p>
+    <w:p>
+      <w:pPr>
+        <w:rPr>
+          <w:rFonts w:ascii="Arial" w:hAnsi="Arial" w:cs="Arial"/>
+          <w:szCs w:val="24"/>
+        </w:rPr>
+      </w:pPr>
+    </w:p>
     <w:p>
       <w:pPr>
         <w:rPr>
@@ -4242,6 +4531,412 @@
     </w:p>
     <w:p>
       <w:pPr>
+        <w:rPr>
+          <w:rFonts w:ascii="Arial" w:hAnsi="Arial" w:cs="Arial"/>
+          <w:szCs w:val="24"/>
+        </w:rPr>
+      </w:pPr>
+      <w:r>
+        <w:rPr>
+          <w:rFonts w:ascii="Arial" w:hAnsi="Arial" w:cs="Arial"/>
+          <w:szCs w:val="24"/>
+        </w:rPr>
+        <w:t>Cache:</w:t>
+      </w:r>
+    </w:p>
+    <w:p>
+      <w:pPr>
+        <w:rPr>
+          <w:rFonts w:ascii="Arial" w:hAnsi="Arial" w:cs="Arial"/>
+          <w:szCs w:val="24"/>
+        </w:rPr>
+      </w:pPr>
+      <w:r>
+        <w:rPr>
+          <w:rFonts w:ascii="Arial" w:hAnsi="Arial" w:cs="Arial"/>
+          <w:szCs w:val="24"/>
+        </w:rPr>
+        <w:t xml:space="preserve">    Temporary storage area that stores the used items for easy access.</w:t>
+      </w:r>
+    </w:p>
+    <w:p>
+      <w:pPr>
+        <w:rPr>
+          <w:rFonts w:ascii="Arial" w:hAnsi="Arial" w:cs="Arial"/>
+          <w:szCs w:val="24"/>
+        </w:rPr>
+      </w:pPr>
+      <w:r>
+        <w:rPr>
+          <w:rFonts w:ascii="Arial" w:hAnsi="Arial" w:cs="Arial"/>
+          <w:szCs w:val="24"/>
+        </w:rPr>
+        <w:t xml:space="preserve">    Speed factor</w:t>
+      </w:r>
+    </w:p>
+    <w:p>
+      <w:pPr>
+        <w:rPr>
+          <w:rFonts w:ascii="Arial" w:hAnsi="Arial" w:cs="Arial"/>
+          <w:szCs w:val="24"/>
+        </w:rPr>
+      </w:pPr>
+      <w:r>
+        <w:rPr>
+          <w:rFonts w:ascii="Arial" w:hAnsi="Arial" w:cs="Arial"/>
+          <w:szCs w:val="24"/>
+        </w:rPr>
+        <w:t xml:space="preserve">    Why are caches faster:</w:t>
+      </w:r>
+    </w:p>
+    <w:p>
+      <w:pPr>
+        <w:rPr>
+          <w:rFonts w:ascii="Arial" w:hAnsi="Arial" w:cs="Arial"/>
+          <w:szCs w:val="24"/>
+        </w:rPr>
+      </w:pPr>
+      <w:r>
+        <w:rPr>
+          <w:rFonts w:ascii="Arial" w:hAnsi="Arial" w:cs="Arial"/>
+          <w:szCs w:val="24"/>
+        </w:rPr>
+        <w:t xml:space="preserve">        Small memory size -- reduces the number of scans to retrieve data</w:t>
+      </w:r>
+    </w:p>
+    <w:p>
+      <w:pPr>
+        <w:rPr>
+          <w:rFonts w:ascii="Arial" w:hAnsi="Arial" w:cs="Arial"/>
+          <w:szCs w:val="24"/>
+        </w:rPr>
+      </w:pPr>
+      <w:r>
+        <w:rPr>
+          <w:rFonts w:ascii="Arial" w:hAnsi="Arial" w:cs="Arial"/>
+          <w:szCs w:val="24"/>
+        </w:rPr>
+        <w:t xml:space="preserve">        Location  -- Caches are located closer to the consumer (CPU) hence the less latency.</w:t>
+      </w:r>
+    </w:p>
+    <w:p>
+      <w:pPr>
+        <w:rPr>
+          <w:rFonts w:ascii="Arial" w:hAnsi="Arial" w:cs="Arial"/>
+          <w:szCs w:val="24"/>
+        </w:rPr>
+      </w:pPr>
+      <w:r>
+        <w:rPr>
+          <w:rFonts w:ascii="Arial" w:hAnsi="Arial" w:cs="Arial"/>
+          <w:szCs w:val="24"/>
+        </w:rPr>
+        <w:t>Cache invalidation:</w:t>
+      </w:r>
+    </w:p>
+    <w:p>
+      <w:pPr>
+        <w:rPr>
+          <w:rFonts w:ascii="Arial" w:hAnsi="Arial" w:cs="Arial"/>
+          <w:szCs w:val="24"/>
+        </w:rPr>
+      </w:pPr>
+      <w:r>
+        <w:rPr>
+          <w:rFonts w:ascii="Arial" w:hAnsi="Arial" w:cs="Arial"/>
+          <w:szCs w:val="24"/>
+        </w:rPr>
+        <w:t>No longer serve the data from cache, instead get a fresh copy</w:t>
+      </w:r>
+    </w:p>
+    <w:p>
+      <w:pPr>
+        <w:rPr>
+          <w:rFonts w:ascii="Arial" w:hAnsi="Arial" w:cs="Arial"/>
+          <w:szCs w:val="24"/>
+        </w:rPr>
+      </w:pPr>
+    </w:p>
+    <w:p>
+      <w:pPr>
+        <w:rPr>
+          <w:rFonts w:ascii="Arial" w:hAnsi="Arial" w:cs="Arial"/>
+          <w:szCs w:val="24"/>
+        </w:rPr>
+      </w:pPr>
+      <w:r>
+        <w:rPr>
+          <w:rFonts w:ascii="Arial" w:hAnsi="Arial" w:cs="Arial"/>
+          <w:szCs w:val="24"/>
+        </w:rPr>
+        <w:t>Cache eviction policies:</w:t>
+      </w:r>
+    </w:p>
+    <w:p>
+      <w:pPr>
+        <w:rPr>
+          <w:rFonts w:ascii="Arial" w:hAnsi="Arial" w:cs="Arial"/>
+          <w:szCs w:val="24"/>
+        </w:rPr>
+      </w:pPr>
+      <w:r>
+        <w:rPr>
+          <w:rFonts w:ascii="Arial" w:hAnsi="Arial" w:cs="Arial"/>
+          <w:szCs w:val="24"/>
+        </w:rPr>
+        <w:t>The item which is returned by this policy is evicted first</w:t>
+      </w:r>
+    </w:p>
+    <w:p>
+      <w:pPr>
+        <w:rPr>
+          <w:rFonts w:ascii="Arial" w:hAnsi="Arial" w:cs="Arial"/>
+          <w:szCs w:val="24"/>
+        </w:rPr>
+      </w:pPr>
+      <w:r>
+        <w:rPr>
+          <w:rFonts w:ascii="Arial" w:hAnsi="Arial" w:cs="Arial"/>
+          <w:szCs w:val="24"/>
+        </w:rPr>
+        <w:t>1. LRU</w:t>
+      </w:r>
+    </w:p>
+    <w:p>
+      <w:pPr>
+        <w:rPr>
+          <w:rFonts w:ascii="Arial" w:hAnsi="Arial" w:cs="Arial"/>
+          <w:szCs w:val="24"/>
+        </w:rPr>
+      </w:pPr>
+      <w:r>
+        <w:rPr>
+          <w:rFonts w:ascii="Arial" w:hAnsi="Arial" w:cs="Arial"/>
+          <w:szCs w:val="24"/>
+        </w:rPr>
+        <w:t xml:space="preserve">    Least Recently Used</w:t>
+      </w:r>
+    </w:p>
+    <w:p>
+      <w:pPr>
+        <w:rPr>
+          <w:rFonts w:ascii="Arial" w:hAnsi="Arial" w:cs="Arial"/>
+          <w:szCs w:val="24"/>
+        </w:rPr>
+      </w:pPr>
+      <w:r>
+        <w:rPr>
+          <w:rFonts w:ascii="Arial" w:hAnsi="Arial" w:cs="Arial"/>
+          <w:szCs w:val="24"/>
+        </w:rPr>
+        <w:t>2. MRU</w:t>
+      </w:r>
+    </w:p>
+    <w:p>
+      <w:pPr>
+        <w:rPr>
+          <w:rFonts w:ascii="Arial" w:hAnsi="Arial" w:cs="Arial"/>
+          <w:szCs w:val="24"/>
+        </w:rPr>
+      </w:pPr>
+      <w:r>
+        <w:rPr>
+          <w:rFonts w:ascii="Arial" w:hAnsi="Arial" w:cs="Arial"/>
+          <w:szCs w:val="24"/>
+        </w:rPr>
+        <w:lastRenderedPageBreak/>
+        <w:t xml:space="preserve">    Most Recently Used</w:t>
+      </w:r>
+    </w:p>
+    <w:p>
+      <w:pPr>
+        <w:rPr>
+          <w:rFonts w:ascii="Arial" w:hAnsi="Arial" w:cs="Arial"/>
+          <w:szCs w:val="24"/>
+        </w:rPr>
+      </w:pPr>
+      <w:r>
+        <w:rPr>
+          <w:rFonts w:ascii="Arial" w:hAnsi="Arial" w:cs="Arial"/>
+          <w:szCs w:val="24"/>
+        </w:rPr>
+        <w:t>3. FIFO</w:t>
+      </w:r>
+    </w:p>
+    <w:p>
+      <w:pPr>
+        <w:rPr>
+          <w:rFonts w:ascii="Arial" w:hAnsi="Arial" w:cs="Arial"/>
+          <w:szCs w:val="24"/>
+        </w:rPr>
+      </w:pPr>
+      <w:r>
+        <w:rPr>
+          <w:rFonts w:ascii="Arial" w:hAnsi="Arial" w:cs="Arial"/>
+          <w:szCs w:val="24"/>
+        </w:rPr>
+        <w:t xml:space="preserve">    First in First Out</w:t>
+      </w:r>
+    </w:p>
+    <w:p>
+      <w:pPr>
+        <w:rPr>
+          <w:rFonts w:ascii="Arial" w:hAnsi="Arial" w:cs="Arial"/>
+          <w:szCs w:val="24"/>
+        </w:rPr>
+      </w:pPr>
+    </w:p>
+    <w:p>
+      <w:pPr>
+        <w:rPr>
+          <w:rFonts w:ascii="Arial" w:hAnsi="Arial" w:cs="Arial"/>
+          <w:szCs w:val="24"/>
+        </w:rPr>
+      </w:pPr>
+    </w:p>
+    <w:p>
+      <w:pPr>
+        <w:rPr>
+          <w:rFonts w:ascii="Arial" w:hAnsi="Arial" w:cs="Arial"/>
+          <w:szCs w:val="24"/>
+        </w:rPr>
+      </w:pPr>
+      <w:r>
+        <w:rPr>
+          <w:rFonts w:ascii="Arial" w:hAnsi="Arial" w:cs="Arial"/>
+          <w:szCs w:val="24"/>
+        </w:rPr>
+        <w:t xml:space="preserve">Python </w:t>
+      </w:r>
+      <w:proofErr w:type="spellStart"/>
+      <w:r>
+        <w:rPr>
+          <w:rFonts w:ascii="Arial" w:hAnsi="Arial" w:cs="Arial"/>
+          <w:szCs w:val="24"/>
+        </w:rPr>
+        <w:t>lru</w:t>
+      </w:r>
+      <w:proofErr w:type="spellEnd"/>
+      <w:r>
+        <w:rPr>
+          <w:rFonts w:ascii="Arial" w:hAnsi="Arial" w:cs="Arial"/>
+          <w:szCs w:val="24"/>
+        </w:rPr>
+        <w:t xml:space="preserve"> cache implementation</w:t>
+      </w:r>
+    </w:p>
+    <w:p>
+      <w:pPr>
+        <w:rPr>
+          <w:rFonts w:ascii="Arial" w:hAnsi="Arial" w:cs="Arial"/>
+          <w:szCs w:val="24"/>
+        </w:rPr>
+      </w:pPr>
+      <w:r>
+        <w:rPr>
+          <w:rFonts w:ascii="Arial" w:hAnsi="Arial" w:cs="Arial"/>
+          <w:szCs w:val="24"/>
+        </w:rPr>
+        <w:t xml:space="preserve">In python </w:t>
+      </w:r>
+      <w:proofErr w:type="spellStart"/>
+      <w:r>
+        <w:rPr>
+          <w:rFonts w:ascii="Arial" w:hAnsi="Arial" w:cs="Arial"/>
+          <w:szCs w:val="24"/>
+        </w:rPr>
+        <w:t>lru_cache</w:t>
+      </w:r>
+      <w:proofErr w:type="spellEnd"/>
+      <w:r>
+        <w:rPr>
+          <w:rFonts w:ascii="Arial" w:hAnsi="Arial" w:cs="Arial"/>
+          <w:szCs w:val="24"/>
+        </w:rPr>
+        <w:t xml:space="preserve"> is a decorator in-built in </w:t>
+      </w:r>
+      <w:proofErr w:type="spellStart"/>
+      <w:r>
+        <w:rPr>
+          <w:rFonts w:ascii="Arial" w:hAnsi="Arial" w:cs="Arial"/>
+          <w:szCs w:val="24"/>
+        </w:rPr>
+        <w:t>functools</w:t>
+      </w:r>
+      <w:proofErr w:type="spellEnd"/>
+    </w:p>
+    <w:p>
+      <w:pPr>
+        <w:rPr>
+          <w:rFonts w:ascii="Arial" w:hAnsi="Arial" w:cs="Arial"/>
+          <w:szCs w:val="24"/>
+        </w:rPr>
+      </w:pPr>
+    </w:p>
+    <w:p>
+      <w:pPr>
+        <w:rPr>
+          <w:rFonts w:ascii="Arial" w:hAnsi="Arial" w:cs="Arial"/>
+          <w:szCs w:val="24"/>
+        </w:rPr>
+      </w:pPr>
+      <w:r>
+        <w:rPr>
+          <w:rFonts w:ascii="Arial" w:hAnsi="Arial" w:cs="Arial"/>
+          <w:szCs w:val="24"/>
+        </w:rPr>
+        <w:t xml:space="preserve">@lru_cache is to </w:t>
+      </w:r>
+      <w:proofErr w:type="spellStart"/>
+      <w:r>
+        <w:rPr>
+          <w:rFonts w:ascii="Arial" w:hAnsi="Arial" w:cs="Arial"/>
+          <w:szCs w:val="24"/>
+        </w:rPr>
+        <w:t>to</w:t>
+      </w:r>
+      <w:proofErr w:type="spellEnd"/>
+      <w:r>
+        <w:rPr>
+          <w:rFonts w:ascii="Arial" w:hAnsi="Arial" w:cs="Arial"/>
+          <w:szCs w:val="24"/>
+        </w:rPr>
+        <w:t xml:space="preserve"> be applied on every function definition</w:t>
+      </w:r>
+    </w:p>
+    <w:p>
+      <w:pPr>
+        <w:rPr>
+          <w:rFonts w:ascii="Arial" w:hAnsi="Arial" w:cs="Arial"/>
+          <w:szCs w:val="24"/>
+        </w:rPr>
+      </w:pPr>
+      <w:r>
+        <w:rPr>
+          <w:rFonts w:ascii="Arial" w:hAnsi="Arial" w:cs="Arial"/>
+          <w:szCs w:val="24"/>
+        </w:rPr>
+        <w:t xml:space="preserve">for which </w:t>
+      </w:r>
+      <w:proofErr w:type="spellStart"/>
+      <w:r>
+        <w:rPr>
+          <w:rFonts w:ascii="Arial" w:hAnsi="Arial" w:cs="Arial"/>
+          <w:szCs w:val="24"/>
+        </w:rPr>
+        <w:t>lru_cache</w:t>
+      </w:r>
+      <w:proofErr w:type="spellEnd"/>
+      <w:r>
+        <w:rPr>
+          <w:rFonts w:ascii="Arial" w:hAnsi="Arial" w:cs="Arial"/>
+          <w:szCs w:val="24"/>
+        </w:rPr>
+        <w:t xml:space="preserve"> is needed</w:t>
+      </w:r>
+    </w:p>
+    <w:p>
+      <w:pPr>
         <w:pStyle w:val="Heading2"/>
         <w:rPr>
           <w:rFonts w:ascii="Arial" w:hAnsi="Arial" w:cs="Arial"/>
@@ -4255,7 +4950,6 @@
           <w:sz w:val="24"/>
           <w:szCs w:val="24"/>
         </w:rPr>
-        <w:lastRenderedPageBreak/>
         <w:t>Cache invalidation:</w:t>
       </w:r>
     </w:p>
@@ -4578,6 +5272,13 @@
           <w:color w:val="222222"/>
         </w:rPr>
         <w:br/>
+      </w:r>
+      <w:r>
+        <w:rPr>
+          <w:rFonts w:ascii="Arial" w:hAnsi="Arial" w:cs="Arial"/>
+          <w:color w:val="222222"/>
+        </w:rPr>
+        <w:lastRenderedPageBreak/>
         <w:t>Reverse proxy sits in front of webservers,</w:t>
       </w:r>
       <w:r>
@@ -4641,7 +5342,6 @@
           <w:sz w:val="24"/>
           <w:szCs w:val="24"/>
         </w:rPr>
-        <w:lastRenderedPageBreak/>
         <w:t>Kubernetes:</w:t>
       </w:r>
       <w:r>
@@ -4764,6 +5464,1211 @@
           <w:szCs w:val="24"/>
         </w:rPr>
       </w:pPr>
+      <w:r>
+        <w:rPr>
+          <w:rFonts w:ascii="Arial" w:hAnsi="Arial" w:cs="Arial"/>
+          <w:sz w:val="24"/>
+          <w:szCs w:val="24"/>
+        </w:rPr>
+        <w:t>OS basics:</w:t>
+      </w:r>
+    </w:p>
+    <w:p/>
+    <w:p>
+      <w:r>
+        <w:t>An Operating System is a collection of software that manages computer hardware.</w:t>
+      </w:r>
+    </w:p>
+    <w:p>
+      <w:r>
+        <w:t xml:space="preserve">It hides hardware complexity, manages computational resources, and provides isolation and protection. it directly has privilege access to the underlying hardware. </w:t>
+      </w:r>
+    </w:p>
+    <w:p>
+      <w:r>
+        <w:t>Elements of an OS:</w:t>
+      </w:r>
+    </w:p>
+    <w:p/>
+    <w:p>
+      <w:r>
+        <w:t xml:space="preserve">(1) Abstractions (process, thread, file, socket, memory), </w:t>
+      </w:r>
+    </w:p>
+    <w:p>
+      <w:r>
+        <w:t xml:space="preserve">(2) Mechanisms (create, schedule, open, write, allocate), and </w:t>
+      </w:r>
+    </w:p>
+    <w:p>
+      <w:r>
+        <w:t>(3) Policies (LRU, EDF)</w:t>
+      </w:r>
+    </w:p>
+    <w:p/>
+    <w:p/>
+    <w:p>
+      <w:r>
+        <w:t>operating system design principles:</w:t>
+      </w:r>
+    </w:p>
+    <w:p>
+      <w:r>
+        <w:t xml:space="preserve">(1) Separation of mechanism and policy by implementing flexible mechanisms to support policies, and </w:t>
+      </w:r>
+    </w:p>
+    <w:p>
+      <w:r>
+        <w:t xml:space="preserve">(2) Optimize for common case: </w:t>
+      </w:r>
+    </w:p>
+    <w:p>
+      <w:r>
+        <w:lastRenderedPageBreak/>
+        <w:t xml:space="preserve">    Where will the OS be used? What will the user want to execute on that machine? What are the workload requirements?</w:t>
+      </w:r>
+    </w:p>
+    <w:p/>
+    <w:p>
+      <w:r>
+        <w:t>Process Management:</w:t>
+      </w:r>
+    </w:p>
+    <w:p>
+      <w:r>
+        <w:t>What is a process:</w:t>
+      </w:r>
+    </w:p>
+    <w:p>
+      <w:r>
+        <w:t>A program in execution. When a program is loaded into the memory and it becomes a process.</w:t>
+      </w:r>
+    </w:p>
+    <w:p>
+      <w:r>
+        <w:t>It can be divided into four sections:</w:t>
+      </w:r>
+    </w:p>
+    <w:p>
+      <w:r>
+        <w:t>Stack: The process Stack contains the temporary data such as method/function parameters, return address and local variables.</w:t>
+      </w:r>
+    </w:p>
+    <w:p>
+      <w:r>
+        <w:t>Heap: This is dynamically allocated memory to a process during its run time.</w:t>
+      </w:r>
+    </w:p>
+    <w:p>
+      <w:r>
+        <w:t>Text: This includes the current activity represented by the value of Program Counter and the contents of the processor’s registers.</w:t>
+      </w:r>
+    </w:p>
+    <w:p>
+      <w:r>
+        <w:t>Data: This section contains the global and static variables.</w:t>
+      </w:r>
+    </w:p>
+    <w:p/>
+    <w:p>
+      <w:pPr>
+        <w:pStyle w:val="Heading1"/>
+      </w:pPr>
+      <w:r>
+        <w:t>12 factor App principles:</w:t>
+      </w:r>
+    </w:p>
+    <w:p/>
+    <w:p>
+      <w:pPr>
+        <w:rPr>
+          <w:rFonts w:ascii="Arial" w:hAnsi="Arial" w:cs="Arial"/>
+        </w:rPr>
+      </w:pPr>
+      <w:r>
+        <w:rPr>
+          <w:rFonts w:ascii="Arial" w:hAnsi="Arial" w:cs="Arial"/>
+        </w:rPr>
+        <w:t>To build applications which run as a service, follow the 12factor principles</w:t>
+      </w:r>
+    </w:p>
+    <w:p>
+      <w:pPr>
+        <w:rPr>
+          <w:rFonts w:ascii="Arial" w:hAnsi="Arial" w:cs="Arial"/>
+        </w:rPr>
+      </w:pPr>
+      <w:r>
+        <w:rPr>
+          <w:rFonts w:ascii="Arial" w:hAnsi="Arial" w:cs="Arial"/>
+        </w:rPr>
+        <w:t>These principles ensure that</w:t>
+      </w:r>
+      <w:r>
+        <w:rPr>
+          <w:rFonts w:ascii="Arial" w:hAnsi="Arial" w:cs="Arial"/>
+        </w:rPr>
+        <w:t xml:space="preserve"> </w:t>
+      </w:r>
+      <w:r>
+        <w:rPr>
+          <w:rFonts w:ascii="Arial" w:hAnsi="Arial" w:cs="Arial"/>
+        </w:rPr>
+        <w:t>The application is deployable in cloud</w:t>
+      </w:r>
+    </w:p>
+    <w:p>
+      <w:pPr>
+        <w:rPr>
+          <w:rFonts w:ascii="Arial" w:hAnsi="Arial" w:cs="Arial"/>
+        </w:rPr>
+      </w:pPr>
+      <w:r>
+        <w:rPr>
+          <w:rFonts w:ascii="Arial" w:hAnsi="Arial" w:cs="Arial"/>
+        </w:rPr>
+        <w:t>Portable across environments</w:t>
+      </w:r>
+      <w:r>
+        <w:rPr>
+          <w:rFonts w:ascii="Arial" w:hAnsi="Arial" w:cs="Arial"/>
+        </w:rPr>
+        <w:t xml:space="preserve">, </w:t>
+      </w:r>
+      <w:r>
+        <w:rPr>
+          <w:rFonts w:ascii="Arial" w:hAnsi="Arial" w:cs="Arial"/>
+        </w:rPr>
+        <w:t>Scalable without major changes</w:t>
+      </w:r>
+    </w:p>
+    <w:p>
+      <w:pPr>
+        <w:rPr>
+          <w:rFonts w:ascii="Arial" w:hAnsi="Arial" w:cs="Arial"/>
+        </w:rPr>
+      </w:pPr>
+    </w:p>
+    <w:p>
+      <w:pPr>
+        <w:rPr>
+          <w:rFonts w:ascii="Arial" w:hAnsi="Arial" w:cs="Arial"/>
+        </w:rPr>
+      </w:pPr>
+      <w:r>
+        <w:rPr>
+          <w:rFonts w:ascii="Arial" w:hAnsi="Arial" w:cs="Arial"/>
+        </w:rPr>
+        <w:t>Codebase</w:t>
+      </w:r>
+      <w:r>
+        <w:rPr>
+          <w:rFonts w:ascii="Arial" w:hAnsi="Arial" w:cs="Arial"/>
+        </w:rPr>
+        <w:t xml:space="preserve"> </w:t>
+      </w:r>
+      <w:r>
+        <w:rPr>
+          <w:rFonts w:ascii="Arial" w:hAnsi="Arial" w:cs="Arial"/>
+        </w:rPr>
+        <w:t>–</w:t>
+      </w:r>
+      <w:r>
+        <w:rPr>
+          <w:rFonts w:ascii="Arial" w:hAnsi="Arial" w:cs="Arial"/>
+        </w:rPr>
+        <w:t xml:space="preserve"> </w:t>
+      </w:r>
+      <w:r>
+        <w:rPr>
+          <w:rFonts w:ascii="Arial" w:hAnsi="Arial" w:cs="Arial"/>
+        </w:rPr>
+        <w:t>one repo- one app</w:t>
+      </w:r>
+      <w:r>
+        <w:rPr>
+          <w:rFonts w:ascii="Arial" w:hAnsi="Arial" w:cs="Arial"/>
+        </w:rPr>
+        <w:br/>
+      </w:r>
+      <w:r>
+        <w:rPr>
+          <w:rFonts w:ascii="Arial" w:hAnsi="Arial" w:cs="Arial"/>
+        </w:rPr>
+        <w:t>One codebase tracked in revision control, many deploys</w:t>
+      </w:r>
+      <w:r>
+        <w:rPr>
+          <w:rFonts w:ascii="Arial" w:hAnsi="Arial" w:cs="Arial"/>
+        </w:rPr>
+        <w:t xml:space="preserve"> - </w:t>
+      </w:r>
+      <w:r>
+        <w:rPr>
+          <w:rFonts w:ascii="Arial" w:hAnsi="Arial" w:cs="Arial"/>
+        </w:rPr>
+        <w:t>Different environments (dev, test, prod) are </w:t>
+      </w:r>
+      <w:r>
+        <w:rPr>
+          <w:rFonts w:ascii="Arial" w:hAnsi="Arial" w:cs="Arial"/>
+          <w:b/>
+          <w:bCs/>
+        </w:rPr>
+        <w:t>deploys</w:t>
+      </w:r>
+      <w:r>
+        <w:rPr>
+          <w:rFonts w:ascii="Arial" w:hAnsi="Arial" w:cs="Arial"/>
+        </w:rPr>
+        <w:t>, not different codebases.</w:t>
+      </w:r>
+    </w:p>
+    <w:p>
+      <w:pPr>
+        <w:rPr>
+          <w:rFonts w:ascii="Arial" w:hAnsi="Arial" w:cs="Arial"/>
+        </w:rPr>
+      </w:pPr>
+    </w:p>
+    <w:p>
+      <w:pPr>
+        <w:rPr>
+          <w:rFonts w:ascii="Arial" w:hAnsi="Arial" w:cs="Arial"/>
+        </w:rPr>
+      </w:pPr>
+      <w:r>
+        <w:rPr>
+          <w:rFonts w:ascii="Arial" w:hAnsi="Arial" w:cs="Arial"/>
+        </w:rPr>
+        <w:t>Dependencies</w:t>
+      </w:r>
+      <w:r>
+        <w:rPr>
+          <w:rFonts w:ascii="Arial" w:hAnsi="Arial" w:cs="Arial"/>
+        </w:rPr>
+        <w:t xml:space="preserve"> - </w:t>
+      </w:r>
+      <w:r>
+        <w:rPr>
+          <w:rFonts w:ascii="Arial" w:hAnsi="Arial" w:cs="Arial"/>
+        </w:rPr>
+        <w:t xml:space="preserve">dependencies should </w:t>
+      </w:r>
+      <w:r>
+        <w:rPr>
+          <w:rFonts w:ascii="Arial" w:hAnsi="Arial" w:cs="Arial"/>
+        </w:rPr>
+        <w:t xml:space="preserve">be explicitly declared and isolated. Requirements.txt </w:t>
+      </w:r>
+    </w:p>
+    <w:p>
+      <w:pPr>
+        <w:rPr>
+          <w:rFonts w:ascii="Arial" w:hAnsi="Arial" w:cs="Arial"/>
+        </w:rPr>
+      </w:pPr>
+      <w:r>
+        <w:rPr>
+          <w:rFonts w:ascii="Arial" w:hAnsi="Arial" w:cs="Arial"/>
+        </w:rPr>
+        <w:t>Config</w:t>
+      </w:r>
+      <w:r>
+        <w:rPr>
+          <w:rFonts w:ascii="Arial" w:hAnsi="Arial" w:cs="Arial"/>
+        </w:rPr>
+        <w:t xml:space="preserve"> - </w:t>
+      </w:r>
+      <w:r>
+        <w:rPr>
+          <w:rFonts w:ascii="Arial" w:hAnsi="Arial" w:cs="Arial"/>
+        </w:rPr>
+        <w:t xml:space="preserve">config </w:t>
+      </w:r>
+      <w:r>
+        <w:rPr>
+          <w:rFonts w:ascii="Arial" w:hAnsi="Arial" w:cs="Arial"/>
+        </w:rPr>
+        <w:t xml:space="preserve">to be stored </w:t>
+      </w:r>
+      <w:r>
+        <w:rPr>
+          <w:rFonts w:ascii="Arial" w:hAnsi="Arial" w:cs="Arial"/>
+        </w:rPr>
+        <w:t>in the environment</w:t>
+      </w:r>
+      <w:r>
+        <w:rPr>
+          <w:rFonts w:ascii="Arial" w:hAnsi="Arial" w:cs="Arial"/>
+        </w:rPr>
+        <w:t xml:space="preserve">, </w:t>
+      </w:r>
+      <w:proofErr w:type="spellStart"/>
+      <w:r>
+        <w:rPr>
+          <w:rFonts w:ascii="Arial" w:hAnsi="Arial" w:cs="Arial"/>
+        </w:rPr>
+        <w:t>urls</w:t>
+      </w:r>
+      <w:proofErr w:type="spellEnd"/>
+      <w:r>
+        <w:rPr>
+          <w:rFonts w:ascii="Arial" w:hAnsi="Arial" w:cs="Arial"/>
+        </w:rPr>
+        <w:t>, keys etc in env</w:t>
+      </w:r>
+    </w:p>
+    <w:p>
+      <w:pPr>
+        <w:rPr>
+          <w:rFonts w:ascii="Arial" w:hAnsi="Arial" w:cs="Arial"/>
+        </w:rPr>
+      </w:pPr>
+    </w:p>
+    <w:p>
+      <w:pPr>
+        <w:rPr>
+          <w:rFonts w:ascii="Arial" w:hAnsi="Arial" w:cs="Arial"/>
+        </w:rPr>
+      </w:pPr>
+    </w:p>
+    <w:p>
+      <w:pPr>
+        <w:rPr>
+          <w:rFonts w:ascii="Arial" w:hAnsi="Arial" w:cs="Arial"/>
+        </w:rPr>
+      </w:pPr>
+      <w:r>
+        <w:rPr>
+          <w:rFonts w:ascii="Arial" w:hAnsi="Arial" w:cs="Arial"/>
+        </w:rPr>
+        <w:t>Admin processes</w:t>
+      </w:r>
+    </w:p>
+    <w:p>
+      <w:pPr>
+        <w:rPr>
+          <w:rFonts w:ascii="Arial" w:hAnsi="Arial" w:cs="Arial"/>
+        </w:rPr>
+      </w:pPr>
+      <w:r>
+        <w:rPr>
+          <w:rFonts w:ascii="Arial" w:hAnsi="Arial" w:cs="Arial"/>
+        </w:rPr>
+        <w:t>Run admin/management tasks as one-off processes</w:t>
+      </w:r>
+    </w:p>
+    <w:p>
+      <w:pPr>
+        <w:rPr>
+          <w:rFonts w:ascii="Arial" w:hAnsi="Arial" w:cs="Arial"/>
+        </w:rPr>
+      </w:pPr>
+      <w:r>
+        <w:rPr>
+          <w:rFonts w:ascii="Arial" w:hAnsi="Arial" w:cs="Arial"/>
+        </w:rPr>
+        <w:lastRenderedPageBreak/>
+        <w:t>Build, release, run</w:t>
+      </w:r>
+    </w:p>
+    <w:p>
+      <w:pPr>
+        <w:rPr>
+          <w:rFonts w:ascii="Arial" w:hAnsi="Arial" w:cs="Arial"/>
+        </w:rPr>
+      </w:pPr>
+      <w:r>
+        <w:rPr>
+          <w:rFonts w:ascii="Arial" w:hAnsi="Arial" w:cs="Arial"/>
+        </w:rPr>
+        <w:t>Strictly separate build and run stages</w:t>
+      </w:r>
+    </w:p>
+    <w:p>
+      <w:pPr>
+        <w:rPr>
+          <w:rFonts w:ascii="Arial" w:hAnsi="Arial" w:cs="Arial"/>
+        </w:rPr>
+      </w:pPr>
+      <w:r>
+        <w:rPr>
+          <w:rFonts w:ascii="Arial" w:hAnsi="Arial" w:cs="Arial"/>
+        </w:rPr>
+        <w:t>Backing services</w:t>
+      </w:r>
+    </w:p>
+    <w:p>
+      <w:pPr>
+        <w:rPr>
+          <w:rFonts w:ascii="Arial" w:hAnsi="Arial" w:cs="Arial"/>
+        </w:rPr>
+      </w:pPr>
+      <w:r>
+        <w:rPr>
+          <w:rFonts w:ascii="Arial" w:hAnsi="Arial" w:cs="Arial"/>
+        </w:rPr>
+        <w:t>Treat backing services as attached resources</w:t>
+      </w:r>
+    </w:p>
+    <w:p>
+      <w:pPr>
+        <w:rPr>
+          <w:rFonts w:ascii="Arial" w:hAnsi="Arial" w:cs="Arial"/>
+        </w:rPr>
+      </w:pPr>
+      <w:r>
+        <w:rPr>
+          <w:rFonts w:ascii="Arial" w:hAnsi="Arial" w:cs="Arial"/>
+        </w:rPr>
+        <w:t>Binding</w:t>
+      </w:r>
+    </w:p>
+    <w:p>
+      <w:pPr>
+        <w:rPr>
+          <w:rFonts w:ascii="Arial" w:hAnsi="Arial" w:cs="Arial"/>
+        </w:rPr>
+      </w:pPr>
+      <w:r>
+        <w:rPr>
+          <w:rFonts w:ascii="Arial" w:hAnsi="Arial" w:cs="Arial"/>
+        </w:rPr>
+        <w:t>Export services via port binding</w:t>
+      </w:r>
+    </w:p>
+    <w:p>
+      <w:pPr>
+        <w:rPr>
+          <w:rFonts w:ascii="Arial" w:hAnsi="Arial" w:cs="Arial"/>
+        </w:rPr>
+      </w:pPr>
+      <w:r>
+        <w:rPr>
+          <w:rFonts w:ascii="Arial" w:hAnsi="Arial" w:cs="Arial"/>
+        </w:rPr>
+        <w:t>Concurrency</w:t>
+      </w:r>
+    </w:p>
+    <w:p>
+      <w:pPr>
+        <w:rPr>
+          <w:rFonts w:ascii="Arial" w:hAnsi="Arial" w:cs="Arial"/>
+        </w:rPr>
+      </w:pPr>
+      <w:r>
+        <w:rPr>
+          <w:rFonts w:ascii="Arial" w:hAnsi="Arial" w:cs="Arial"/>
+        </w:rPr>
+        <w:t>Scale out via the process model, Horizontal scaling</w:t>
+      </w:r>
+    </w:p>
+    <w:p>
+      <w:pPr>
+        <w:rPr>
+          <w:rFonts w:ascii="Arial" w:hAnsi="Arial" w:cs="Arial"/>
+        </w:rPr>
+      </w:pPr>
+      <w:r>
+        <w:rPr>
+          <w:rFonts w:ascii="Arial" w:hAnsi="Arial" w:cs="Arial"/>
+        </w:rPr>
+        <w:t>Dev/prod parity</w:t>
+      </w:r>
+    </w:p>
+    <w:p>
+      <w:pPr>
+        <w:rPr>
+          <w:rFonts w:ascii="Arial" w:hAnsi="Arial" w:cs="Arial"/>
+        </w:rPr>
+      </w:pPr>
+      <w:r>
+        <w:rPr>
+          <w:rFonts w:ascii="Arial" w:hAnsi="Arial" w:cs="Arial"/>
+        </w:rPr>
+        <w:t>Keep development, staging, and production as similar as possible</w:t>
+      </w:r>
+    </w:p>
+    <w:p>
+      <w:pPr>
+        <w:rPr>
+          <w:rFonts w:ascii="Arial" w:hAnsi="Arial" w:cs="Arial"/>
+        </w:rPr>
+      </w:pPr>
+      <w:r>
+        <w:rPr>
+          <w:rFonts w:ascii="Arial" w:hAnsi="Arial" w:cs="Arial"/>
+        </w:rPr>
+        <w:t>Disposability</w:t>
+      </w:r>
+    </w:p>
+    <w:p>
+      <w:pPr>
+        <w:rPr>
+          <w:rFonts w:ascii="Arial" w:hAnsi="Arial" w:cs="Arial"/>
+        </w:rPr>
+      </w:pPr>
+      <w:r>
+        <w:rPr>
+          <w:rFonts w:ascii="Arial" w:hAnsi="Arial" w:cs="Arial"/>
+        </w:rPr>
+        <w:t>Maximize robustness with fast startup and graceful shutdown</w:t>
+      </w:r>
+    </w:p>
+    <w:p>
+      <w:pPr>
+        <w:rPr>
+          <w:rFonts w:ascii="Arial" w:hAnsi="Arial" w:cs="Arial"/>
+        </w:rPr>
+      </w:pPr>
+      <w:r>
+        <w:rPr>
+          <w:rFonts w:ascii="Arial" w:hAnsi="Arial" w:cs="Arial"/>
+        </w:rPr>
+        <w:t>Logs</w:t>
+      </w:r>
+    </w:p>
+    <w:p>
+      <w:pPr>
+        <w:rPr>
+          <w:rFonts w:ascii="Arial" w:hAnsi="Arial" w:cs="Arial"/>
+        </w:rPr>
+      </w:pPr>
+      <w:r>
+        <w:rPr>
+          <w:rFonts w:ascii="Arial" w:hAnsi="Arial" w:cs="Arial"/>
+        </w:rPr>
+        <w:t>Treat logs as event streams</w:t>
+      </w:r>
+    </w:p>
+    <w:p>
+      <w:pPr>
+        <w:rPr>
+          <w:rFonts w:ascii="Arial" w:hAnsi="Arial" w:cs="Arial"/>
+        </w:rPr>
+      </w:pPr>
+      <w:r>
+        <w:rPr>
+          <w:rFonts w:ascii="Arial" w:hAnsi="Arial" w:cs="Arial"/>
+        </w:rPr>
+        <w:t>Processes</w:t>
+      </w:r>
+    </w:p>
+    <w:p>
+      <w:pPr>
+        <w:rPr>
+          <w:rFonts w:ascii="Arial" w:hAnsi="Arial" w:cs="Arial"/>
+        </w:rPr>
+      </w:pPr>
+      <w:r>
+        <w:rPr>
+          <w:rFonts w:ascii="Arial" w:hAnsi="Arial" w:cs="Arial"/>
+        </w:rPr>
+        <w:t>Execute the app as one or more stateless processes</w:t>
+      </w:r>
+    </w:p>
+    <w:p>
+      <w:pPr>
+        <w:rPr>
+          <w:rFonts w:ascii="Arial" w:hAnsi="Arial" w:cs="Arial"/>
+        </w:rPr>
+      </w:pPr>
+    </w:p>
+    <w:p>
+      <w:pPr>
+        <w:rPr>
+          <w:rFonts w:ascii="Arial" w:hAnsi="Arial" w:cs="Arial"/>
+        </w:rPr>
+      </w:pPr>
+      <w:hyperlink r:id="rId9" w:history="1">
+        <w:r>
+          <w:rPr>
+            <w:rStyle w:val="Hyperlink"/>
+            <w:rFonts w:ascii="Arial" w:hAnsi="Arial" w:cs="Arial"/>
+          </w:rPr>
+          <w:t>https://dzone.com/articles/12-factor-app-principles-and-cloud-native-microser</w:t>
+        </w:r>
+      </w:hyperlink>
+    </w:p>
+    <w:p>
+      <w:pPr>
+        <w:rPr>
+          <w:rFonts w:ascii="Arial" w:hAnsi="Arial" w:cs="Arial"/>
+        </w:rPr>
+      </w:pPr>
+    </w:p>
+    <w:p>
+      <w:pPr>
+        <w:pStyle w:val="Heading1"/>
+      </w:pPr>
+      <w:r>
+        <w:t>SOLID Principles:</w:t>
+      </w:r>
+    </w:p>
+    <w:p>
+      <w:pPr>
+        <w:rPr>
+          <w:rFonts w:ascii="Arial" w:hAnsi="Arial" w:cs="Arial"/>
+        </w:rPr>
+      </w:pPr>
+    </w:p>
+    <w:p>
+      <w:pPr>
+        <w:rPr>
+          <w:rFonts w:ascii="Arial" w:hAnsi="Arial" w:cs="Arial"/>
+        </w:rPr>
+      </w:pPr>
+      <w:r>
+        <w:rPr>
+          <w:rFonts w:ascii="Arial" w:hAnsi="Arial" w:cs="Arial"/>
+        </w:rPr>
+        <w:t>Software Development Principles - SOLID</w:t>
+      </w:r>
+    </w:p>
+    <w:p>
+      <w:pPr>
+        <w:rPr>
+          <w:rFonts w:ascii="Arial" w:hAnsi="Arial" w:cs="Arial"/>
+        </w:rPr>
+      </w:pPr>
+      <w:r>
+        <w:rPr>
+          <w:rFonts w:ascii="Arial" w:hAnsi="Arial" w:cs="Arial"/>
+        </w:rPr>
+        <w:t>While using OOP paradigm</w:t>
+      </w:r>
+    </w:p>
+    <w:p>
+      <w:pPr>
+        <w:rPr>
+          <w:rFonts w:ascii="Arial" w:hAnsi="Arial" w:cs="Arial"/>
+        </w:rPr>
+      </w:pPr>
+    </w:p>
+    <w:p>
+      <w:pPr>
+        <w:rPr>
+          <w:rFonts w:ascii="Arial" w:hAnsi="Arial" w:cs="Arial"/>
+        </w:rPr>
+      </w:pPr>
+      <w:r>
+        <w:rPr>
+          <w:rFonts w:ascii="Arial" w:hAnsi="Arial" w:cs="Arial"/>
+        </w:rPr>
+        <w:t>S - Single Responsibility</w:t>
+      </w:r>
+    </w:p>
+    <w:p>
+      <w:pPr>
+        <w:rPr>
+          <w:rFonts w:ascii="Arial" w:hAnsi="Arial" w:cs="Arial"/>
+        </w:rPr>
+      </w:pPr>
+      <w:r>
+        <w:rPr>
+          <w:rFonts w:ascii="Arial" w:hAnsi="Arial" w:cs="Arial"/>
+        </w:rPr>
+        <w:t>Every module or class should be responsible for singe functionality</w:t>
+      </w:r>
+    </w:p>
+    <w:p>
+      <w:pPr>
+        <w:rPr>
+          <w:rFonts w:ascii="Arial" w:hAnsi="Arial" w:cs="Arial"/>
+        </w:rPr>
+      </w:pPr>
+      <w:r>
+        <w:rPr>
+          <w:rFonts w:ascii="Arial" w:hAnsi="Arial" w:cs="Arial"/>
+        </w:rPr>
+        <w:t>One Class One Purpose</w:t>
+      </w:r>
+    </w:p>
+    <w:p>
+      <w:pPr>
+        <w:rPr>
+          <w:rFonts w:ascii="Arial" w:hAnsi="Arial" w:cs="Arial"/>
+        </w:rPr>
+      </w:pPr>
+    </w:p>
+    <w:p>
+      <w:pPr>
+        <w:rPr>
+          <w:rFonts w:ascii="Arial" w:hAnsi="Arial" w:cs="Arial"/>
+        </w:rPr>
+      </w:pPr>
+      <w:r>
+        <w:rPr>
+          <w:rFonts w:ascii="Arial" w:hAnsi="Arial" w:cs="Arial"/>
+        </w:rPr>
+        <w:t>O - Open closed Principle</w:t>
+      </w:r>
+    </w:p>
+    <w:p>
+      <w:pPr>
+        <w:rPr>
+          <w:rFonts w:ascii="Arial" w:hAnsi="Arial" w:cs="Arial"/>
+        </w:rPr>
+      </w:pPr>
+      <w:r>
+        <w:rPr>
+          <w:rFonts w:ascii="Arial" w:hAnsi="Arial" w:cs="Arial"/>
+        </w:rPr>
+        <w:t>Open for extension Closed for modification.</w:t>
+      </w:r>
+    </w:p>
+    <w:p>
+      <w:pPr>
+        <w:rPr>
+          <w:rFonts w:ascii="Arial" w:hAnsi="Arial" w:cs="Arial"/>
+        </w:rPr>
+      </w:pPr>
+      <w:r>
+        <w:rPr>
+          <w:rFonts w:ascii="Arial" w:hAnsi="Arial" w:cs="Arial"/>
+        </w:rPr>
+        <w:lastRenderedPageBreak/>
+        <w:t>Behaviour should be extendable without modifying the source code.</w:t>
+      </w:r>
+    </w:p>
+    <w:p>
+      <w:pPr>
+        <w:rPr>
+          <w:rFonts w:ascii="Arial" w:hAnsi="Arial" w:cs="Arial"/>
+        </w:rPr>
+      </w:pPr>
+    </w:p>
+    <w:p>
+      <w:pPr>
+        <w:rPr>
+          <w:rFonts w:ascii="Arial" w:hAnsi="Arial" w:cs="Arial"/>
+        </w:rPr>
+      </w:pPr>
+      <w:r>
+        <w:rPr>
+          <w:rFonts w:ascii="Arial" w:hAnsi="Arial" w:cs="Arial"/>
+        </w:rPr>
+        <w:t>Example --&gt; Can be implemented with Abstract Base class.</w:t>
+      </w:r>
+    </w:p>
+    <w:p>
+      <w:pPr>
+        <w:rPr>
+          <w:rFonts w:ascii="Arial" w:hAnsi="Arial" w:cs="Arial"/>
+        </w:rPr>
+      </w:pPr>
+      <w:r>
+        <w:rPr>
+          <w:rFonts w:ascii="Arial" w:hAnsi="Arial" w:cs="Arial"/>
+        </w:rPr>
+        <w:t>Base class is closed for Modification</w:t>
+      </w:r>
+    </w:p>
+    <w:p>
+      <w:pPr>
+        <w:rPr>
+          <w:rFonts w:ascii="Arial" w:hAnsi="Arial" w:cs="Arial"/>
+        </w:rPr>
+      </w:pPr>
+      <w:r>
+        <w:rPr>
+          <w:rFonts w:ascii="Arial" w:hAnsi="Arial" w:cs="Arial"/>
+        </w:rPr>
+        <w:t>Child class is open for extension</w:t>
+      </w:r>
+    </w:p>
+    <w:p>
+      <w:pPr>
+        <w:rPr>
+          <w:rFonts w:ascii="Arial" w:hAnsi="Arial" w:cs="Arial"/>
+        </w:rPr>
+      </w:pPr>
+    </w:p>
+    <w:p>
+      <w:pPr>
+        <w:rPr>
+          <w:rFonts w:ascii="Arial" w:hAnsi="Arial" w:cs="Arial"/>
+        </w:rPr>
+      </w:pPr>
+      <w:r>
+        <w:rPr>
+          <w:rFonts w:ascii="Arial" w:hAnsi="Arial" w:cs="Arial"/>
+        </w:rPr>
+        <w:t xml:space="preserve">L - </w:t>
+      </w:r>
+      <w:proofErr w:type="spellStart"/>
+      <w:r>
+        <w:rPr>
+          <w:rFonts w:ascii="Arial" w:hAnsi="Arial" w:cs="Arial"/>
+        </w:rPr>
+        <w:t>Liskov</w:t>
+      </w:r>
+      <w:proofErr w:type="spellEnd"/>
+      <w:r>
+        <w:rPr>
+          <w:rFonts w:ascii="Arial" w:hAnsi="Arial" w:cs="Arial"/>
+        </w:rPr>
+        <w:t xml:space="preserve"> Substitution Principle</w:t>
+      </w:r>
+    </w:p>
+    <w:p>
+      <w:pPr>
+        <w:rPr>
+          <w:rFonts w:ascii="Arial" w:hAnsi="Arial" w:cs="Arial"/>
+        </w:rPr>
+      </w:pPr>
+      <w:proofErr w:type="spellStart"/>
+      <w:r>
+        <w:rPr>
+          <w:rFonts w:ascii="Arial" w:hAnsi="Arial" w:cs="Arial"/>
+        </w:rPr>
+        <w:t>Behavioral</w:t>
+      </w:r>
+      <w:proofErr w:type="spellEnd"/>
+      <w:r>
+        <w:rPr>
+          <w:rFonts w:ascii="Arial" w:hAnsi="Arial" w:cs="Arial"/>
+        </w:rPr>
+        <w:t xml:space="preserve"> sub-typing is the principle that subclasses should satisfy the expectations</w:t>
+      </w:r>
+    </w:p>
+    <w:p>
+      <w:pPr>
+        <w:rPr>
+          <w:rFonts w:ascii="Arial" w:hAnsi="Arial" w:cs="Arial"/>
+        </w:rPr>
+      </w:pPr>
+      <w:r>
+        <w:rPr>
+          <w:rFonts w:ascii="Arial" w:hAnsi="Arial" w:cs="Arial"/>
+        </w:rPr>
+        <w:t>of clients accessing subclass objects through references of superclass type,</w:t>
+      </w:r>
+    </w:p>
+    <w:p>
+      <w:pPr>
+        <w:rPr>
+          <w:rFonts w:ascii="Arial" w:hAnsi="Arial" w:cs="Arial"/>
+        </w:rPr>
+      </w:pPr>
+      <w:r>
+        <w:rPr>
+          <w:rFonts w:ascii="Arial" w:hAnsi="Arial" w:cs="Arial"/>
+        </w:rPr>
+        <w:t>not just as regards syntactic safety (absence of method-not-found errors and such)</w:t>
+      </w:r>
+    </w:p>
+    <w:p>
+      <w:pPr>
+        <w:rPr>
+          <w:rFonts w:ascii="Arial" w:hAnsi="Arial" w:cs="Arial"/>
+        </w:rPr>
+      </w:pPr>
+      <w:r>
+        <w:rPr>
+          <w:rFonts w:ascii="Arial" w:hAnsi="Arial" w:cs="Arial"/>
+        </w:rPr>
+        <w:t xml:space="preserve">but also as regards </w:t>
+      </w:r>
+      <w:proofErr w:type="spellStart"/>
+      <w:r>
+        <w:rPr>
+          <w:rFonts w:ascii="Arial" w:hAnsi="Arial" w:cs="Arial"/>
+        </w:rPr>
+        <w:t>behavioral</w:t>
+      </w:r>
+      <w:proofErr w:type="spellEnd"/>
+      <w:r>
+        <w:rPr>
+          <w:rFonts w:ascii="Arial" w:hAnsi="Arial" w:cs="Arial"/>
+        </w:rPr>
+        <w:t xml:space="preserve"> correctness.</w:t>
+      </w:r>
+    </w:p>
+    <w:p>
+      <w:pPr>
+        <w:rPr>
+          <w:rFonts w:ascii="Arial" w:hAnsi="Arial" w:cs="Arial"/>
+        </w:rPr>
+      </w:pPr>
+    </w:p>
+    <w:p>
+      <w:pPr>
+        <w:rPr>
+          <w:rFonts w:ascii="Arial" w:hAnsi="Arial" w:cs="Arial"/>
+        </w:rPr>
+      </w:pPr>
+      <w:r>
+        <w:rPr>
+          <w:rFonts w:ascii="Arial" w:hAnsi="Arial" w:cs="Arial"/>
+        </w:rPr>
+        <w:t>if S is a subtype of T, then objects of type T may be replaced by objects of type S</w:t>
+      </w:r>
+    </w:p>
+    <w:p>
+      <w:pPr>
+        <w:rPr>
+          <w:rFonts w:ascii="Arial" w:hAnsi="Arial" w:cs="Arial"/>
+        </w:rPr>
+      </w:pPr>
+      <w:r>
+        <w:rPr>
+          <w:rFonts w:ascii="Arial" w:hAnsi="Arial" w:cs="Arial"/>
+        </w:rPr>
+        <w:t>without breaking the program.</w:t>
+      </w:r>
+    </w:p>
+    <w:p>
+      <w:pPr>
+        <w:rPr>
+          <w:rFonts w:ascii="Arial" w:hAnsi="Arial" w:cs="Arial"/>
+        </w:rPr>
+      </w:pPr>
+    </w:p>
+    <w:p>
+      <w:pPr>
+        <w:rPr>
+          <w:rFonts w:ascii="Arial" w:hAnsi="Arial" w:cs="Arial"/>
+        </w:rPr>
+      </w:pPr>
+      <w:r>
+        <w:rPr>
+          <w:rFonts w:ascii="Arial" w:hAnsi="Arial" w:cs="Arial"/>
+        </w:rPr>
+        <w:t>I - Interface Segregation Principle</w:t>
+      </w:r>
+    </w:p>
+    <w:p>
+      <w:pPr>
+        <w:rPr>
+          <w:rFonts w:ascii="Arial" w:hAnsi="Arial" w:cs="Arial"/>
+        </w:rPr>
+      </w:pPr>
+      <w:r>
+        <w:rPr>
+          <w:rFonts w:ascii="Arial" w:hAnsi="Arial" w:cs="Arial"/>
+        </w:rPr>
+        <w:t xml:space="preserve">    A client should not be forced to implement an interface that it does not use</w:t>
+      </w:r>
+    </w:p>
+    <w:p>
+      <w:pPr>
+        <w:rPr>
+          <w:rFonts w:ascii="Arial" w:hAnsi="Arial" w:cs="Arial"/>
+        </w:rPr>
+      </w:pPr>
+      <w:r>
+        <w:rPr>
+          <w:rFonts w:ascii="Arial" w:hAnsi="Arial" w:cs="Arial"/>
+        </w:rPr>
+        <w:t xml:space="preserve">    Using Abstract base classes and inheritance we can achieve this.</w:t>
+      </w:r>
+    </w:p>
+    <w:p>
+      <w:pPr>
+        <w:rPr>
+          <w:rFonts w:ascii="Arial" w:hAnsi="Arial" w:cs="Arial"/>
+        </w:rPr>
+      </w:pPr>
+      <w:r>
+        <w:rPr>
+          <w:rFonts w:ascii="Arial" w:hAnsi="Arial" w:cs="Arial"/>
+        </w:rPr>
+        <w:t xml:space="preserve">    Right abstractions are to be implemented.</w:t>
+      </w:r>
+    </w:p>
+    <w:p>
+      <w:pPr>
+        <w:rPr>
+          <w:rFonts w:ascii="Arial" w:hAnsi="Arial" w:cs="Arial"/>
+        </w:rPr>
+      </w:pPr>
+      <w:r>
+        <w:rPr>
+          <w:rFonts w:ascii="Arial" w:hAnsi="Arial" w:cs="Arial"/>
+        </w:rPr>
+        <w:t xml:space="preserve">    Abstractions are incorrect when a client depends on methods it doesn't use.</w:t>
+      </w:r>
+    </w:p>
+    <w:p>
+      <w:pPr>
+        <w:rPr>
+          <w:rFonts w:ascii="Arial" w:hAnsi="Arial" w:cs="Arial"/>
+        </w:rPr>
+      </w:pPr>
+    </w:p>
+    <w:p>
+      <w:pPr>
+        <w:rPr>
+          <w:rFonts w:ascii="Arial" w:hAnsi="Arial" w:cs="Arial"/>
+        </w:rPr>
+      </w:pPr>
+      <w:r>
+        <w:rPr>
+          <w:rFonts w:ascii="Arial" w:hAnsi="Arial" w:cs="Arial"/>
+        </w:rPr>
+        <w:t xml:space="preserve">    While creating abstractions, if all the logics have something in common, abstract them</w:t>
+      </w:r>
+    </w:p>
+    <w:p>
+      <w:pPr>
+        <w:rPr>
+          <w:rFonts w:ascii="Arial" w:hAnsi="Arial" w:cs="Arial"/>
+        </w:rPr>
+      </w:pPr>
+      <w:r>
+        <w:rPr>
+          <w:rFonts w:ascii="Arial" w:hAnsi="Arial" w:cs="Arial"/>
+        </w:rPr>
+        <w:t xml:space="preserve">    in the abstraction layer, and provide an interface to do the specific activity.</w:t>
+      </w:r>
+    </w:p>
+    <w:p>
+      <w:pPr>
+        <w:rPr>
+          <w:rFonts w:ascii="Arial" w:hAnsi="Arial" w:cs="Arial"/>
+        </w:rPr>
+      </w:pPr>
+      <w:r>
+        <w:rPr>
+          <w:rFonts w:ascii="Arial" w:hAnsi="Arial" w:cs="Arial"/>
+        </w:rPr>
+        <w:t xml:space="preserve">    So you are breaking the functionality to bits and pieces.</w:t>
+      </w:r>
+    </w:p>
+    <w:p>
+      <w:pPr>
+        <w:rPr>
+          <w:rFonts w:ascii="Arial" w:hAnsi="Arial" w:cs="Arial"/>
+        </w:rPr>
+      </w:pPr>
+      <w:r>
+        <w:rPr>
+          <w:rFonts w:ascii="Arial" w:hAnsi="Arial" w:cs="Arial"/>
+        </w:rPr>
+        <w:t xml:space="preserve">    If the bits and pieces are not helping, then there is no need for abstraction.</w:t>
+      </w:r>
+    </w:p>
+    <w:p>
+      <w:pPr>
+        <w:rPr>
+          <w:rFonts w:ascii="Arial" w:hAnsi="Arial" w:cs="Arial"/>
+        </w:rPr>
+      </w:pPr>
+    </w:p>
+    <w:p>
+      <w:pPr>
+        <w:rPr>
+          <w:rFonts w:ascii="Arial" w:hAnsi="Arial" w:cs="Arial"/>
+        </w:rPr>
+      </w:pPr>
+      <w:r>
+        <w:rPr>
+          <w:rFonts w:ascii="Arial" w:hAnsi="Arial" w:cs="Arial"/>
+        </w:rPr>
+        <w:t>D - Dependency Inversion Principle</w:t>
+      </w:r>
+    </w:p>
+    <w:p>
+      <w:pPr>
+        <w:rPr>
+          <w:rFonts w:ascii="Arial" w:hAnsi="Arial" w:cs="Arial"/>
+        </w:rPr>
+      </w:pPr>
+      <w:r>
+        <w:rPr>
+          <w:rFonts w:ascii="Arial" w:hAnsi="Arial" w:cs="Arial"/>
+        </w:rPr>
+        <w:t xml:space="preserve">    High-level modules should not depend on low-level modules. Both should depend on abstractions.</w:t>
+      </w:r>
+    </w:p>
+    <w:p>
+      <w:pPr>
+        <w:rPr>
+          <w:rFonts w:ascii="Arial" w:hAnsi="Arial" w:cs="Arial"/>
+        </w:rPr>
+      </w:pPr>
+      <w:r>
+        <w:rPr>
+          <w:rFonts w:ascii="Arial" w:hAnsi="Arial" w:cs="Arial"/>
+        </w:rPr>
+        <w:t xml:space="preserve">    Abstractions should not depend on details. Details should depend on abstractions.</w:t>
+      </w:r>
+    </w:p>
+    <w:p>
+      <w:pPr>
+        <w:rPr>
+          <w:rFonts w:ascii="Arial" w:hAnsi="Arial" w:cs="Arial"/>
+        </w:rPr>
+      </w:pPr>
+    </w:p>
+    <w:p>
+      <w:pPr>
+        <w:rPr>
+          <w:rFonts w:ascii="Arial" w:hAnsi="Arial" w:cs="Arial"/>
+        </w:rPr>
+      </w:pPr>
+      <w:r>
+        <w:rPr>
+          <w:rFonts w:ascii="Arial" w:hAnsi="Arial" w:cs="Arial"/>
+        </w:rPr>
+        <w:t xml:space="preserve">    The Abstract methods should be purely abstract.</w:t>
+      </w:r>
+    </w:p>
+    <w:p>
+      <w:pPr>
+        <w:rPr>
+          <w:rFonts w:ascii="Arial" w:hAnsi="Arial" w:cs="Arial"/>
+        </w:rPr>
+      </w:pPr>
+      <w:r>
+        <w:rPr>
+          <w:rFonts w:ascii="Arial" w:hAnsi="Arial" w:cs="Arial"/>
+        </w:rPr>
+        <w:t xml:space="preserve">    They should not be created based on the details of the child.</w:t>
+      </w:r>
+    </w:p>
+    <w:p>
+      <w:pPr>
+        <w:rPr>
+          <w:rFonts w:ascii="Arial" w:hAnsi="Arial" w:cs="Arial"/>
+        </w:rPr>
+      </w:pPr>
+      <w:r>
+        <w:rPr>
+          <w:rFonts w:ascii="Arial" w:hAnsi="Arial" w:cs="Arial"/>
+        </w:rPr>
+        <w:t xml:space="preserve">    They should be generic enough to be abstract</w:t>
+      </w:r>
+    </w:p>
+    <w:p>
+      <w:pPr>
+        <w:rPr>
+          <w:rFonts w:ascii="Arial" w:hAnsi="Arial" w:cs="Arial"/>
+        </w:rPr>
+      </w:pPr>
+    </w:p>
+    <w:p>
+      <w:pPr>
+        <w:rPr>
+          <w:rFonts w:ascii="Arial" w:hAnsi="Arial" w:cs="Arial"/>
+        </w:rPr>
+      </w:pPr>
+      <w:r>
+        <w:rPr>
+          <w:rFonts w:ascii="Arial" w:hAnsi="Arial" w:cs="Arial"/>
+        </w:rPr>
+        <w:t xml:space="preserve">#TODO - </w:t>
+      </w:r>
+      <w:proofErr w:type="spellStart"/>
+      <w:r>
+        <w:rPr>
+          <w:rFonts w:ascii="Arial" w:hAnsi="Arial" w:cs="Arial"/>
+        </w:rPr>
+        <w:t>DRYres</w:t>
+      </w:r>
+      <w:proofErr w:type="spellEnd"/>
     </w:p>
     <w:p>
       <w:pPr>
@@ -4929,21 +6834,52 @@
     </w:p>
     <w:p>
       <w:pPr>
-        <w:rPr>
-          <w:rFonts w:ascii="Arial" w:eastAsiaTheme="majorEastAsia" w:hAnsi="Arial" w:cs="Arial"/>
-          <w:bCs/>
-          <w:color w:val="000000" w:themeColor="text1"/>
-          <w:szCs w:val="24"/>
-        </w:rPr>
-      </w:pPr>
-      <w:r>
-        <w:rPr>
-          <w:rFonts w:ascii="Arial" w:eastAsiaTheme="majorEastAsia" w:hAnsi="Arial" w:cs="Arial"/>
-          <w:bCs/>
-          <w:color w:val="000000" w:themeColor="text1"/>
-          <w:szCs w:val="24"/>
-        </w:rPr>
-        <w:t>https://blog.devgenius.io/top-10-architecture-characteristics-non-functional-requirements-with-cheatsheat-7ad14bbb0a9b</w:t>
+        <w:pStyle w:val="ListParagraph"/>
+        <w:numPr>
+          <w:ilvl w:val="0"/>
+          <w:numId w:val="31"/>
+        </w:numPr>
+        <w:rPr>
+          <w:rFonts w:ascii="Arial" w:eastAsiaTheme="majorEastAsia" w:hAnsi="Arial" w:cs="Arial"/>
+          <w:bCs/>
+          <w:color w:val="000000" w:themeColor="text1"/>
+          <w:szCs w:val="24"/>
+        </w:rPr>
+      </w:pPr>
+      <w:hyperlink r:id="rId10" w:history="1">
+        <w:r>
+          <w:rPr>
+            <w:rStyle w:val="Hyperlink"/>
+            <w:rFonts w:ascii="Arial" w:eastAsiaTheme="majorEastAsia" w:hAnsi="Arial" w:cs="Arial"/>
+            <w:bCs/>
+            <w:szCs w:val="24"/>
+          </w:rPr>
+          <w:t>https://blog.devgenius.io/top-10-architecture-characteristics-non-functional-requirements-with-cheatsheat-7ad14bbb0a9b</w:t>
+        </w:r>
+      </w:hyperlink>
+    </w:p>
+    <w:p>
+      <w:pPr>
+        <w:pStyle w:val="ListParagraph"/>
+        <w:numPr>
+          <w:ilvl w:val="0"/>
+          <w:numId w:val="31"/>
+        </w:numPr>
+        <w:rPr>
+          <w:rFonts w:ascii="Arial" w:eastAsiaTheme="majorEastAsia" w:hAnsi="Arial" w:cs="Arial"/>
+          <w:bCs/>
+          <w:color w:val="000000" w:themeColor="text1"/>
+          <w:szCs w:val="24"/>
+        </w:rPr>
+      </w:pPr>
+      <w:r>
+        <w:rPr>
+          <w:rFonts w:ascii="Arial" w:eastAsiaTheme="majorEastAsia" w:hAnsi="Arial" w:cs="Arial"/>
+          <w:bCs/>
+          <w:color w:val="000000" w:themeColor="text1"/>
+          <w:szCs w:val="24"/>
+        </w:rPr>
+        <w:t>System Design - https://github.com/systemdesign42/system-design-academy?tab=readme-ov-file</w:t>
       </w:r>
     </w:p>
     <w:p>
@@ -6470,6 +8406,92 @@
     </w:lvl>
   </w:abstractNum>
   <w:abstractNum w:abstractNumId="16" w15:restartNumberingAfterBreak="0">
+    <w:nsid w:val="31E435F2"/>
+    <w:multiLevelType w:val="hybridMultilevel"/>
+    <w:tmpl w:val="A0CEABBC"/>
+    <w:lvl w:ilvl="0" w:tplc="0809000F">
+      <w:start w:val="1"/>
+      <w:numFmt w:val="decimal"/>
+      <w:lvlText w:val="%1."/>
+      <w:lvlJc w:val="left"/>
+      <w:pPr>
+        <w:ind w:left="720" w:hanging="360"/>
+      </w:pPr>
+    </w:lvl>
+    <w:lvl w:ilvl="1" w:tplc="08090019" w:tentative="1">
+      <w:start w:val="1"/>
+      <w:numFmt w:val="lowerLetter"/>
+      <w:lvlText w:val="%2."/>
+      <w:lvlJc w:val="left"/>
+      <w:pPr>
+        <w:ind w:left="1440" w:hanging="360"/>
+      </w:pPr>
+    </w:lvl>
+    <w:lvl w:ilvl="2" w:tplc="0809001B" w:tentative="1">
+      <w:start w:val="1"/>
+      <w:numFmt w:val="lowerRoman"/>
+      <w:lvlText w:val="%3."/>
+      <w:lvlJc w:val="right"/>
+      <w:pPr>
+        <w:ind w:left="2160" w:hanging="180"/>
+      </w:pPr>
+    </w:lvl>
+    <w:lvl w:ilvl="3" w:tplc="0809000F" w:tentative="1">
+      <w:start w:val="1"/>
+      <w:numFmt w:val="decimal"/>
+      <w:lvlText w:val="%4."/>
+      <w:lvlJc w:val="left"/>
+      <w:pPr>
+        <w:ind w:left="2880" w:hanging="360"/>
+      </w:pPr>
+    </w:lvl>
+    <w:lvl w:ilvl="4" w:tplc="08090019" w:tentative="1">
+      <w:start w:val="1"/>
+      <w:numFmt w:val="lowerLetter"/>
+      <w:lvlText w:val="%5."/>
+      <w:lvlJc w:val="left"/>
+      <w:pPr>
+        <w:ind w:left="3600" w:hanging="360"/>
+      </w:pPr>
+    </w:lvl>
+    <w:lvl w:ilvl="5" w:tplc="0809001B" w:tentative="1">
+      <w:start w:val="1"/>
+      <w:numFmt w:val="lowerRoman"/>
+      <w:lvlText w:val="%6."/>
+      <w:lvlJc w:val="right"/>
+      <w:pPr>
+        <w:ind w:left="4320" w:hanging="180"/>
+      </w:pPr>
+    </w:lvl>
+    <w:lvl w:ilvl="6" w:tplc="0809000F" w:tentative="1">
+      <w:start w:val="1"/>
+      <w:numFmt w:val="decimal"/>
+      <w:lvlText w:val="%7."/>
+      <w:lvlJc w:val="left"/>
+      <w:pPr>
+        <w:ind w:left="5040" w:hanging="360"/>
+      </w:pPr>
+    </w:lvl>
+    <w:lvl w:ilvl="7" w:tplc="08090019" w:tentative="1">
+      <w:start w:val="1"/>
+      <w:numFmt w:val="lowerLetter"/>
+      <w:lvlText w:val="%8."/>
+      <w:lvlJc w:val="left"/>
+      <w:pPr>
+        <w:ind w:left="5760" w:hanging="360"/>
+      </w:pPr>
+    </w:lvl>
+    <w:lvl w:ilvl="8" w:tplc="0809001B" w:tentative="1">
+      <w:start w:val="1"/>
+      <w:numFmt w:val="lowerRoman"/>
+      <w:lvlText w:val="%9."/>
+      <w:lvlJc w:val="right"/>
+      <w:pPr>
+        <w:ind w:left="6480" w:hanging="180"/>
+      </w:pPr>
+    </w:lvl>
+  </w:abstractNum>
+  <w:abstractNum w:abstractNumId="17" w15:restartNumberingAfterBreak="0">
     <w:nsid w:val="34751CE2"/>
     <w:multiLevelType w:val="multilevel"/>
     <w:tmpl w:val="A1165D28"/>
@@ -6582,7 +8604,7 @@
       </w:rPr>
     </w:lvl>
   </w:abstractNum>
-  <w:abstractNum w:abstractNumId="17" w15:restartNumberingAfterBreak="0">
+  <w:abstractNum w:abstractNumId="18" w15:restartNumberingAfterBreak="0">
     <w:nsid w:val="35C20AB7"/>
     <w:multiLevelType w:val="multilevel"/>
     <w:tmpl w:val="45984696"/>
@@ -6717,7 +8739,7 @@
       </w:rPr>
     </w:lvl>
   </w:abstractNum>
-  <w:abstractNum w:abstractNumId="18" w15:restartNumberingAfterBreak="0">
+  <w:abstractNum w:abstractNumId="19" w15:restartNumberingAfterBreak="0">
     <w:nsid w:val="371428E9"/>
     <w:multiLevelType w:val="multilevel"/>
     <w:tmpl w:val="60B8CC4A"/>
@@ -6803,7 +8825,7 @@
       </w:pPr>
     </w:lvl>
   </w:abstractNum>
-  <w:abstractNum w:abstractNumId="19" w15:restartNumberingAfterBreak="0">
+  <w:abstractNum w:abstractNumId="20" w15:restartNumberingAfterBreak="0">
     <w:nsid w:val="398A3142"/>
     <w:multiLevelType w:val="multilevel"/>
     <w:tmpl w:val="CBAE46A8"/>
@@ -6898,7 +8920,7 @@
       </w:pPr>
     </w:lvl>
   </w:abstractNum>
-  <w:abstractNum w:abstractNumId="20" w15:restartNumberingAfterBreak="0">
+  <w:abstractNum w:abstractNumId="21" w15:restartNumberingAfterBreak="0">
     <w:nsid w:val="3FAE440D"/>
     <w:multiLevelType w:val="multilevel"/>
     <w:tmpl w:val="EC74C64C"/>
@@ -7039,7 +9061,7 @@
       </w:rPr>
     </w:lvl>
   </w:abstractNum>
-  <w:abstractNum w:abstractNumId="21" w15:restartNumberingAfterBreak="0">
+  <w:abstractNum w:abstractNumId="22" w15:restartNumberingAfterBreak="0">
     <w:nsid w:val="46ED22C6"/>
     <w:multiLevelType w:val="multilevel"/>
     <w:tmpl w:val="78DE3A76"/>
@@ -7125,7 +9147,7 @@
       </w:pPr>
     </w:lvl>
   </w:abstractNum>
-  <w:abstractNum w:abstractNumId="22" w15:restartNumberingAfterBreak="0">
+  <w:abstractNum w:abstractNumId="23" w15:restartNumberingAfterBreak="0">
     <w:nsid w:val="508E2892"/>
     <w:multiLevelType w:val="multilevel"/>
     <w:tmpl w:val="2D78B750"/>
@@ -7266,7 +9288,7 @@
       </w:rPr>
     </w:lvl>
   </w:abstractNum>
-  <w:abstractNum w:abstractNumId="23" w15:restartNumberingAfterBreak="0">
+  <w:abstractNum w:abstractNumId="24" w15:restartNumberingAfterBreak="0">
     <w:nsid w:val="5953122E"/>
     <w:multiLevelType w:val="multilevel"/>
     <w:tmpl w:val="2CCC1D38"/>
@@ -7352,7 +9374,7 @@
       </w:pPr>
     </w:lvl>
   </w:abstractNum>
-  <w:abstractNum w:abstractNumId="24" w15:restartNumberingAfterBreak="0">
+  <w:abstractNum w:abstractNumId="25" w15:restartNumberingAfterBreak="0">
     <w:nsid w:val="5CB839ED"/>
     <w:multiLevelType w:val="multilevel"/>
     <w:tmpl w:val="4432C1CA"/>
@@ -7489,7 +9511,7 @@
       </w:rPr>
     </w:lvl>
   </w:abstractNum>
-  <w:abstractNum w:abstractNumId="25" w15:restartNumberingAfterBreak="0">
+  <w:abstractNum w:abstractNumId="26" w15:restartNumberingAfterBreak="0">
     <w:nsid w:val="61605C90"/>
     <w:multiLevelType w:val="multilevel"/>
     <w:tmpl w:val="9DAAFC18"/>
@@ -7638,7 +9660,7 @@
       </w:rPr>
     </w:lvl>
   </w:abstractNum>
-  <w:abstractNum w:abstractNumId="26" w15:restartNumberingAfterBreak="0">
+  <w:abstractNum w:abstractNumId="27" w15:restartNumberingAfterBreak="0">
     <w:nsid w:val="6AF15F91"/>
     <w:multiLevelType w:val="multilevel"/>
     <w:tmpl w:val="2C76F452"/>
@@ -7724,7 +9746,7 @@
       </w:pPr>
     </w:lvl>
   </w:abstractNum>
-  <w:abstractNum w:abstractNumId="27" w15:restartNumberingAfterBreak="0">
+  <w:abstractNum w:abstractNumId="28" w15:restartNumberingAfterBreak="0">
     <w:nsid w:val="6F251B2D"/>
     <w:multiLevelType w:val="multilevel"/>
     <w:tmpl w:val="7EBC6776"/>
@@ -7865,7 +9887,7 @@
       </w:rPr>
     </w:lvl>
   </w:abstractNum>
-  <w:abstractNum w:abstractNumId="28" w15:restartNumberingAfterBreak="0">
+  <w:abstractNum w:abstractNumId="29" w15:restartNumberingAfterBreak="0">
     <w:nsid w:val="73AD7931"/>
     <w:multiLevelType w:val="multilevel"/>
     <w:tmpl w:val="3C4A7490"/>
@@ -8006,7 +10028,7 @@
       </w:rPr>
     </w:lvl>
   </w:abstractNum>
-  <w:abstractNum w:abstractNumId="29" w15:restartNumberingAfterBreak="0">
+  <w:abstractNum w:abstractNumId="30" w15:restartNumberingAfterBreak="0">
     <w:nsid w:val="7E29408D"/>
     <w:multiLevelType w:val="multilevel"/>
     <w:tmpl w:val="69E01906"/>
@@ -8159,7 +10181,7 @@
     <w:abstractNumId w:val="1"/>
   </w:num>
   <w:num w:numId="2" w16cid:durableId="1331175956">
-    <w:abstractNumId w:val="16"/>
+    <w:abstractNumId w:val="17"/>
   </w:num>
   <w:num w:numId="3" w16cid:durableId="1257636249">
     <w:abstractNumId w:val="13"/>
@@ -8168,10 +10190,10 @@
     <w:abstractNumId w:val="5"/>
   </w:num>
   <w:num w:numId="5" w16cid:durableId="1703941240">
-    <w:abstractNumId w:val="18"/>
+    <w:abstractNumId w:val="19"/>
   </w:num>
   <w:num w:numId="6" w16cid:durableId="1334989190">
-    <w:abstractNumId w:val="23"/>
+    <w:abstractNumId w:val="24"/>
   </w:num>
   <w:num w:numId="7" w16cid:durableId="1255898510">
     <w:abstractNumId w:val="7"/>
@@ -8186,10 +10208,10 @@
     <w:abstractNumId w:val="14"/>
   </w:num>
   <w:num w:numId="11" w16cid:durableId="1057044931">
-    <w:abstractNumId w:val="26"/>
+    <w:abstractNumId w:val="27"/>
   </w:num>
   <w:num w:numId="12" w16cid:durableId="1435515847">
-    <w:abstractNumId w:val="21"/>
+    <w:abstractNumId w:val="22"/>
   </w:num>
   <w:num w:numId="13" w16cid:durableId="1157965518">
     <w:abstractNumId w:val="4"/>
@@ -8210,7 +10232,7 @@
     <w:abstractNumId w:val="10"/>
   </w:num>
   <w:num w:numId="19" w16cid:durableId="1804425994">
-    <w:abstractNumId w:val="19"/>
+    <w:abstractNumId w:val="20"/>
   </w:num>
   <w:num w:numId="20" w16cid:durableId="1447506218">
     <w:abstractNumId w:val="11"/>
@@ -8219,31 +10241,34 @@
     <w:abstractNumId w:val="12"/>
   </w:num>
   <w:num w:numId="22" w16cid:durableId="594824907">
+    <w:abstractNumId w:val="29"/>
+  </w:num>
+  <w:num w:numId="23" w16cid:durableId="343017324">
+    <w:abstractNumId w:val="25"/>
+  </w:num>
+  <w:num w:numId="24" w16cid:durableId="576938850">
+    <w:abstractNumId w:val="18"/>
+  </w:num>
+  <w:num w:numId="25" w16cid:durableId="1086801254">
+    <w:abstractNumId w:val="23"/>
+  </w:num>
+  <w:num w:numId="26" w16cid:durableId="173150585">
+    <w:abstractNumId w:val="21"/>
+  </w:num>
+  <w:num w:numId="27" w16cid:durableId="1520777702">
     <w:abstractNumId w:val="28"/>
   </w:num>
-  <w:num w:numId="23" w16cid:durableId="343017324">
-    <w:abstractNumId w:val="24"/>
-  </w:num>
-  <w:num w:numId="24" w16cid:durableId="576938850">
-    <w:abstractNumId w:val="17"/>
-  </w:num>
-  <w:num w:numId="25" w16cid:durableId="1086801254">
-    <w:abstractNumId w:val="22"/>
-  </w:num>
-  <w:num w:numId="26" w16cid:durableId="173150585">
-    <w:abstractNumId w:val="20"/>
-  </w:num>
-  <w:num w:numId="27" w16cid:durableId="1520777702">
-    <w:abstractNumId w:val="27"/>
-  </w:num>
   <w:num w:numId="28" w16cid:durableId="1103653551">
-    <w:abstractNumId w:val="29"/>
+    <w:abstractNumId w:val="30"/>
   </w:num>
   <w:num w:numId="29" w16cid:durableId="1863283807">
     <w:abstractNumId w:val="0"/>
   </w:num>
   <w:num w:numId="30" w16cid:durableId="1814642439">
-    <w:abstractNumId w:val="25"/>
+    <w:abstractNumId w:val="26"/>
+  </w:num>
+  <w:num w:numId="31" w16cid:durableId="881673094">
+    <w:abstractNumId w:val="16"/>
   </w:num>
 </w:numbering>
 </file>

--- a/Notes/RunningNotes/SystemDesign.docx
+++ b/Notes/RunningNotes/SystemDesign.docx
@@ -3666,7 +3666,7 @@
           <w:lang w:eastAsia="en-GB"/>
         </w:rPr>
         <w:drawing>
-          <wp:inline distT="0" distB="0" distL="0" distR="0" wp14:anchorId="246E1A56" wp14:editId="36BA5A09">
+          <wp:inline distT="0" distB="0" distL="0" distR="0" wp14:anchorId="246E1A56" wp14:editId="20B3852A">
             <wp:extent cx="5731510" cy="2267585"/>
             <wp:effectExtent l="0" t="0" r="0" b="0"/>
             <wp:docPr id="1" name="Picture 1" descr="Graphical user interface, application&#10;&#10;Description automatically generated"/>
@@ -6462,6 +6462,39 @@
         <w:rPr>
           <w:rFonts w:ascii="Arial" w:hAnsi="Arial" w:cs="Arial"/>
         </w:rPr>
+        <w:t xml:space="preserve">    </w:t>
+      </w:r>
+      <w:r>
+        <w:rPr>
+          <w:rFonts w:ascii="Arial" w:hAnsi="Arial" w:cs="Arial"/>
+        </w:rPr>
+        <w:t xml:space="preserve">Go </w:t>
+      </w:r>
+      <w:proofErr w:type="spellStart"/>
+      <w:r>
+        <w:rPr>
+          <w:rFonts w:ascii="Arial" w:hAnsi="Arial" w:cs="Arial"/>
+        </w:rPr>
+        <w:t>favors</w:t>
+      </w:r>
+      <w:proofErr w:type="spellEnd"/>
+      <w:r>
+        <w:rPr>
+          <w:rFonts w:ascii="Arial" w:hAnsi="Arial" w:cs="Arial"/>
+        </w:rPr>
+        <w:t xml:space="preserve"> small, single-purpose interfaces.</w:t>
+      </w:r>
+    </w:p>
+    <w:p>
+      <w:pPr>
+        <w:rPr>
+          <w:rFonts w:ascii="Arial" w:hAnsi="Arial" w:cs="Arial"/>
+        </w:rPr>
+      </w:pPr>
+      <w:r>
+        <w:rPr>
+          <w:rFonts w:ascii="Arial" w:hAnsi="Arial" w:cs="Arial"/>
+        </w:rPr>
         <w:t xml:space="preserve">    Using Abstract base classes and inheritance we can achieve this.</w:t>
       </w:r>
     </w:p>
@@ -6593,6 +6626,7 @@
         <w:rPr>
           <w:rFonts w:ascii="Arial" w:hAnsi="Arial" w:cs="Arial"/>
         </w:rPr>
+        <w:lastRenderedPageBreak/>
         <w:t xml:space="preserve">    Abstractions should not depend on details. Details should depend on abstractions.</w:t>
       </w:r>
     </w:p>
@@ -6725,6 +6759,219 @@
     </w:p>
     <w:p>
       <w:pPr>
+        <w:pStyle w:val="ListParagraph"/>
+        <w:numPr>
+          <w:ilvl w:val="0"/>
+          <w:numId w:val="21"/>
+        </w:numPr>
+        <w:rPr>
+          <w:rFonts w:ascii="Arial" w:eastAsiaTheme="majorEastAsia" w:hAnsi="Arial" w:cs="Arial"/>
+          <w:bCs/>
+          <w:color w:val="000000" w:themeColor="text1"/>
+          <w:szCs w:val="24"/>
+        </w:rPr>
+      </w:pPr>
+      <w:r>
+        <w:rPr>
+          <w:rFonts w:ascii="Arial" w:eastAsiaTheme="majorEastAsia" w:hAnsi="Arial" w:cs="Arial"/>
+          <w:bCs/>
+          <w:color w:val="000000" w:themeColor="text1"/>
+          <w:szCs w:val="24"/>
+        </w:rPr>
+        <w:t xml:space="preserve">Difference between X-request-id and X-correlation-id header - </w:t>
+      </w:r>
+      <w:r>
+        <w:rPr>
+          <w:rFonts w:ascii="Arial" w:eastAsiaTheme="majorEastAsia" w:hAnsi="Arial" w:cs="Arial"/>
+          <w:bCs/>
+          <w:color w:val="000000" w:themeColor="text1"/>
+          <w:szCs w:val="24"/>
+        </w:rPr>
+        <w:br/>
+      </w:r>
+      <w:r>
+        <w:rPr>
+          <w:rFonts w:ascii="Arial" w:eastAsiaTheme="majorEastAsia" w:hAnsi="Arial" w:cs="Arial"/>
+          <w:bCs/>
+          <w:color w:val="000000" w:themeColor="text1"/>
+          <w:szCs w:val="24"/>
+        </w:rPr>
+        <w:t>X-request-id</w:t>
+      </w:r>
+      <w:r>
+        <w:rPr>
+          <w:rFonts w:ascii="Arial" w:eastAsiaTheme="majorEastAsia" w:hAnsi="Arial" w:cs="Arial"/>
+          <w:bCs/>
+          <w:color w:val="000000" w:themeColor="text1"/>
+          <w:szCs w:val="24"/>
+        </w:rPr>
+        <w:t>:</w:t>
+      </w:r>
+      <w:r>
+        <w:rPr>
+          <w:rFonts w:ascii="Arial" w:eastAsiaTheme="majorEastAsia" w:hAnsi="Arial" w:cs="Arial"/>
+          <w:bCs/>
+          <w:color w:val="000000" w:themeColor="text1"/>
+          <w:szCs w:val="24"/>
+        </w:rPr>
+        <w:br/>
+        <w:t>Identifies one single HTTP request</w:t>
+      </w:r>
+      <w:r>
+        <w:rPr>
+          <w:rFonts w:ascii="Arial" w:eastAsiaTheme="majorEastAsia" w:hAnsi="Arial" w:cs="Arial"/>
+          <w:bCs/>
+          <w:color w:val="000000" w:themeColor="text1"/>
+          <w:szCs w:val="24"/>
+        </w:rPr>
+        <w:br/>
+      </w:r>
+      <w:r>
+        <w:rPr>
+          <w:rFonts w:ascii="Arial" w:eastAsiaTheme="majorEastAsia" w:hAnsi="Arial" w:cs="Arial"/>
+          <w:bCs/>
+          <w:color w:val="000000" w:themeColor="text1"/>
+          <w:szCs w:val="24"/>
+        </w:rPr>
+        <w:t>Changes at every hop (gateway → service → downstream service)</w:t>
+      </w:r>
+      <w:r>
+        <w:rPr>
+          <w:rFonts w:ascii="Arial" w:eastAsiaTheme="majorEastAsia" w:hAnsi="Arial" w:cs="Arial"/>
+          <w:bCs/>
+          <w:color w:val="000000" w:themeColor="text1"/>
+          <w:szCs w:val="24"/>
+        </w:rPr>
+        <w:br/>
+        <w:t>Used for low</w:t>
+      </w:r>
+      <w:r>
+        <w:rPr>
+          <w:rFonts w:ascii="Cambria Math" w:eastAsiaTheme="majorEastAsia" w:hAnsi="Cambria Math" w:cs="Cambria Math"/>
+          <w:bCs/>
+          <w:color w:val="000000" w:themeColor="text1"/>
+          <w:szCs w:val="24"/>
+        </w:rPr>
+        <w:t>‑</w:t>
+      </w:r>
+      <w:r>
+        <w:rPr>
+          <w:rFonts w:ascii="Arial" w:eastAsiaTheme="majorEastAsia" w:hAnsi="Arial" w:cs="Arial"/>
+          <w:bCs/>
+          <w:color w:val="000000" w:themeColor="text1"/>
+          <w:szCs w:val="24"/>
+        </w:rPr>
+        <w:t>level debugging and latency analysis</w:t>
+      </w:r>
+      <w:r>
+        <w:rPr>
+          <w:rFonts w:ascii="Arial" w:eastAsiaTheme="majorEastAsia" w:hAnsi="Arial" w:cs="Arial"/>
+          <w:bCs/>
+          <w:color w:val="000000" w:themeColor="text1"/>
+          <w:szCs w:val="24"/>
+        </w:rPr>
+        <w:br/>
+        <w:t>X-correlation-id:</w:t>
+      </w:r>
+      <w:r>
+        <w:rPr>
+          <w:rFonts w:ascii="Arial" w:eastAsiaTheme="majorEastAsia" w:hAnsi="Arial" w:cs="Arial"/>
+          <w:bCs/>
+          <w:color w:val="000000" w:themeColor="text1"/>
+          <w:szCs w:val="24"/>
+        </w:rPr>
+        <w:br/>
+        <w:t>• Identifies a logical business flow</w:t>
+      </w:r>
+    </w:p>
+    <w:p>
+      <w:pPr>
+        <w:pStyle w:val="ListParagraph"/>
+        <w:rPr>
+          <w:rFonts w:ascii="Arial" w:eastAsiaTheme="majorEastAsia" w:hAnsi="Arial" w:cs="Arial"/>
+          <w:bCs/>
+          <w:color w:val="000000" w:themeColor="text1"/>
+          <w:szCs w:val="24"/>
+        </w:rPr>
+      </w:pPr>
+      <w:r>
+        <w:rPr>
+          <w:rFonts w:ascii="Arial" w:eastAsiaTheme="majorEastAsia" w:hAnsi="Arial" w:cs="Arial"/>
+          <w:bCs/>
+          <w:color w:val="000000" w:themeColor="text1"/>
+          <w:szCs w:val="24"/>
+        </w:rPr>
+        <w:t>• Same value across multiple services and requests</w:t>
+      </w:r>
+    </w:p>
+    <w:p>
+      <w:pPr>
+        <w:pStyle w:val="ListParagraph"/>
+        <w:rPr>
+          <w:rFonts w:ascii="Arial" w:eastAsiaTheme="majorEastAsia" w:hAnsi="Arial" w:cs="Arial"/>
+          <w:bCs/>
+          <w:color w:val="000000" w:themeColor="text1"/>
+          <w:szCs w:val="24"/>
+        </w:rPr>
+      </w:pPr>
+      <w:r>
+        <w:rPr>
+          <w:rFonts w:ascii="Arial" w:eastAsiaTheme="majorEastAsia" w:hAnsi="Arial" w:cs="Arial"/>
+          <w:bCs/>
+          <w:color w:val="000000" w:themeColor="text1"/>
+          <w:szCs w:val="24"/>
+        </w:rPr>
+        <w:t>• Used for end</w:t>
+      </w:r>
+      <w:r>
+        <w:rPr>
+          <w:rFonts w:ascii="Cambria Math" w:eastAsiaTheme="majorEastAsia" w:hAnsi="Cambria Math" w:cs="Cambria Math"/>
+          <w:bCs/>
+          <w:color w:val="000000" w:themeColor="text1"/>
+          <w:szCs w:val="24"/>
+        </w:rPr>
+        <w:t>‑</w:t>
+      </w:r>
+      <w:r>
+        <w:rPr>
+          <w:rFonts w:ascii="Arial" w:eastAsiaTheme="majorEastAsia" w:hAnsi="Arial" w:cs="Arial"/>
+          <w:bCs/>
+          <w:color w:val="000000" w:themeColor="text1"/>
+          <w:szCs w:val="24"/>
+        </w:rPr>
+        <w:t>to</w:t>
+      </w:r>
+      <w:r>
+        <w:rPr>
+          <w:rFonts w:ascii="Cambria Math" w:eastAsiaTheme="majorEastAsia" w:hAnsi="Cambria Math" w:cs="Cambria Math"/>
+          <w:bCs/>
+          <w:color w:val="000000" w:themeColor="text1"/>
+          <w:szCs w:val="24"/>
+        </w:rPr>
+        <w:t>‑</w:t>
+      </w:r>
+      <w:r>
+        <w:rPr>
+          <w:rFonts w:ascii="Arial" w:eastAsiaTheme="majorEastAsia" w:hAnsi="Arial" w:cs="Arial"/>
+          <w:bCs/>
+          <w:color w:val="000000" w:themeColor="text1"/>
+          <w:szCs w:val="24"/>
+        </w:rPr>
+        <w:t>end tracing and observability</w:t>
+      </w:r>
+      <w:r>
+        <w:rPr>
+          <w:rFonts w:ascii="Arial" w:eastAsiaTheme="majorEastAsia" w:hAnsi="Arial" w:cs="Arial"/>
+          <w:bCs/>
+          <w:color w:val="000000" w:themeColor="text1"/>
+          <w:szCs w:val="24"/>
+        </w:rPr>
+        <w:br/>
+        <w:t>Similar to transaction-id</w:t>
+      </w:r>
+    </w:p>
+    <w:p>
+      <w:pPr>
         <w:rPr>
           <w:rFonts w:ascii="Arial" w:eastAsiaTheme="majorEastAsia" w:hAnsi="Arial" w:cs="Arial"/>
           <w:bCs/>
@@ -6812,6 +7059,88 @@
           <w:szCs w:val="24"/>
         </w:rPr>
         <w:t>High speed delivery</w:t>
+      </w:r>
+    </w:p>
+    <w:p>
+      <w:pPr>
+        <w:pStyle w:val="ListParagraph"/>
+        <w:rPr>
+          <w:rFonts w:ascii="Arial" w:eastAsiaTheme="majorEastAsia" w:hAnsi="Arial" w:cs="Arial"/>
+          <w:bCs/>
+          <w:color w:val="000000" w:themeColor="text1"/>
+          <w:szCs w:val="24"/>
+        </w:rPr>
+      </w:pPr>
+    </w:p>
+    <w:p>
+      <w:pPr>
+        <w:pStyle w:val="ListParagraph"/>
+        <w:rPr>
+          <w:rFonts w:ascii="Arial" w:eastAsiaTheme="majorEastAsia" w:hAnsi="Arial" w:cs="Arial"/>
+          <w:bCs/>
+          <w:color w:val="000000" w:themeColor="text1"/>
+          <w:szCs w:val="24"/>
+        </w:rPr>
+      </w:pPr>
+    </w:p>
+    <w:p>
+      <w:pPr>
+        <w:pStyle w:val="ListParagraph"/>
+        <w:rPr>
+          <w:rFonts w:ascii="Arial" w:eastAsiaTheme="majorEastAsia" w:hAnsi="Arial" w:cs="Arial"/>
+          <w:bCs/>
+          <w:color w:val="000000" w:themeColor="text1"/>
+          <w:szCs w:val="24"/>
+        </w:rPr>
+      </w:pPr>
+      <w:r>
+        <w:rPr>
+          <w:rFonts w:ascii="Segoe UI" w:hAnsi="Segoe UI" w:cs="Segoe UI"/>
+          <w:sz w:val="21"/>
+          <w:szCs w:val="21"/>
+          <w:shd w:val="clear" w:color="auto" w:fill="FFFFFF"/>
+        </w:rPr>
+        <w:t xml:space="preserve">1. Cache everything that can tolerate stale reads 2. Handle noisy </w:t>
+      </w:r>
+      <w:proofErr w:type="spellStart"/>
+      <w:r>
+        <w:rPr>
+          <w:rFonts w:ascii="Segoe UI" w:hAnsi="Segoe UI" w:cs="Segoe UI"/>
+          <w:sz w:val="21"/>
+          <w:szCs w:val="21"/>
+          <w:shd w:val="clear" w:color="auto" w:fill="FFFFFF"/>
+        </w:rPr>
+        <w:t>neighbors</w:t>
+      </w:r>
+      <w:proofErr w:type="spellEnd"/>
+      <w:r>
+        <w:rPr>
+          <w:rFonts w:ascii="Segoe UI" w:hAnsi="Segoe UI" w:cs="Segoe UI"/>
+          <w:sz w:val="21"/>
+          <w:szCs w:val="21"/>
+          <w:shd w:val="clear" w:color="auto" w:fill="FFFFFF"/>
+        </w:rPr>
+        <w:t xml:space="preserve"> with CPU/memory limits 3. Keep services stateless - scaling becomes easy 4. Databases do not scale easily - know your limits 5. Know your data access patterns before partitioning 6. Queue asynchronous work to absorb traffic spikes 7. Design for failure - retries, timeouts, fallbacks 8. Eliminate single points of failure 9. Make operations idempotent - handle retries safely 10. Understand consistency </w:t>
+      </w:r>
+      <w:proofErr w:type="spellStart"/>
+      <w:r>
+        <w:rPr>
+          <w:rFonts w:ascii="Segoe UI" w:hAnsi="Segoe UI" w:cs="Segoe UI"/>
+          <w:sz w:val="21"/>
+          <w:szCs w:val="21"/>
+          <w:shd w:val="clear" w:color="auto" w:fill="FFFFFF"/>
+        </w:rPr>
+        <w:t>tradeoffs</w:t>
+      </w:r>
+      <w:proofErr w:type="spellEnd"/>
+      <w:r>
+        <w:rPr>
+          <w:rFonts w:ascii="Segoe UI" w:hAnsi="Segoe UI" w:cs="Segoe UI"/>
+          <w:sz w:val="21"/>
+          <w:szCs w:val="21"/>
+          <w:shd w:val="clear" w:color="auto" w:fill="FFFFFF"/>
+        </w:rPr>
+        <w:t xml:space="preserve"> early 11. Invest in observability - metrics, logs, and tracing 12. Avoid distributed transactions where possible 13. Rate limit critical services and APIs 14. Scale reads and writes differently 15. Capacity planning still matters despite autoscaling</w:t>
       </w:r>
     </w:p>
     <w:p>
@@ -7513,6 +7842,95 @@
     </w:lvl>
   </w:abstractNum>
   <w:abstractNum w:abstractNumId="6" w15:restartNumberingAfterBreak="0">
+    <w:nsid w:val="10B1049B"/>
+    <w:multiLevelType w:val="hybridMultilevel"/>
+    <w:tmpl w:val="FC76E1C8"/>
+    <w:lvl w:ilvl="0" w:tplc="FFFFFFFF">
+      <w:start w:val="1"/>
+      <w:numFmt w:val="decimal"/>
+      <w:lvlText w:val="%1."/>
+      <w:lvlJc w:val="left"/>
+      <w:pPr>
+        <w:ind w:left="720" w:hanging="360"/>
+      </w:pPr>
+      <w:rPr>
+        <w:rFonts w:hint="default"/>
+      </w:rPr>
+    </w:lvl>
+    <w:lvl w:ilvl="1" w:tplc="FFFFFFFF" w:tentative="1">
+      <w:start w:val="1"/>
+      <w:numFmt w:val="lowerLetter"/>
+      <w:lvlText w:val="%2."/>
+      <w:lvlJc w:val="left"/>
+      <w:pPr>
+        <w:ind w:left="1440" w:hanging="360"/>
+      </w:pPr>
+    </w:lvl>
+    <w:lvl w:ilvl="2" w:tplc="FFFFFFFF" w:tentative="1">
+      <w:start w:val="1"/>
+      <w:numFmt w:val="lowerRoman"/>
+      <w:lvlText w:val="%3."/>
+      <w:lvlJc w:val="right"/>
+      <w:pPr>
+        <w:ind w:left="2160" w:hanging="180"/>
+      </w:pPr>
+    </w:lvl>
+    <w:lvl w:ilvl="3" w:tplc="FFFFFFFF" w:tentative="1">
+      <w:start w:val="1"/>
+      <w:numFmt w:val="decimal"/>
+      <w:lvlText w:val="%4."/>
+      <w:lvlJc w:val="left"/>
+      <w:pPr>
+        <w:ind w:left="2880" w:hanging="360"/>
+      </w:pPr>
+    </w:lvl>
+    <w:lvl w:ilvl="4" w:tplc="FFFFFFFF" w:tentative="1">
+      <w:start w:val="1"/>
+      <w:numFmt w:val="lowerLetter"/>
+      <w:lvlText w:val="%5."/>
+      <w:lvlJc w:val="left"/>
+      <w:pPr>
+        <w:ind w:left="3600" w:hanging="360"/>
+      </w:pPr>
+    </w:lvl>
+    <w:lvl w:ilvl="5" w:tplc="FFFFFFFF" w:tentative="1">
+      <w:start w:val="1"/>
+      <w:numFmt w:val="lowerRoman"/>
+      <w:lvlText w:val="%6."/>
+      <w:lvlJc w:val="right"/>
+      <w:pPr>
+        <w:ind w:left="4320" w:hanging="180"/>
+      </w:pPr>
+    </w:lvl>
+    <w:lvl w:ilvl="6" w:tplc="FFFFFFFF" w:tentative="1">
+      <w:start w:val="1"/>
+      <w:numFmt w:val="decimal"/>
+      <w:lvlText w:val="%7."/>
+      <w:lvlJc w:val="left"/>
+      <w:pPr>
+        <w:ind w:left="5040" w:hanging="360"/>
+      </w:pPr>
+    </w:lvl>
+    <w:lvl w:ilvl="7" w:tplc="FFFFFFFF" w:tentative="1">
+      <w:start w:val="1"/>
+      <w:numFmt w:val="lowerLetter"/>
+      <w:lvlText w:val="%8."/>
+      <w:lvlJc w:val="left"/>
+      <w:pPr>
+        <w:ind w:left="5760" w:hanging="360"/>
+      </w:pPr>
+    </w:lvl>
+    <w:lvl w:ilvl="8" w:tplc="FFFFFFFF" w:tentative="1">
+      <w:start w:val="1"/>
+      <w:numFmt w:val="lowerRoman"/>
+      <w:lvlText w:val="%9."/>
+      <w:lvlJc w:val="right"/>
+      <w:pPr>
+        <w:ind w:left="6480" w:hanging="180"/>
+      </w:pPr>
+    </w:lvl>
+  </w:abstractNum>
+  <w:abstractNum w:abstractNumId="7" w15:restartNumberingAfterBreak="0">
     <w:nsid w:val="12D53888"/>
     <w:multiLevelType w:val="multilevel"/>
     <w:tmpl w:val="DD70D6BA"/>
@@ -7598,7 +8016,7 @@
       </w:pPr>
     </w:lvl>
   </w:abstractNum>
-  <w:abstractNum w:abstractNumId="7" w15:restartNumberingAfterBreak="0">
+  <w:abstractNum w:abstractNumId="8" w15:restartNumberingAfterBreak="0">
     <w:nsid w:val="171F28F1"/>
     <w:multiLevelType w:val="multilevel"/>
     <w:tmpl w:val="AB521ED4"/>
@@ -7684,7 +8102,7 @@
       </w:pPr>
     </w:lvl>
   </w:abstractNum>
-  <w:abstractNum w:abstractNumId="8" w15:restartNumberingAfterBreak="0">
+  <w:abstractNum w:abstractNumId="9" w15:restartNumberingAfterBreak="0">
     <w:nsid w:val="1A240308"/>
     <w:multiLevelType w:val="multilevel"/>
     <w:tmpl w:val="D088675A"/>
@@ -7770,7 +8188,7 @@
       </w:pPr>
     </w:lvl>
   </w:abstractNum>
-  <w:abstractNum w:abstractNumId="9" w15:restartNumberingAfterBreak="0">
+  <w:abstractNum w:abstractNumId="10" w15:restartNumberingAfterBreak="0">
     <w:nsid w:val="27331B82"/>
     <w:multiLevelType w:val="multilevel"/>
     <w:tmpl w:val="03AC5786"/>
@@ -7856,7 +8274,7 @@
       </w:pPr>
     </w:lvl>
   </w:abstractNum>
-  <w:abstractNum w:abstractNumId="10" w15:restartNumberingAfterBreak="0">
+  <w:abstractNum w:abstractNumId="11" w15:restartNumberingAfterBreak="0">
     <w:nsid w:val="2959043C"/>
     <w:multiLevelType w:val="multilevel"/>
     <w:tmpl w:val="33F6C3CE"/>
@@ -7969,7 +8387,7 @@
       </w:pPr>
     </w:lvl>
   </w:abstractNum>
-  <w:abstractNum w:abstractNumId="11" w15:restartNumberingAfterBreak="0">
+  <w:abstractNum w:abstractNumId="12" w15:restartNumberingAfterBreak="0">
     <w:nsid w:val="29705998"/>
     <w:multiLevelType w:val="hybridMultilevel"/>
     <w:tmpl w:val="9ADEE446"/>
@@ -8058,7 +8476,7 @@
       </w:pPr>
     </w:lvl>
   </w:abstractNum>
-  <w:abstractNum w:abstractNumId="12" w15:restartNumberingAfterBreak="0">
+  <w:abstractNum w:abstractNumId="13" w15:restartNumberingAfterBreak="0">
     <w:nsid w:val="2CB14450"/>
     <w:multiLevelType w:val="hybridMultilevel"/>
     <w:tmpl w:val="FC76E1C8"/>
@@ -8147,7 +8565,7 @@
       </w:pPr>
     </w:lvl>
   </w:abstractNum>
-  <w:abstractNum w:abstractNumId="13" w15:restartNumberingAfterBreak="0">
+  <w:abstractNum w:abstractNumId="14" w15:restartNumberingAfterBreak="0">
     <w:nsid w:val="2F5F0536"/>
     <w:multiLevelType w:val="multilevel"/>
     <w:tmpl w:val="1428A576"/>
@@ -8233,7 +8651,7 @@
       </w:pPr>
     </w:lvl>
   </w:abstractNum>
-  <w:abstractNum w:abstractNumId="14" w15:restartNumberingAfterBreak="0">
+  <w:abstractNum w:abstractNumId="15" w15:restartNumberingAfterBreak="0">
     <w:nsid w:val="307C3D51"/>
     <w:multiLevelType w:val="multilevel"/>
     <w:tmpl w:val="23BAEA44"/>
@@ -8319,7 +8737,7 @@
       </w:pPr>
     </w:lvl>
   </w:abstractNum>
-  <w:abstractNum w:abstractNumId="15" w15:restartNumberingAfterBreak="0">
+  <w:abstractNum w:abstractNumId="16" w15:restartNumberingAfterBreak="0">
     <w:nsid w:val="319B4856"/>
     <w:multiLevelType w:val="multilevel"/>
     <w:tmpl w:val="BA5E5C32"/>
@@ -8405,7 +8823,7 @@
       </w:pPr>
     </w:lvl>
   </w:abstractNum>
-  <w:abstractNum w:abstractNumId="16" w15:restartNumberingAfterBreak="0">
+  <w:abstractNum w:abstractNumId="17" w15:restartNumberingAfterBreak="0">
     <w:nsid w:val="31E435F2"/>
     <w:multiLevelType w:val="hybridMultilevel"/>
     <w:tmpl w:val="A0CEABBC"/>
@@ -8491,7 +8909,7 @@
       </w:pPr>
     </w:lvl>
   </w:abstractNum>
-  <w:abstractNum w:abstractNumId="17" w15:restartNumberingAfterBreak="0">
+  <w:abstractNum w:abstractNumId="18" w15:restartNumberingAfterBreak="0">
     <w:nsid w:val="34751CE2"/>
     <w:multiLevelType w:val="multilevel"/>
     <w:tmpl w:val="A1165D28"/>
@@ -8604,7 +9022,7 @@
       </w:rPr>
     </w:lvl>
   </w:abstractNum>
-  <w:abstractNum w:abstractNumId="18" w15:restartNumberingAfterBreak="0">
+  <w:abstractNum w:abstractNumId="19" w15:restartNumberingAfterBreak="0">
     <w:nsid w:val="35C20AB7"/>
     <w:multiLevelType w:val="multilevel"/>
     <w:tmpl w:val="45984696"/>
@@ -8739,7 +9157,7 @@
       </w:rPr>
     </w:lvl>
   </w:abstractNum>
-  <w:abstractNum w:abstractNumId="19" w15:restartNumberingAfterBreak="0">
+  <w:abstractNum w:abstractNumId="20" w15:restartNumberingAfterBreak="0">
     <w:nsid w:val="371428E9"/>
     <w:multiLevelType w:val="multilevel"/>
     <w:tmpl w:val="60B8CC4A"/>
@@ -8825,7 +9243,7 @@
       </w:pPr>
     </w:lvl>
   </w:abstractNum>
-  <w:abstractNum w:abstractNumId="20" w15:restartNumberingAfterBreak="0">
+  <w:abstractNum w:abstractNumId="21" w15:restartNumberingAfterBreak="0">
     <w:nsid w:val="398A3142"/>
     <w:multiLevelType w:val="multilevel"/>
     <w:tmpl w:val="CBAE46A8"/>
@@ -8920,7 +9338,7 @@
       </w:pPr>
     </w:lvl>
   </w:abstractNum>
-  <w:abstractNum w:abstractNumId="21" w15:restartNumberingAfterBreak="0">
+  <w:abstractNum w:abstractNumId="22" w15:restartNumberingAfterBreak="0">
     <w:nsid w:val="3FAE440D"/>
     <w:multiLevelType w:val="multilevel"/>
     <w:tmpl w:val="EC74C64C"/>
@@ -9061,7 +9479,7 @@
       </w:rPr>
     </w:lvl>
   </w:abstractNum>
-  <w:abstractNum w:abstractNumId="22" w15:restartNumberingAfterBreak="0">
+  <w:abstractNum w:abstractNumId="23" w15:restartNumberingAfterBreak="0">
     <w:nsid w:val="46ED22C6"/>
     <w:multiLevelType w:val="multilevel"/>
     <w:tmpl w:val="78DE3A76"/>
@@ -9147,7 +9565,7 @@
       </w:pPr>
     </w:lvl>
   </w:abstractNum>
-  <w:abstractNum w:abstractNumId="23" w15:restartNumberingAfterBreak="0">
+  <w:abstractNum w:abstractNumId="24" w15:restartNumberingAfterBreak="0">
     <w:nsid w:val="508E2892"/>
     <w:multiLevelType w:val="multilevel"/>
     <w:tmpl w:val="2D78B750"/>
@@ -9288,7 +9706,7 @@
       </w:rPr>
     </w:lvl>
   </w:abstractNum>
-  <w:abstractNum w:abstractNumId="24" w15:restartNumberingAfterBreak="0">
+  <w:abstractNum w:abstractNumId="25" w15:restartNumberingAfterBreak="0">
     <w:nsid w:val="5953122E"/>
     <w:multiLevelType w:val="multilevel"/>
     <w:tmpl w:val="2CCC1D38"/>
@@ -9374,7 +9792,7 @@
       </w:pPr>
     </w:lvl>
   </w:abstractNum>
-  <w:abstractNum w:abstractNumId="25" w15:restartNumberingAfterBreak="0">
+  <w:abstractNum w:abstractNumId="26" w15:restartNumberingAfterBreak="0">
     <w:nsid w:val="5CB839ED"/>
     <w:multiLevelType w:val="multilevel"/>
     <w:tmpl w:val="4432C1CA"/>
@@ -9511,7 +9929,7 @@
       </w:rPr>
     </w:lvl>
   </w:abstractNum>
-  <w:abstractNum w:abstractNumId="26" w15:restartNumberingAfterBreak="0">
+  <w:abstractNum w:abstractNumId="27" w15:restartNumberingAfterBreak="0">
     <w:nsid w:val="61605C90"/>
     <w:multiLevelType w:val="multilevel"/>
     <w:tmpl w:val="9DAAFC18"/>
@@ -9660,7 +10078,96 @@
       </w:rPr>
     </w:lvl>
   </w:abstractNum>
-  <w:abstractNum w:abstractNumId="27" w15:restartNumberingAfterBreak="0">
+  <w:abstractNum w:abstractNumId="28" w15:restartNumberingAfterBreak="0">
+    <w:nsid w:val="6AE92F7E"/>
+    <w:multiLevelType w:val="hybridMultilevel"/>
+    <w:tmpl w:val="FC76E1C8"/>
+    <w:lvl w:ilvl="0" w:tplc="FFFFFFFF">
+      <w:start w:val="1"/>
+      <w:numFmt w:val="decimal"/>
+      <w:lvlText w:val="%1."/>
+      <w:lvlJc w:val="left"/>
+      <w:pPr>
+        <w:ind w:left="720" w:hanging="360"/>
+      </w:pPr>
+      <w:rPr>
+        <w:rFonts w:hint="default"/>
+      </w:rPr>
+    </w:lvl>
+    <w:lvl w:ilvl="1" w:tplc="FFFFFFFF" w:tentative="1">
+      <w:start w:val="1"/>
+      <w:numFmt w:val="lowerLetter"/>
+      <w:lvlText w:val="%2."/>
+      <w:lvlJc w:val="left"/>
+      <w:pPr>
+        <w:ind w:left="1440" w:hanging="360"/>
+      </w:pPr>
+    </w:lvl>
+    <w:lvl w:ilvl="2" w:tplc="FFFFFFFF" w:tentative="1">
+      <w:start w:val="1"/>
+      <w:numFmt w:val="lowerRoman"/>
+      <w:lvlText w:val="%3."/>
+      <w:lvlJc w:val="right"/>
+      <w:pPr>
+        <w:ind w:left="2160" w:hanging="180"/>
+      </w:pPr>
+    </w:lvl>
+    <w:lvl w:ilvl="3" w:tplc="FFFFFFFF" w:tentative="1">
+      <w:start w:val="1"/>
+      <w:numFmt w:val="decimal"/>
+      <w:lvlText w:val="%4."/>
+      <w:lvlJc w:val="left"/>
+      <w:pPr>
+        <w:ind w:left="2880" w:hanging="360"/>
+      </w:pPr>
+    </w:lvl>
+    <w:lvl w:ilvl="4" w:tplc="FFFFFFFF" w:tentative="1">
+      <w:start w:val="1"/>
+      <w:numFmt w:val="lowerLetter"/>
+      <w:lvlText w:val="%5."/>
+      <w:lvlJc w:val="left"/>
+      <w:pPr>
+        <w:ind w:left="3600" w:hanging="360"/>
+      </w:pPr>
+    </w:lvl>
+    <w:lvl w:ilvl="5" w:tplc="FFFFFFFF" w:tentative="1">
+      <w:start w:val="1"/>
+      <w:numFmt w:val="lowerRoman"/>
+      <w:lvlText w:val="%6."/>
+      <w:lvlJc w:val="right"/>
+      <w:pPr>
+        <w:ind w:left="4320" w:hanging="180"/>
+      </w:pPr>
+    </w:lvl>
+    <w:lvl w:ilvl="6" w:tplc="FFFFFFFF" w:tentative="1">
+      <w:start w:val="1"/>
+      <w:numFmt w:val="decimal"/>
+      <w:lvlText w:val="%7."/>
+      <w:lvlJc w:val="left"/>
+      <w:pPr>
+        <w:ind w:left="5040" w:hanging="360"/>
+      </w:pPr>
+    </w:lvl>
+    <w:lvl w:ilvl="7" w:tplc="FFFFFFFF" w:tentative="1">
+      <w:start w:val="1"/>
+      <w:numFmt w:val="lowerLetter"/>
+      <w:lvlText w:val="%8."/>
+      <w:lvlJc w:val="left"/>
+      <w:pPr>
+        <w:ind w:left="5760" w:hanging="360"/>
+      </w:pPr>
+    </w:lvl>
+    <w:lvl w:ilvl="8" w:tplc="FFFFFFFF" w:tentative="1">
+      <w:start w:val="1"/>
+      <w:numFmt w:val="lowerRoman"/>
+      <w:lvlText w:val="%9."/>
+      <w:lvlJc w:val="right"/>
+      <w:pPr>
+        <w:ind w:left="6480" w:hanging="180"/>
+      </w:pPr>
+    </w:lvl>
+  </w:abstractNum>
+  <w:abstractNum w:abstractNumId="29" w15:restartNumberingAfterBreak="0">
     <w:nsid w:val="6AF15F91"/>
     <w:multiLevelType w:val="multilevel"/>
     <w:tmpl w:val="2C76F452"/>
@@ -9746,7 +10253,7 @@
       </w:pPr>
     </w:lvl>
   </w:abstractNum>
-  <w:abstractNum w:abstractNumId="28" w15:restartNumberingAfterBreak="0">
+  <w:abstractNum w:abstractNumId="30" w15:restartNumberingAfterBreak="0">
     <w:nsid w:val="6F251B2D"/>
     <w:multiLevelType w:val="multilevel"/>
     <w:tmpl w:val="7EBC6776"/>
@@ -9887,7 +10394,7 @@
       </w:rPr>
     </w:lvl>
   </w:abstractNum>
-  <w:abstractNum w:abstractNumId="29" w15:restartNumberingAfterBreak="0">
+  <w:abstractNum w:abstractNumId="31" w15:restartNumberingAfterBreak="0">
     <w:nsid w:val="73AD7931"/>
     <w:multiLevelType w:val="multilevel"/>
     <w:tmpl w:val="3C4A7490"/>
@@ -10028,7 +10535,7 @@
       </w:rPr>
     </w:lvl>
   </w:abstractNum>
-  <w:abstractNum w:abstractNumId="30" w15:restartNumberingAfterBreak="0">
+  <w:abstractNum w:abstractNumId="32" w15:restartNumberingAfterBreak="0">
     <w:nsid w:val="7E29408D"/>
     <w:multiLevelType w:val="multilevel"/>
     <w:tmpl w:val="69E01906"/>
@@ -10181,37 +10688,37 @@
     <w:abstractNumId w:val="1"/>
   </w:num>
   <w:num w:numId="2" w16cid:durableId="1331175956">
-    <w:abstractNumId w:val="17"/>
+    <w:abstractNumId w:val="18"/>
   </w:num>
   <w:num w:numId="3" w16cid:durableId="1257636249">
-    <w:abstractNumId w:val="13"/>
+    <w:abstractNumId w:val="14"/>
   </w:num>
   <w:num w:numId="4" w16cid:durableId="408314001">
     <w:abstractNumId w:val="5"/>
   </w:num>
   <w:num w:numId="5" w16cid:durableId="1703941240">
-    <w:abstractNumId w:val="19"/>
+    <w:abstractNumId w:val="20"/>
   </w:num>
   <w:num w:numId="6" w16cid:durableId="1334989190">
-    <w:abstractNumId w:val="24"/>
+    <w:abstractNumId w:val="25"/>
   </w:num>
   <w:num w:numId="7" w16cid:durableId="1255898510">
-    <w:abstractNumId w:val="7"/>
+    <w:abstractNumId w:val="8"/>
   </w:num>
   <w:num w:numId="8" w16cid:durableId="1460102366">
     <w:abstractNumId w:val="2"/>
   </w:num>
   <w:num w:numId="9" w16cid:durableId="671953958">
+    <w:abstractNumId w:val="16"/>
+  </w:num>
+  <w:num w:numId="10" w16cid:durableId="1593662892">
     <w:abstractNumId w:val="15"/>
   </w:num>
-  <w:num w:numId="10" w16cid:durableId="1593662892">
-    <w:abstractNumId w:val="14"/>
-  </w:num>
   <w:num w:numId="11" w16cid:durableId="1057044931">
-    <w:abstractNumId w:val="27"/>
+    <w:abstractNumId w:val="29"/>
   </w:num>
   <w:num w:numId="12" w16cid:durableId="1435515847">
-    <w:abstractNumId w:val="22"/>
+    <w:abstractNumId w:val="23"/>
   </w:num>
   <w:num w:numId="13" w16cid:durableId="1157965518">
     <w:abstractNumId w:val="4"/>
@@ -10220,55 +10727,61 @@
     <w:abstractNumId w:val="3"/>
   </w:num>
   <w:num w:numId="15" w16cid:durableId="228931258">
-    <w:abstractNumId w:val="8"/>
+    <w:abstractNumId w:val="9"/>
   </w:num>
   <w:num w:numId="16" w16cid:durableId="1478036726">
-    <w:abstractNumId w:val="9"/>
+    <w:abstractNumId w:val="10"/>
   </w:num>
   <w:num w:numId="17" w16cid:durableId="589892491">
-    <w:abstractNumId w:val="6"/>
+    <w:abstractNumId w:val="7"/>
   </w:num>
   <w:num w:numId="18" w16cid:durableId="131211839">
-    <w:abstractNumId w:val="10"/>
+    <w:abstractNumId w:val="11"/>
   </w:num>
   <w:num w:numId="19" w16cid:durableId="1804425994">
-    <w:abstractNumId w:val="20"/>
+    <w:abstractNumId w:val="21"/>
   </w:num>
   <w:num w:numId="20" w16cid:durableId="1447506218">
-    <w:abstractNumId w:val="11"/>
+    <w:abstractNumId w:val="12"/>
   </w:num>
   <w:num w:numId="21" w16cid:durableId="1397431525">
-    <w:abstractNumId w:val="12"/>
+    <w:abstractNumId w:val="13"/>
   </w:num>
   <w:num w:numId="22" w16cid:durableId="594824907">
-    <w:abstractNumId w:val="29"/>
+    <w:abstractNumId w:val="31"/>
   </w:num>
   <w:num w:numId="23" w16cid:durableId="343017324">
-    <w:abstractNumId w:val="25"/>
+    <w:abstractNumId w:val="26"/>
   </w:num>
   <w:num w:numId="24" w16cid:durableId="576938850">
-    <w:abstractNumId w:val="18"/>
+    <w:abstractNumId w:val="19"/>
   </w:num>
   <w:num w:numId="25" w16cid:durableId="1086801254">
-    <w:abstractNumId w:val="23"/>
+    <w:abstractNumId w:val="24"/>
   </w:num>
   <w:num w:numId="26" w16cid:durableId="173150585">
-    <w:abstractNumId w:val="21"/>
+    <w:abstractNumId w:val="22"/>
   </w:num>
   <w:num w:numId="27" w16cid:durableId="1520777702">
-    <w:abstractNumId w:val="28"/>
+    <w:abstractNumId w:val="30"/>
   </w:num>
   <w:num w:numId="28" w16cid:durableId="1103653551">
-    <w:abstractNumId w:val="30"/>
+    <w:abstractNumId w:val="32"/>
   </w:num>
   <w:num w:numId="29" w16cid:durableId="1863283807">
     <w:abstractNumId w:val="0"/>
   </w:num>
   <w:num w:numId="30" w16cid:durableId="1814642439">
-    <w:abstractNumId w:val="26"/>
+    <w:abstractNumId w:val="27"/>
   </w:num>
   <w:num w:numId="31" w16cid:durableId="881673094">
-    <w:abstractNumId w:val="16"/>
+    <w:abstractNumId w:val="17"/>
+  </w:num>
+  <w:num w:numId="32" w16cid:durableId="1578587376">
+    <w:abstractNumId w:val="6"/>
+  </w:num>
+  <w:num w:numId="33" w16cid:durableId="781654463">
+    <w:abstractNumId w:val="28"/>
   </w:num>
 </w:numbering>
 </file>
@@ -10666,6 +11179,7 @@
   <w:style w:type="paragraph" w:default="1" w:styleId="Normal">
     <w:name w:val="Normal"/>
     <w:qFormat/>
+    <w:rsid w:val="00823F21"/>
     <w:pPr>
       <w:spacing w:after="160" w:line="259" w:lineRule="auto"/>
     </w:pPr>
